--- a/4.质量管理/1.流程制度规范类文件/040105-客户投诉应对及处理管理规定.docx
+++ b/4.质量管理/1.流程制度规范类文件/040105-客户投诉应对及处理管理规定.docx
@@ -1,11 +1,10 @@
 
 <file path=word/document.xml><?xml version="1.0" encoding="utf-8"?>
-<w:document xmlns:wpc="http://schemas.microsoft.com/office/word/2010/wordprocessingCanvas" xmlns:mc="http://schemas.openxmlformats.org/markup-compatibility/2006" xmlns:o="urn:schemas-microsoft-com:office:office" xmlns:r="http://schemas.openxmlformats.org/officeDocument/2006/relationships" xmlns:m="http://schemas.openxmlformats.org/officeDocument/2006/math" xmlns:v="urn:schemas-microsoft-com:vml" xmlns:wp14="http://schemas.microsoft.com/office/word/2010/wordprocessingDrawing" xmlns:wp="http://schemas.openxmlformats.org/drawingml/2006/wordprocessingDrawing" xmlns:w10="urn:schemas-microsoft-com:office:word" xmlns:w="http://schemas.openxmlformats.org/wordprocessingml/2006/main" xmlns:w14="http://schemas.microsoft.com/office/word/2010/wordml" xmlns:w15="http://schemas.microsoft.com/office/word/2012/wordml" xmlns:wne="http://schemas.microsoft.com/office/word/2006/wordml" xmlns:wpg="http://schemas.microsoft.com/office/word/2010/wordprocessingGroup" xmlns:wpi="http://schemas.microsoft.com/office/word/2010/wordprocessingInk" xmlns:wps="http://schemas.microsoft.com/office/word/2010/wordprocessingShape" mc:Ignorable="w14 w15 wp14">
-  <!-- Generated by Aspose.Words for .NET 13.3.0.1 -->
+<w:document xmlns:wpc="http://schemas.microsoft.com/office/word/2010/wordprocessingCanvas" xmlns:mc="http://schemas.openxmlformats.org/markup-compatibility/2006" xmlns:o="urn:schemas-microsoft-com:office:office" xmlns:r="http://schemas.openxmlformats.org/officeDocument/2006/relationships" xmlns:m="http://schemas.openxmlformats.org/officeDocument/2006/math" xmlns:v="urn:schemas-microsoft-com:vml" xmlns:wp14="http://schemas.microsoft.com/office/word/2010/wordprocessingDrawing" xmlns:wp="http://schemas.openxmlformats.org/drawingml/2006/wordprocessingDrawing" xmlns:w="http://schemas.openxmlformats.org/wordprocessingml/2006/main" xmlns:w14="http://schemas.microsoft.com/office/word/2010/wordml" xmlns:w10="urn:schemas-microsoft-com:office:word" xmlns:w15="http://schemas.microsoft.com/office/word/2012/wordml" xmlns:wpg="http://schemas.microsoft.com/office/word/2010/wordprocessingGroup" xmlns:wpi="http://schemas.microsoft.com/office/word/2010/wordprocessingInk" xmlns:wne="http://schemas.microsoft.com/office/word/2006/wordml" xmlns:wps="http://schemas.microsoft.com/office/word/2010/wordprocessingShape" xmlns:wpsCustomData="http://www.wps.cn/officeDocument/2013/wpsCustomData" mc:Ignorable="w14 w15 wp14">
   <w:body>
     <w:p>
       <w:pPr>
-        <w:pStyle w:val="a1"/>
+        <w:pStyle w:val="31"/>
         <w:keepNext w:val="0"/>
         <w:keepLines w:val="0"/>
         <w:pageBreakBefore w:val="0"/>
@@ -21,13 +20,10 @@
         <w:snapToGrid w:val="0"/>
         <w:textAlignment w:val="baseline"/>
       </w:pPr>
-      <w:bookmarkStart w:id="0" w:name="_Toc22014"/>
-      <w:bookmarkStart w:id="1" w:name="_GoBack"/>
-      <w:bookmarkEnd w:id="1"/>
     </w:p>
     <w:p>
       <w:pPr>
-        <w:pStyle w:val="a1"/>
+        <w:pStyle w:val="31"/>
         <w:keepNext w:val="0"/>
         <w:keepLines w:val="0"/>
         <w:pageBreakBefore w:val="0"/>
@@ -43,6 +39,7 @@
         <w:snapToGrid w:val="0"/>
         <w:textAlignment w:val="baseline"/>
       </w:pPr>
+      <w:bookmarkStart w:id="0" w:name="_Toc3765"/>
       <w:r>
         <w:t>客户投诉应对及处理管理规定</w:t>
       </w:r>
@@ -50,7 +47,7 @@
     </w:p>
     <w:p>
       <w:pPr>
-        <w:pStyle w:val="BodyText"/>
+        <w:pStyle w:val="12"/>
         <w:keepNext w:val="0"/>
         <w:keepLines w:val="0"/>
         <w:pageBreakBefore w:val="0"/>
@@ -70,7 +67,7 @@
     </w:p>
     <w:p>
       <w:pPr>
-        <w:pStyle w:val="a2"/>
+        <w:pStyle w:val="32"/>
         <w:keepNext w:val="0"/>
         <w:keepLines w:val="0"/>
         <w:pageBreakBefore w:val="0"/>
@@ -86,11 +83,11 @@
         <w:snapToGrid w:val="0"/>
         <w:textAlignment w:val="baseline"/>
       </w:pPr>
-      <w:bookmarkStart w:id="2" w:name="_Toc30672"/>
+      <w:bookmarkStart w:id="1" w:name="_Toc9552"/>
       <w:r>
         <w:t>江苏云储智能科技有限公司</w:t>
       </w:r>
-      <w:bookmarkEnd w:id="2"/>
+      <w:bookmarkEnd w:id="1"/>
     </w:p>
     <w:p>
       <w:pPr>
@@ -111,14 +108,14 @@
         <w:ind w:left="2925"/>
         <w:textAlignment w:val="baseline"/>
         <w:rPr>
-          <w:rFonts w:ascii="宋体" w:eastAsia="宋体" w:hAnsi="宋体" w:cs="宋体"/>
+          <w:rFonts w:ascii="宋体" w:hAnsi="宋体" w:eastAsia="宋体" w:cs="宋体"/>
           <w:sz w:val="36"/>
           <w:szCs w:val="36"/>
         </w:rPr>
       </w:pPr>
       <w:r>
         <w:rPr>
-          <w:rFonts w:ascii="宋体" w:eastAsia="宋体" w:hAnsi="宋体" w:cs="宋体"/>
+          <w:rFonts w:ascii="宋体" w:hAnsi="宋体" w:eastAsia="宋体" w:cs="宋体"/>
           <w:spacing w:val="-11"/>
           <w:sz w:val="36"/>
           <w:szCs w:val="36"/>
@@ -144,14 +141,14 @@
         <w:spacing w:line="220" w:lineRule="auto"/>
         <w:textAlignment w:val="baseline"/>
         <w:rPr>
-          <w:rFonts w:ascii="宋体" w:eastAsia="宋体" w:hAnsi="宋体" w:cs="宋体"/>
+          <w:rFonts w:ascii="宋体" w:hAnsi="宋体" w:eastAsia="宋体" w:cs="宋体"/>
           <w:sz w:val="36"/>
           <w:szCs w:val="36"/>
         </w:rPr>
         <w:sectPr>
           <w:pgSz w:w="11906" w:h="16839"/>
           <w:pgMar w:top="1431" w:right="1785" w:bottom="0" w:left="1785" w:header="0" w:footer="0" w:gutter="0"/>
-          <w:cols w:num="1" w:space="720"/>
+          <w:cols w:space="720" w:num="1"/>
         </w:sectPr>
       </w:pPr>
     </w:p>
@@ -175,35 +172,35 @@
         <w:textAlignment w:val="baseline"/>
         <w:outlineLvl w:val="0"/>
         <w:rPr>
-          <w:rFonts w:ascii="宋体" w:eastAsia="宋体" w:hAnsi="宋体" w:cs="宋体"/>
+          <w:rFonts w:ascii="宋体" w:hAnsi="宋体" w:eastAsia="宋体" w:cs="宋体"/>
           <w:sz w:val="28"/>
           <w:szCs w:val="28"/>
         </w:rPr>
       </w:pPr>
-      <w:bookmarkStart w:id="3" w:name="_Toc17113"/>
+      <w:bookmarkStart w:id="2" w:name="_Toc1884"/>
       <w:r>
         <w:rPr>
-          <w:rFonts w:ascii="宋体" w:eastAsia="宋体" w:hAnsi="宋体" w:cs="宋体"/>
+          <w:rFonts w:ascii="宋体" w:hAnsi="宋体" w:eastAsia="宋体" w:cs="宋体"/>
           <w:spacing w:val="-3"/>
           <w:sz w:val="28"/>
           <w:szCs w:val="28"/>
         </w:rPr>
         <w:t>文档信息</w:t>
       </w:r>
-      <w:bookmarkEnd w:id="3"/>
+      <w:bookmarkEnd w:id="2"/>
     </w:p>
     <w:tbl>
       <w:tblPr>
-        <w:tblStyle w:val="TableNormal0"/>
+        <w:tblStyle w:val="24"/>
         <w:tblW w:w="9072" w:type="dxa"/>
         <w:tblInd w:w="5" w:type="dxa"/>
         <w:tblBorders>
-          <w:top w:val="single" w:sz="4" w:space="0" w:color="000000"/>
-          <w:left w:val="single" w:sz="4" w:space="0" w:color="000000"/>
-          <w:bottom w:val="single" w:sz="4" w:space="0" w:color="000000"/>
-          <w:right w:val="single" w:sz="4" w:space="0" w:color="000000"/>
-          <w:insideH w:val="single" w:sz="4" w:space="0" w:color="000000"/>
-          <w:insideV w:val="single" w:sz="4" w:space="0" w:color="000000"/>
+          <w:top w:val="single" w:color="000000" w:sz="4" w:space="0"/>
+          <w:left w:val="single" w:color="000000" w:sz="4" w:space="0"/>
+          <w:bottom w:val="single" w:color="000000" w:sz="4" w:space="0"/>
+          <w:right w:val="single" w:color="000000" w:sz="4" w:space="0"/>
+          <w:insideH w:val="single" w:color="000000" w:sz="4" w:space="0"/>
+          <w:insideV w:val="single" w:color="000000" w:sz="4" w:space="0"/>
         </w:tblBorders>
         <w:tblLayout w:type="fixed"/>
         <w:tblCellMar>
@@ -222,17 +219,14 @@
       </w:tblGrid>
       <w:tr>
         <w:tblPrEx>
-          <w:tblW w:w="9072" w:type="dxa"/>
-          <w:tblInd w:w="5" w:type="dxa"/>
           <w:tblBorders>
-            <w:top w:val="single" w:sz="4" w:space="0" w:color="000000"/>
-            <w:left w:val="single" w:sz="4" w:space="0" w:color="000000"/>
-            <w:bottom w:val="single" w:sz="4" w:space="0" w:color="000000"/>
-            <w:right w:val="single" w:sz="4" w:space="0" w:color="000000"/>
-            <w:insideH w:val="single" w:sz="4" w:space="0" w:color="000000"/>
-            <w:insideV w:val="single" w:sz="4" w:space="0" w:color="000000"/>
+            <w:top w:val="single" w:color="000000" w:sz="4" w:space="0"/>
+            <w:left w:val="single" w:color="000000" w:sz="4" w:space="0"/>
+            <w:bottom w:val="single" w:color="000000" w:sz="4" w:space="0"/>
+            <w:right w:val="single" w:color="000000" w:sz="4" w:space="0"/>
+            <w:insideH w:val="single" w:color="000000" w:sz="4" w:space="0"/>
+            <w:insideV w:val="single" w:color="000000" w:sz="4" w:space="0"/>
           </w:tblBorders>
-          <w:tblLayout w:type="fixed"/>
           <w:tblCellMar>
             <w:top w:w="0" w:type="dxa"/>
             <w:left w:w="0" w:type="dxa"/>
@@ -241,7 +235,7 @@
           </w:tblCellMar>
         </w:tblPrEx>
         <w:trPr>
-          <w:trHeight w:val="611"/>
+          <w:trHeight w:val="611" w:hRule="atLeast"/>
         </w:trPr>
         <w:tc>
           <w:tcPr>
@@ -266,14 +260,14 @@
               <w:ind w:left="207"/>
               <w:textAlignment w:val="baseline"/>
               <w:rPr>
-                <w:rFonts w:ascii="宋体" w:eastAsia="宋体" w:hAnsi="宋体" w:cs="宋体"/>
+                <w:rFonts w:ascii="宋体" w:hAnsi="宋体" w:eastAsia="宋体" w:cs="宋体"/>
                 <w:sz w:val="24"/>
                 <w:szCs w:val="24"/>
               </w:rPr>
             </w:pPr>
             <w:r>
               <w:rPr>
-                <w:rFonts w:ascii="宋体" w:eastAsia="宋体" w:hAnsi="宋体" w:cs="宋体"/>
+                <w:rFonts w:ascii="宋体" w:hAnsi="宋体" w:eastAsia="宋体" w:cs="宋体"/>
                 <w:spacing w:val="-2"/>
                 <w:sz w:val="24"/>
                 <w:szCs w:val="24"/>
@@ -306,14 +300,14 @@
               <w:ind w:left="111"/>
               <w:textAlignment w:val="baseline"/>
               <w:rPr>
-                <w:rFonts w:ascii="宋体" w:eastAsia="宋体" w:hAnsi="宋体" w:cs="宋体"/>
+                <w:rFonts w:ascii="宋体" w:hAnsi="宋体" w:eastAsia="宋体" w:cs="宋体"/>
                 <w:sz w:val="24"/>
                 <w:szCs w:val="24"/>
               </w:rPr>
             </w:pPr>
             <w:r>
               <w:rPr>
-                <w:rFonts w:ascii="宋体" w:eastAsia="宋体" w:hAnsi="宋体" w:cs="宋体"/>
+                <w:rFonts w:ascii="宋体" w:hAnsi="宋体" w:eastAsia="宋体" w:cs="宋体"/>
                 <w:sz w:val="24"/>
                 <w:szCs w:val="24"/>
               </w:rPr>
@@ -321,7 +315,7 @@
             </w:r>
             <w:r>
               <w:rPr>
-                <w:rFonts w:ascii="宋体" w:eastAsia="宋体" w:hAnsi="宋体" w:cs="宋体"/>
+                <w:rFonts w:ascii="宋体" w:hAnsi="宋体" w:eastAsia="宋体" w:cs="宋体"/>
                 <w:spacing w:val="-1"/>
                 <w:sz w:val="24"/>
                 <w:szCs w:val="24"/>
@@ -333,9 +327,14 @@
       </w:tr>
       <w:tr>
         <w:tblPrEx>
-          <w:tblW w:w="9072" w:type="dxa"/>
-          <w:tblInd w:w="5" w:type="dxa"/>
-          <w:tblLayout w:type="fixed"/>
+          <w:tblBorders>
+            <w:top w:val="single" w:color="000000" w:sz="4" w:space="0"/>
+            <w:left w:val="single" w:color="000000" w:sz="4" w:space="0"/>
+            <w:bottom w:val="single" w:color="000000" w:sz="4" w:space="0"/>
+            <w:right w:val="single" w:color="000000" w:sz="4" w:space="0"/>
+            <w:insideH w:val="single" w:color="000000" w:sz="4" w:space="0"/>
+            <w:insideV w:val="single" w:color="000000" w:sz="4" w:space="0"/>
+          </w:tblBorders>
           <w:tblCellMar>
             <w:top w:w="0" w:type="dxa"/>
             <w:left w:w="0" w:type="dxa"/>
@@ -344,7 +343,7 @@
           </w:tblCellMar>
         </w:tblPrEx>
         <w:trPr>
-          <w:trHeight w:val="607"/>
+          <w:trHeight w:val="607" w:hRule="atLeast"/>
         </w:trPr>
         <w:tc>
           <w:tcPr>
@@ -369,14 +368,14 @@
               <w:ind w:left="447"/>
               <w:textAlignment w:val="baseline"/>
               <w:rPr>
-                <w:rFonts w:ascii="宋体" w:eastAsia="宋体" w:hAnsi="宋体" w:cs="宋体"/>
+                <w:rFonts w:ascii="宋体" w:hAnsi="宋体" w:eastAsia="宋体" w:cs="宋体"/>
                 <w:sz w:val="24"/>
                 <w:szCs w:val="24"/>
               </w:rPr>
             </w:pPr>
             <w:r>
               <w:rPr>
-                <w:rFonts w:ascii="宋体" w:eastAsia="宋体" w:hAnsi="宋体" w:cs="宋体"/>
+                <w:rFonts w:ascii="宋体" w:hAnsi="宋体" w:eastAsia="宋体" w:cs="宋体"/>
                 <w:spacing w:val="-3"/>
                 <w:sz w:val="24"/>
                 <w:szCs w:val="24"/>
@@ -409,14 +408,14 @@
               <w:ind w:left="109"/>
               <w:textAlignment w:val="baseline"/>
               <w:rPr>
-                <w:rFonts w:ascii="宋体" w:eastAsia="宋体" w:hAnsi="宋体" w:cs="宋体"/>
+                <w:rFonts w:ascii="宋体" w:hAnsi="宋体" w:eastAsia="宋体" w:cs="宋体"/>
                 <w:sz w:val="24"/>
                 <w:szCs w:val="24"/>
               </w:rPr>
             </w:pPr>
             <w:r>
               <w:rPr>
-                <w:rFonts w:ascii="宋体" w:eastAsia="宋体" w:hAnsi="宋体" w:cs="宋体"/>
+                <w:rFonts w:ascii="宋体" w:hAnsi="宋体" w:eastAsia="宋体" w:cs="宋体"/>
                 <w:spacing w:val="-1"/>
                 <w:sz w:val="24"/>
                 <w:szCs w:val="24"/>
@@ -428,9 +427,14 @@
       </w:tr>
       <w:tr>
         <w:tblPrEx>
-          <w:tblW w:w="9072" w:type="dxa"/>
-          <w:tblInd w:w="5" w:type="dxa"/>
-          <w:tblLayout w:type="fixed"/>
+          <w:tblBorders>
+            <w:top w:val="single" w:color="000000" w:sz="4" w:space="0"/>
+            <w:left w:val="single" w:color="000000" w:sz="4" w:space="0"/>
+            <w:bottom w:val="single" w:color="000000" w:sz="4" w:space="0"/>
+            <w:right w:val="single" w:color="000000" w:sz="4" w:space="0"/>
+            <w:insideH w:val="single" w:color="000000" w:sz="4" w:space="0"/>
+            <w:insideV w:val="single" w:color="000000" w:sz="4" w:space="0"/>
+          </w:tblBorders>
           <w:tblCellMar>
             <w:top w:w="0" w:type="dxa"/>
             <w:left w:w="0" w:type="dxa"/>
@@ -439,7 +443,7 @@
           </w:tblCellMar>
         </w:tblPrEx>
         <w:trPr>
-          <w:trHeight w:val="607"/>
+          <w:trHeight w:val="607" w:hRule="atLeast"/>
         </w:trPr>
         <w:tc>
           <w:tcPr>
@@ -464,14 +468,14 @@
               <w:ind w:left="447"/>
               <w:textAlignment w:val="baseline"/>
               <w:rPr>
-                <w:rFonts w:ascii="宋体" w:eastAsia="宋体" w:hAnsi="宋体" w:cs="宋体"/>
+                <w:rFonts w:ascii="宋体" w:hAnsi="宋体" w:eastAsia="宋体" w:cs="宋体"/>
                 <w:sz w:val="24"/>
                 <w:szCs w:val="24"/>
               </w:rPr>
             </w:pPr>
             <w:r>
               <w:rPr>
-                <w:rFonts w:ascii="宋体" w:eastAsia="宋体" w:hAnsi="宋体" w:cs="宋体"/>
+                <w:rFonts w:ascii="宋体" w:hAnsi="宋体" w:eastAsia="宋体" w:cs="宋体"/>
                 <w:spacing w:val="-3"/>
                 <w:sz w:val="24"/>
                 <w:szCs w:val="24"/>
@@ -503,14 +507,14 @@
               <w:ind w:left="229"/>
               <w:textAlignment w:val="baseline"/>
               <w:rPr>
-                <w:rFonts w:ascii="宋体" w:eastAsia="宋体" w:hAnsi="宋体" w:cs="宋体"/>
+                <w:rFonts w:ascii="宋体" w:hAnsi="宋体" w:eastAsia="宋体" w:cs="宋体"/>
                 <w:sz w:val="24"/>
                 <w:szCs w:val="24"/>
               </w:rPr>
             </w:pPr>
             <w:r>
               <w:rPr>
-                <w:rFonts w:ascii="宋体" w:eastAsia="宋体" w:hAnsi="宋体" w:cs="宋体"/>
+                <w:rFonts w:ascii="宋体" w:hAnsi="宋体" w:eastAsia="宋体" w:cs="宋体"/>
                 <w:spacing w:val="-2"/>
                 <w:sz w:val="24"/>
                 <w:szCs w:val="24"/>
@@ -542,14 +546,14 @@
               <w:ind w:left="676"/>
               <w:textAlignment w:val="baseline"/>
               <w:rPr>
-                <w:rFonts w:ascii="宋体" w:eastAsia="宋体" w:hAnsi="宋体" w:cs="宋体"/>
+                <w:rFonts w:ascii="宋体" w:hAnsi="宋体" w:eastAsia="宋体" w:cs="宋体"/>
                 <w:sz w:val="24"/>
                 <w:szCs w:val="24"/>
               </w:rPr>
             </w:pPr>
             <w:r>
               <w:rPr>
-                <w:rFonts w:ascii="宋体" w:eastAsia="宋体" w:hAnsi="宋体" w:cs="宋体"/>
+                <w:rFonts w:ascii="宋体" w:hAnsi="宋体" w:eastAsia="宋体" w:cs="宋体"/>
                 <w:spacing w:val="-2"/>
                 <w:sz w:val="24"/>
                 <w:szCs w:val="24"/>
@@ -581,14 +585,14 @@
               <w:ind w:left="545"/>
               <w:textAlignment w:val="baseline"/>
               <w:rPr>
-                <w:rFonts w:ascii="宋体" w:eastAsia="宋体" w:hAnsi="宋体" w:cs="宋体"/>
+                <w:rFonts w:ascii="宋体" w:hAnsi="宋体" w:eastAsia="宋体" w:cs="宋体"/>
                 <w:sz w:val="24"/>
                 <w:szCs w:val="24"/>
               </w:rPr>
             </w:pPr>
             <w:r>
               <w:rPr>
-                <w:rFonts w:ascii="宋体" w:eastAsia="宋体" w:hAnsi="宋体" w:cs="宋体"/>
+                <w:rFonts w:ascii="宋体" w:hAnsi="宋体" w:eastAsia="宋体" w:cs="宋体"/>
                 <w:spacing w:val="-3"/>
                 <w:sz w:val="24"/>
                 <w:szCs w:val="24"/>
@@ -620,14 +624,14 @@
               <w:ind w:left="754"/>
               <w:textAlignment w:val="baseline"/>
               <w:rPr>
-                <w:rFonts w:ascii="宋体" w:eastAsia="宋体" w:hAnsi="宋体" w:cs="宋体"/>
+                <w:rFonts w:ascii="宋体" w:hAnsi="宋体" w:eastAsia="宋体" w:cs="宋体"/>
                 <w:sz w:val="24"/>
                 <w:szCs w:val="24"/>
               </w:rPr>
             </w:pPr>
             <w:r>
               <w:rPr>
-                <w:rFonts w:ascii="宋体" w:eastAsia="宋体" w:hAnsi="宋体" w:cs="宋体"/>
+                <w:rFonts w:ascii="宋体" w:hAnsi="宋体" w:eastAsia="宋体" w:cs="宋体"/>
                 <w:spacing w:val="-6"/>
                 <w:sz w:val="24"/>
                 <w:szCs w:val="24"/>
@@ -639,9 +643,14 @@
       </w:tr>
       <w:tr>
         <w:tblPrEx>
-          <w:tblW w:w="9072" w:type="dxa"/>
-          <w:tblInd w:w="5" w:type="dxa"/>
-          <w:tblLayout w:type="fixed"/>
+          <w:tblBorders>
+            <w:top w:val="single" w:color="000000" w:sz="4" w:space="0"/>
+            <w:left w:val="single" w:color="000000" w:sz="4" w:space="0"/>
+            <w:bottom w:val="single" w:color="000000" w:sz="4" w:space="0"/>
+            <w:right w:val="single" w:color="000000" w:sz="4" w:space="0"/>
+            <w:insideH w:val="single" w:color="000000" w:sz="4" w:space="0"/>
+            <w:insideV w:val="single" w:color="000000" w:sz="4" w:space="0"/>
+          </w:tblBorders>
           <w:tblCellMar>
             <w:top w:w="0" w:type="dxa"/>
             <w:left w:w="0" w:type="dxa"/>
@@ -650,7 +659,7 @@
           </w:tblCellMar>
         </w:tblPrEx>
         <w:trPr>
-          <w:trHeight w:val="474"/>
+          <w:trHeight w:val="474" w:hRule="atLeast"/>
         </w:trPr>
         <w:tc>
           <w:tcPr>
@@ -675,14 +684,14 @@
               <w:ind w:left="709"/>
               <w:textAlignment w:val="baseline"/>
               <w:rPr>
-                <w:rFonts w:ascii="宋体" w:eastAsia="宋体" w:hAnsi="宋体" w:cs="宋体"/>
+                <w:rFonts w:ascii="宋体" w:hAnsi="宋体" w:eastAsia="宋体" w:cs="宋体"/>
                 <w:sz w:val="21"/>
                 <w:szCs w:val="21"/>
               </w:rPr>
             </w:pPr>
             <w:r>
               <w:rPr>
-                <w:rFonts w:ascii="宋体" w:eastAsia="宋体" w:hAnsi="宋体" w:cs="宋体"/>
+                <w:rFonts w:ascii="宋体" w:hAnsi="宋体" w:eastAsia="宋体" w:cs="宋体"/>
                 <w:spacing w:val="-1"/>
                 <w:sz w:val="21"/>
                 <w:szCs w:val="21"/>
@@ -714,14 +723,14 @@
               <w:ind w:left="290"/>
               <w:textAlignment w:val="baseline"/>
               <w:rPr>
-                <w:rFonts w:ascii="宋体" w:eastAsia="宋体" w:hAnsi="宋体" w:cs="宋体"/>
+                <w:rFonts w:ascii="宋体" w:hAnsi="宋体" w:eastAsia="宋体" w:cs="宋体"/>
                 <w:sz w:val="21"/>
                 <w:szCs w:val="21"/>
               </w:rPr>
             </w:pPr>
             <w:r>
               <w:rPr>
-                <w:rFonts w:ascii="宋体" w:eastAsia="宋体" w:hAnsi="宋体" w:cs="宋体"/>
+                <w:rFonts w:ascii="宋体" w:hAnsi="宋体" w:eastAsia="宋体" w:cs="宋体"/>
                 <w:spacing w:val="-2"/>
                 <w:sz w:val="21"/>
                 <w:szCs w:val="21"/>
@@ -753,14 +762,14 @@
               <w:ind w:left="738"/>
               <w:textAlignment w:val="baseline"/>
               <w:rPr>
-                <w:rFonts w:ascii="宋体" w:eastAsia="宋体" w:hAnsi="宋体" w:cs="宋体"/>
+                <w:rFonts w:ascii="宋体" w:hAnsi="宋体" w:eastAsia="宋体" w:cs="宋体"/>
                 <w:sz w:val="21"/>
                 <w:szCs w:val="21"/>
               </w:rPr>
             </w:pPr>
             <w:r>
               <w:rPr>
-                <w:rFonts w:ascii="宋体" w:eastAsia="宋体" w:hAnsi="宋体" w:cs="宋体"/>
+                <w:rFonts w:ascii="宋体" w:hAnsi="宋体" w:eastAsia="宋体" w:cs="宋体"/>
                 <w:spacing w:val="-3"/>
                 <w:sz w:val="21"/>
                 <w:szCs w:val="21"/>
@@ -792,7 +801,7 @@
               <w:ind w:left="470"/>
               <w:textAlignment w:val="baseline"/>
               <w:rPr>
-                <w:rFonts w:ascii="宋体" w:eastAsia="宋体" w:hAnsi="宋体" w:cs="宋体" w:hint="eastAsia"/>
+                <w:rFonts w:hint="eastAsia" w:ascii="宋体" w:hAnsi="宋体" w:eastAsia="宋体" w:cs="宋体"/>
                 <w:sz w:val="21"/>
                 <w:szCs w:val="21"/>
                 <w:lang w:val="en-US" w:eastAsia="zh-CN"/>
@@ -800,7 +809,7 @@
             </w:pPr>
             <w:r>
               <w:rPr>
-                <w:rFonts w:ascii="宋体" w:eastAsia="宋体" w:hAnsi="宋体" w:cs="宋体" w:hint="eastAsia"/>
+                <w:rFonts w:hint="eastAsia" w:ascii="宋体" w:hAnsi="宋体" w:eastAsia="宋体" w:cs="宋体"/>
                 <w:sz w:val="21"/>
                 <w:szCs w:val="21"/>
                 <w:lang w:val="en-US" w:eastAsia="zh-CN"/>
@@ -832,7 +841,7 @@
               <w:ind w:left="676"/>
               <w:textAlignment w:val="baseline"/>
               <w:rPr>
-                <w:rFonts w:ascii="宋体" w:eastAsia="宋体" w:hAnsi="宋体" w:cs="宋体" w:hint="eastAsia"/>
+                <w:rFonts w:hint="eastAsia" w:ascii="宋体" w:hAnsi="宋体" w:eastAsia="宋体" w:cs="宋体"/>
                 <w:sz w:val="21"/>
                 <w:szCs w:val="21"/>
                 <w:lang w:val="en-US" w:eastAsia="zh-CN"/>
@@ -840,7 +849,7 @@
             </w:pPr>
             <w:r>
               <w:rPr>
-                <w:rFonts w:ascii="宋体" w:eastAsia="宋体" w:hAnsi="宋体" w:cs="宋体" w:hint="eastAsia"/>
+                <w:rFonts w:hint="eastAsia" w:ascii="宋体" w:hAnsi="宋体" w:eastAsia="宋体" w:cs="宋体"/>
                 <w:sz w:val="21"/>
                 <w:szCs w:val="21"/>
                 <w:lang w:val="en-US" w:eastAsia="zh-CN"/>
@@ -852,9 +861,14 @@
       </w:tr>
       <w:tr>
         <w:tblPrEx>
-          <w:tblW w:w="9072" w:type="dxa"/>
-          <w:tblInd w:w="5" w:type="dxa"/>
-          <w:tblLayout w:type="fixed"/>
+          <w:tblBorders>
+            <w:top w:val="single" w:color="000000" w:sz="4" w:space="0"/>
+            <w:left w:val="single" w:color="000000" w:sz="4" w:space="0"/>
+            <w:bottom w:val="single" w:color="000000" w:sz="4" w:space="0"/>
+            <w:right w:val="single" w:color="000000" w:sz="4" w:space="0"/>
+            <w:insideH w:val="single" w:color="000000" w:sz="4" w:space="0"/>
+            <w:insideV w:val="single" w:color="000000" w:sz="4" w:space="0"/>
+          </w:tblBorders>
           <w:tblCellMar>
             <w:top w:w="0" w:type="dxa"/>
             <w:left w:w="0" w:type="dxa"/>
@@ -863,7 +877,7 @@
           </w:tblCellMar>
         </w:tblPrEx>
         <w:trPr>
-          <w:trHeight w:val="474"/>
+          <w:trHeight w:val="474" w:hRule="atLeast"/>
         </w:trPr>
         <w:tc>
           <w:tcPr>
@@ -871,7 +885,7 @@
           </w:tcPr>
           <w:p>
             <w:pPr>
-              <w:pStyle w:val="TableText"/>
+              <w:pStyle w:val="25"/>
               <w:keepNext w:val="0"/>
               <w:keepLines w:val="0"/>
               <w:pageBreakBefore w:val="0"/>
@@ -895,7 +909,7 @@
           </w:tcPr>
           <w:p>
             <w:pPr>
-              <w:pStyle w:val="TableText"/>
+              <w:pStyle w:val="25"/>
               <w:keepNext w:val="0"/>
               <w:keepLines w:val="0"/>
               <w:pageBreakBefore w:val="0"/>
@@ -919,7 +933,7 @@
           </w:tcPr>
           <w:p>
             <w:pPr>
-              <w:pStyle w:val="TableText"/>
+              <w:pStyle w:val="25"/>
               <w:keepNext w:val="0"/>
               <w:keepLines w:val="0"/>
               <w:pageBreakBefore w:val="0"/>
@@ -943,7 +957,7 @@
           </w:tcPr>
           <w:p>
             <w:pPr>
-              <w:pStyle w:val="TableText"/>
+              <w:pStyle w:val="25"/>
               <w:keepNext w:val="0"/>
               <w:keepLines w:val="0"/>
               <w:pageBreakBefore w:val="0"/>
@@ -967,7 +981,7 @@
           </w:tcPr>
           <w:p>
             <w:pPr>
-              <w:pStyle w:val="TableText"/>
+              <w:pStyle w:val="25"/>
               <w:keepNext w:val="0"/>
               <w:keepLines w:val="0"/>
               <w:pageBreakBefore w:val="0"/>
@@ -988,9 +1002,14 @@
       </w:tr>
       <w:tr>
         <w:tblPrEx>
-          <w:tblW w:w="9072" w:type="dxa"/>
-          <w:tblInd w:w="5" w:type="dxa"/>
-          <w:tblLayout w:type="fixed"/>
+          <w:tblBorders>
+            <w:top w:val="single" w:color="000000" w:sz="4" w:space="0"/>
+            <w:left w:val="single" w:color="000000" w:sz="4" w:space="0"/>
+            <w:bottom w:val="single" w:color="000000" w:sz="4" w:space="0"/>
+            <w:right w:val="single" w:color="000000" w:sz="4" w:space="0"/>
+            <w:insideH w:val="single" w:color="000000" w:sz="4" w:space="0"/>
+            <w:insideV w:val="single" w:color="000000" w:sz="4" w:space="0"/>
+          </w:tblBorders>
           <w:tblCellMar>
             <w:top w:w="0" w:type="dxa"/>
             <w:left w:w="0" w:type="dxa"/>
@@ -999,7 +1018,7 @@
           </w:tblCellMar>
         </w:tblPrEx>
         <w:trPr>
-          <w:trHeight w:val="474"/>
+          <w:trHeight w:val="474" w:hRule="atLeast"/>
         </w:trPr>
         <w:tc>
           <w:tcPr>
@@ -1007,7 +1026,7 @@
           </w:tcPr>
           <w:p>
             <w:pPr>
-              <w:pStyle w:val="TableText"/>
+              <w:pStyle w:val="25"/>
               <w:keepNext w:val="0"/>
               <w:keepLines w:val="0"/>
               <w:pageBreakBefore w:val="0"/>
@@ -1031,7 +1050,7 @@
           </w:tcPr>
           <w:p>
             <w:pPr>
-              <w:pStyle w:val="TableText"/>
+              <w:pStyle w:val="25"/>
               <w:keepNext w:val="0"/>
               <w:keepLines w:val="0"/>
               <w:pageBreakBefore w:val="0"/>
@@ -1055,7 +1074,7 @@
           </w:tcPr>
           <w:p>
             <w:pPr>
-              <w:pStyle w:val="TableText"/>
+              <w:pStyle w:val="25"/>
               <w:keepNext w:val="0"/>
               <w:keepLines w:val="0"/>
               <w:pageBreakBefore w:val="0"/>
@@ -1079,7 +1098,7 @@
           </w:tcPr>
           <w:p>
             <w:pPr>
-              <w:pStyle w:val="TableText"/>
+              <w:pStyle w:val="25"/>
               <w:keepNext w:val="0"/>
               <w:keepLines w:val="0"/>
               <w:pageBreakBefore w:val="0"/>
@@ -1103,7 +1122,7 @@
           </w:tcPr>
           <w:p>
             <w:pPr>
-              <w:pStyle w:val="TableText"/>
+              <w:pStyle w:val="25"/>
               <w:keepNext w:val="0"/>
               <w:keepLines w:val="0"/>
               <w:pageBreakBefore w:val="0"/>
@@ -1124,9 +1143,14 @@
       </w:tr>
       <w:tr>
         <w:tblPrEx>
-          <w:tblW w:w="9072" w:type="dxa"/>
-          <w:tblInd w:w="5" w:type="dxa"/>
-          <w:tblLayout w:type="fixed"/>
+          <w:tblBorders>
+            <w:top w:val="single" w:color="000000" w:sz="4" w:space="0"/>
+            <w:left w:val="single" w:color="000000" w:sz="4" w:space="0"/>
+            <w:bottom w:val="single" w:color="000000" w:sz="4" w:space="0"/>
+            <w:right w:val="single" w:color="000000" w:sz="4" w:space="0"/>
+            <w:insideH w:val="single" w:color="000000" w:sz="4" w:space="0"/>
+            <w:insideV w:val="single" w:color="000000" w:sz="4" w:space="0"/>
+          </w:tblBorders>
           <w:tblCellMar>
             <w:top w:w="0" w:type="dxa"/>
             <w:left w:w="0" w:type="dxa"/>
@@ -1135,7 +1159,7 @@
           </w:tblCellMar>
         </w:tblPrEx>
         <w:trPr>
-          <w:trHeight w:val="474"/>
+          <w:trHeight w:val="474" w:hRule="atLeast"/>
         </w:trPr>
         <w:tc>
           <w:tcPr>
@@ -1143,7 +1167,7 @@
           </w:tcPr>
           <w:p>
             <w:pPr>
-              <w:pStyle w:val="TableText"/>
+              <w:pStyle w:val="25"/>
               <w:keepNext w:val="0"/>
               <w:keepLines w:val="0"/>
               <w:pageBreakBefore w:val="0"/>
@@ -1167,7 +1191,7 @@
           </w:tcPr>
           <w:p>
             <w:pPr>
-              <w:pStyle w:val="TableText"/>
+              <w:pStyle w:val="25"/>
               <w:keepNext w:val="0"/>
               <w:keepLines w:val="0"/>
               <w:pageBreakBefore w:val="0"/>
@@ -1191,7 +1215,7 @@
           </w:tcPr>
           <w:p>
             <w:pPr>
-              <w:pStyle w:val="TableText"/>
+              <w:pStyle w:val="25"/>
               <w:keepNext w:val="0"/>
               <w:keepLines w:val="0"/>
               <w:pageBreakBefore w:val="0"/>
@@ -1215,7 +1239,7 @@
           </w:tcPr>
           <w:p>
             <w:pPr>
-              <w:pStyle w:val="TableText"/>
+              <w:pStyle w:val="25"/>
               <w:keepNext w:val="0"/>
               <w:keepLines w:val="0"/>
               <w:pageBreakBefore w:val="0"/>
@@ -1239,7 +1263,7 @@
           </w:tcPr>
           <w:p>
             <w:pPr>
-              <w:pStyle w:val="TableText"/>
+              <w:pStyle w:val="25"/>
               <w:keepNext w:val="0"/>
               <w:keepLines w:val="0"/>
               <w:pageBreakBefore w:val="0"/>
@@ -1260,9 +1284,14 @@
       </w:tr>
       <w:tr>
         <w:tblPrEx>
-          <w:tblW w:w="9072" w:type="dxa"/>
-          <w:tblInd w:w="5" w:type="dxa"/>
-          <w:tblLayout w:type="fixed"/>
+          <w:tblBorders>
+            <w:top w:val="single" w:color="000000" w:sz="4" w:space="0"/>
+            <w:left w:val="single" w:color="000000" w:sz="4" w:space="0"/>
+            <w:bottom w:val="single" w:color="000000" w:sz="4" w:space="0"/>
+            <w:right w:val="single" w:color="000000" w:sz="4" w:space="0"/>
+            <w:insideH w:val="single" w:color="000000" w:sz="4" w:space="0"/>
+            <w:insideV w:val="single" w:color="000000" w:sz="4" w:space="0"/>
+          </w:tblBorders>
           <w:tblCellMar>
             <w:top w:w="0" w:type="dxa"/>
             <w:left w:w="0" w:type="dxa"/>
@@ -1271,7 +1300,7 @@
           </w:tblCellMar>
         </w:tblPrEx>
         <w:trPr>
-          <w:trHeight w:val="474"/>
+          <w:trHeight w:val="474" w:hRule="atLeast"/>
         </w:trPr>
         <w:tc>
           <w:tcPr>
@@ -1279,7 +1308,7 @@
           </w:tcPr>
           <w:p>
             <w:pPr>
-              <w:pStyle w:val="TableText"/>
+              <w:pStyle w:val="25"/>
               <w:keepNext w:val="0"/>
               <w:keepLines w:val="0"/>
               <w:pageBreakBefore w:val="0"/>
@@ -1303,7 +1332,7 @@
           </w:tcPr>
           <w:p>
             <w:pPr>
-              <w:pStyle w:val="TableText"/>
+              <w:pStyle w:val="25"/>
               <w:keepNext w:val="0"/>
               <w:keepLines w:val="0"/>
               <w:pageBreakBefore w:val="0"/>
@@ -1327,7 +1356,7 @@
           </w:tcPr>
           <w:p>
             <w:pPr>
-              <w:pStyle w:val="TableText"/>
+              <w:pStyle w:val="25"/>
               <w:keepNext w:val="0"/>
               <w:keepLines w:val="0"/>
               <w:pageBreakBefore w:val="0"/>
@@ -1351,7 +1380,7 @@
           </w:tcPr>
           <w:p>
             <w:pPr>
-              <w:pStyle w:val="TableText"/>
+              <w:pStyle w:val="25"/>
               <w:keepNext w:val="0"/>
               <w:keepLines w:val="0"/>
               <w:pageBreakBefore w:val="0"/>
@@ -1375,7 +1404,7 @@
           </w:tcPr>
           <w:p>
             <w:pPr>
-              <w:pStyle w:val="TableText"/>
+              <w:pStyle w:val="25"/>
               <w:keepNext w:val="0"/>
               <w:keepLines w:val="0"/>
               <w:pageBreakBefore w:val="0"/>
@@ -1396,9 +1425,14 @@
       </w:tr>
       <w:tr>
         <w:tblPrEx>
-          <w:tblW w:w="9072" w:type="dxa"/>
-          <w:tblInd w:w="5" w:type="dxa"/>
-          <w:tblLayout w:type="fixed"/>
+          <w:tblBorders>
+            <w:top w:val="single" w:color="000000" w:sz="4" w:space="0"/>
+            <w:left w:val="single" w:color="000000" w:sz="4" w:space="0"/>
+            <w:bottom w:val="single" w:color="000000" w:sz="4" w:space="0"/>
+            <w:right w:val="single" w:color="000000" w:sz="4" w:space="0"/>
+            <w:insideH w:val="single" w:color="000000" w:sz="4" w:space="0"/>
+            <w:insideV w:val="single" w:color="000000" w:sz="4" w:space="0"/>
+          </w:tblBorders>
           <w:tblCellMar>
             <w:top w:w="0" w:type="dxa"/>
             <w:left w:w="0" w:type="dxa"/>
@@ -1407,7 +1441,7 @@
           </w:tblCellMar>
         </w:tblPrEx>
         <w:trPr>
-          <w:trHeight w:val="589"/>
+          <w:trHeight w:val="589" w:hRule="atLeast"/>
         </w:trPr>
         <w:tc>
           <w:tcPr>
@@ -1415,7 +1449,7 @@
           </w:tcPr>
           <w:p>
             <w:pPr>
-              <w:pStyle w:val="TableText"/>
+              <w:pStyle w:val="25"/>
               <w:keepNext w:val="0"/>
               <w:keepLines w:val="0"/>
               <w:pageBreakBefore w:val="0"/>
@@ -1439,7 +1473,7 @@
           </w:tcPr>
           <w:p>
             <w:pPr>
-              <w:pStyle w:val="TableText"/>
+              <w:pStyle w:val="25"/>
               <w:keepNext w:val="0"/>
               <w:keepLines w:val="0"/>
               <w:pageBreakBefore w:val="0"/>
@@ -1463,7 +1497,7 @@
           </w:tcPr>
           <w:p>
             <w:pPr>
-              <w:pStyle w:val="TableText"/>
+              <w:pStyle w:val="25"/>
               <w:keepNext w:val="0"/>
               <w:keepLines w:val="0"/>
               <w:pageBreakBefore w:val="0"/>
@@ -1487,7 +1521,7 @@
           </w:tcPr>
           <w:p>
             <w:pPr>
-              <w:pStyle w:val="TableText"/>
+              <w:pStyle w:val="25"/>
               <w:keepNext w:val="0"/>
               <w:keepLines w:val="0"/>
               <w:pageBreakBefore w:val="0"/>
@@ -1511,7 +1545,7 @@
           </w:tcPr>
           <w:p>
             <w:pPr>
-              <w:pStyle w:val="TableText"/>
+              <w:pStyle w:val="25"/>
               <w:keepNext w:val="0"/>
               <w:keepLines w:val="0"/>
               <w:pageBreakBefore w:val="0"/>
@@ -1533,7 +1567,7 @@
     </w:tbl>
     <w:p>
       <w:pPr>
-        <w:pStyle w:val="BodyText"/>
+        <w:pStyle w:val="12"/>
         <w:keepNext w:val="0"/>
         <w:keepLines w:val="0"/>
         <w:pageBreakBefore w:val="0"/>
@@ -1569,14 +1603,14 @@
         <w:sectPr>
           <w:pgSz w:w="11906" w:h="16839"/>
           <w:pgMar w:top="1431" w:right="1127" w:bottom="0" w:left="1696" w:header="0" w:footer="0" w:gutter="0"/>
-          <w:cols w:num="1" w:space="720"/>
+          <w:cols w:space="720" w:num="1"/>
         </w:sectPr>
       </w:pPr>
     </w:p>
     <w:sdt>
       <w:sdtPr>
         <w:rPr>
-          <w:rFonts w:ascii="Microsoft JhengHei" w:eastAsia="Microsoft JhengHei" w:hAnsi="Microsoft JhengHei" w:cs="Microsoft JhengHei" w:hint="eastAsia"/>
+          <w:rFonts w:hint="eastAsia" w:ascii="Microsoft JhengHei" w:hAnsi="Microsoft JhengHei" w:eastAsia="Microsoft JhengHei" w:cs="Microsoft JhengHei"/>
           <w:snapToGrid w:val="0"/>
           <w:color w:val="000000"/>
           <w:kern w:val="0"/>
@@ -1592,7 +1626,7 @@
       </w:sdtPr>
       <w:sdtEndPr>
         <w:rPr>
-          <w:rFonts w:ascii="Microsoft JhengHei" w:eastAsia="Microsoft JhengHei" w:hAnsi="Microsoft JhengHei" w:cs="Microsoft JhengHei" w:hint="eastAsia"/>
+          <w:rFonts w:hint="eastAsia" w:ascii="Microsoft JhengHei" w:hAnsi="Microsoft JhengHei" w:eastAsia="Microsoft JhengHei" w:cs="Microsoft JhengHei"/>
           <w:snapToGrid w:val="0"/>
           <w:color w:val="000000"/>
           <w:kern w:val="0"/>
@@ -1618,18 +1652,18 @@
             <w:adjustRightInd w:val="0"/>
             <w:snapToGrid w:val="0"/>
             <w:spacing w:before="0" w:beforeLines="0" w:after="0" w:afterLines="0" w:line="240" w:lineRule="auto"/>
-            <w:ind w:left="0" w:right="0" w:firstLine="0" w:leftChars="0" w:rightChars="0" w:firstLineChars="0"/>
+            <w:ind w:left="0" w:leftChars="0" w:right="0" w:rightChars="0" w:firstLine="0" w:firstLineChars="0"/>
             <w:jc w:val="center"/>
             <w:textAlignment w:val="baseline"/>
             <w:rPr>
-              <w:rFonts w:ascii="Microsoft JhengHei" w:eastAsia="Microsoft JhengHei" w:hAnsi="Microsoft JhengHei" w:cs="Microsoft JhengHei" w:hint="eastAsia"/>
+              <w:rFonts w:hint="eastAsia" w:ascii="Microsoft JhengHei" w:hAnsi="Microsoft JhengHei" w:eastAsia="Microsoft JhengHei" w:cs="Microsoft JhengHei"/>
               <w:sz w:val="24"/>
               <w:szCs w:val="24"/>
             </w:rPr>
           </w:pPr>
           <w:r>
             <w:rPr>
-              <w:rFonts w:ascii="Microsoft JhengHei" w:eastAsia="Microsoft JhengHei" w:hAnsi="Microsoft JhengHei" w:cs="Microsoft JhengHei" w:hint="eastAsia"/>
+              <w:rFonts w:hint="eastAsia" w:ascii="Microsoft JhengHei" w:hAnsi="Microsoft JhengHei" w:eastAsia="Microsoft JhengHei" w:cs="Microsoft JhengHei"/>
               <w:sz w:val="24"/>
               <w:szCs w:val="24"/>
             </w:rPr>
@@ -1638,28 +1672,14 @@
         </w:p>
         <w:p>
           <w:pPr>
-            <w:pStyle w:val="TOC1"/>
-            <w:keepNext w:val="0"/>
-            <w:keepLines w:val="0"/>
-            <w:pageBreakBefore w:val="0"/>
-            <w:widowControl w:val="0"/>
+            <w:pStyle w:val="16"/>
             <w:tabs>
               <w:tab w:val="right" w:leader="dot" w:pos="8497"/>
             </w:tabs>
-            <w:kinsoku w:val="0"/>
-            <w:wordWrap/>
-            <w:overflowPunct/>
-            <w:topLinePunct w:val="0"/>
-            <w:autoSpaceDE w:val="0"/>
-            <w:autoSpaceDN w:val="0"/>
-            <w:bidi w:val="0"/>
-            <w:adjustRightInd w:val="0"/>
-            <w:snapToGrid w:val="0"/>
-            <w:textAlignment w:val="baseline"/>
           </w:pPr>
           <w:r>
             <w:rPr>
-              <w:rFonts w:ascii="Microsoft JhengHei" w:eastAsia="Microsoft JhengHei" w:hAnsi="Microsoft JhengHei" w:cs="Microsoft JhengHei" w:hint="eastAsia"/>
+              <w:rFonts w:hint="eastAsia" w:ascii="Microsoft JhengHei" w:hAnsi="Microsoft JhengHei" w:eastAsia="Microsoft JhengHei" w:cs="Microsoft JhengHei"/>
               <w:sz w:val="24"/>
               <w:szCs w:val="24"/>
             </w:rPr>
@@ -1667,7 +1687,7 @@
           </w:r>
           <w:r>
             <w:rPr>
-              <w:rFonts w:ascii="Microsoft JhengHei" w:eastAsia="Microsoft JhengHei" w:hAnsi="Microsoft JhengHei" w:cs="Microsoft JhengHei" w:hint="eastAsia"/>
+              <w:rFonts w:hint="eastAsia" w:ascii="Microsoft JhengHei" w:hAnsi="Microsoft JhengHei" w:eastAsia="Microsoft JhengHei" w:cs="Microsoft JhengHei"/>
               <w:sz w:val="24"/>
               <w:szCs w:val="24"/>
             </w:rPr>
@@ -1675,7 +1695,7 @@
           </w:r>
           <w:r>
             <w:rPr>
-              <w:rFonts w:ascii="Microsoft JhengHei" w:eastAsia="Microsoft JhengHei" w:hAnsi="Microsoft JhengHei" w:cs="Microsoft JhengHei" w:hint="eastAsia"/>
+              <w:rFonts w:hint="eastAsia" w:ascii="Microsoft JhengHei" w:hAnsi="Microsoft JhengHei" w:eastAsia="Microsoft JhengHei" w:cs="Microsoft JhengHei"/>
               <w:sz w:val="24"/>
               <w:szCs w:val="24"/>
             </w:rPr>
@@ -1683,21 +1703,21 @@
           </w:r>
           <w:r>
             <w:rPr>
-              <w:rFonts w:ascii="Microsoft JhengHei" w:eastAsia="Microsoft JhengHei" w:hAnsi="Microsoft JhengHei" w:cs="Microsoft JhengHei" w:hint="eastAsia"/>
+              <w:rFonts w:hint="eastAsia" w:ascii="Microsoft JhengHei" w:hAnsi="Microsoft JhengHei" w:eastAsia="Microsoft JhengHei" w:cs="Microsoft JhengHei"/>
               <w:szCs w:val="24"/>
             </w:rPr>
             <w:fldChar w:fldCharType="begin"/>
           </w:r>
           <w:r>
             <w:rPr>
-              <w:rFonts w:ascii="Microsoft JhengHei" w:eastAsia="Microsoft JhengHei" w:hAnsi="Microsoft JhengHei" w:cs="Microsoft JhengHei" w:hint="eastAsia"/>
-              <w:szCs w:val="24"/>
-            </w:rPr>
-            <w:instrText xml:space="preserve"> HYPERLINK \l _Toc22014 </w:instrText>
-          </w:r>
-          <w:r>
-            <w:rPr>
-              <w:rFonts w:ascii="Microsoft JhengHei" w:eastAsia="Microsoft JhengHei" w:hAnsi="Microsoft JhengHei" w:cs="Microsoft JhengHei" w:hint="eastAsia"/>
+              <w:rFonts w:hint="eastAsia" w:ascii="Microsoft JhengHei" w:hAnsi="Microsoft JhengHei" w:eastAsia="Microsoft JhengHei" w:cs="Microsoft JhengHei"/>
+              <w:szCs w:val="24"/>
+            </w:rPr>
+            <w:instrText xml:space="preserve"> HYPERLINK \l _Toc3765 </w:instrText>
+          </w:r>
+          <w:r>
+            <w:rPr>
+              <w:rFonts w:hint="eastAsia" w:ascii="Microsoft JhengHei" w:hAnsi="Microsoft JhengHei" w:eastAsia="Microsoft JhengHei" w:cs="Microsoft JhengHei"/>
               <w:szCs w:val="24"/>
             </w:rPr>
             <w:fldChar w:fldCharType="separate"/>
@@ -1712,7 +1732,7 @@
             <w:fldChar w:fldCharType="begin"/>
           </w:r>
           <w:r>
-            <w:instrText xml:space="preserve"> PAGEREF _Toc22014 \h </w:instrText>
+            <w:instrText xml:space="preserve"> PAGEREF _Toc3765 \h </w:instrText>
           </w:r>
           <w:r>
             <w:fldChar w:fldCharType="separate"/>
@@ -1725,7 +1745,7 @@
           </w:r>
           <w:r>
             <w:rPr>
-              <w:rFonts w:ascii="Microsoft JhengHei" w:eastAsia="Microsoft JhengHei" w:hAnsi="Microsoft JhengHei" w:cs="Microsoft JhengHei" w:hint="eastAsia"/>
+              <w:rFonts w:hint="eastAsia" w:ascii="Microsoft JhengHei" w:hAnsi="Microsoft JhengHei" w:eastAsia="Microsoft JhengHei" w:cs="Microsoft JhengHei"/>
               <w:szCs w:val="24"/>
             </w:rPr>
             <w:fldChar w:fldCharType="end"/>
@@ -1733,42 +1753,28 @@
         </w:p>
         <w:p>
           <w:pPr>
-            <w:pStyle w:val="TOC1"/>
-            <w:keepNext w:val="0"/>
-            <w:keepLines w:val="0"/>
-            <w:pageBreakBefore w:val="0"/>
-            <w:widowControl w:val="0"/>
+            <w:pStyle w:val="16"/>
             <w:tabs>
               <w:tab w:val="right" w:leader="dot" w:pos="8497"/>
             </w:tabs>
-            <w:kinsoku w:val="0"/>
-            <w:wordWrap/>
-            <w:overflowPunct/>
-            <w:topLinePunct w:val="0"/>
-            <w:autoSpaceDE w:val="0"/>
-            <w:autoSpaceDN w:val="0"/>
-            <w:bidi w:val="0"/>
-            <w:adjustRightInd w:val="0"/>
-            <w:snapToGrid w:val="0"/>
-            <w:textAlignment w:val="baseline"/>
           </w:pPr>
           <w:r>
             <w:rPr>
-              <w:rFonts w:ascii="Microsoft JhengHei" w:eastAsia="Microsoft JhengHei" w:hAnsi="Microsoft JhengHei" w:cs="Microsoft JhengHei" w:hint="eastAsia"/>
+              <w:rFonts w:hint="eastAsia" w:ascii="Microsoft JhengHei" w:hAnsi="Microsoft JhengHei" w:eastAsia="Microsoft JhengHei" w:cs="Microsoft JhengHei"/>
               <w:szCs w:val="24"/>
             </w:rPr>
             <w:fldChar w:fldCharType="begin"/>
           </w:r>
           <w:r>
             <w:rPr>
-              <w:rFonts w:ascii="Microsoft JhengHei" w:eastAsia="Microsoft JhengHei" w:hAnsi="Microsoft JhengHei" w:cs="Microsoft JhengHei" w:hint="eastAsia"/>
-              <w:szCs w:val="24"/>
-            </w:rPr>
-            <w:instrText xml:space="preserve"> HYPERLINK \l _Toc30672 </w:instrText>
-          </w:r>
-          <w:r>
-            <w:rPr>
-              <w:rFonts w:ascii="Microsoft JhengHei" w:eastAsia="Microsoft JhengHei" w:hAnsi="Microsoft JhengHei" w:cs="Microsoft JhengHei" w:hint="eastAsia"/>
+              <w:rFonts w:hint="eastAsia" w:ascii="Microsoft JhengHei" w:hAnsi="Microsoft JhengHei" w:eastAsia="Microsoft JhengHei" w:cs="Microsoft JhengHei"/>
+              <w:szCs w:val="24"/>
+            </w:rPr>
+            <w:instrText xml:space="preserve"> HYPERLINK \l _Toc9552 </w:instrText>
+          </w:r>
+          <w:r>
+            <w:rPr>
+              <w:rFonts w:hint="eastAsia" w:ascii="Microsoft JhengHei" w:hAnsi="Microsoft JhengHei" w:eastAsia="Microsoft JhengHei" w:cs="Microsoft JhengHei"/>
               <w:szCs w:val="24"/>
             </w:rPr>
             <w:fldChar w:fldCharType="separate"/>
@@ -1783,7 +1789,7 @@
             <w:fldChar w:fldCharType="begin"/>
           </w:r>
           <w:r>
-            <w:instrText xml:space="preserve"> PAGEREF _Toc30672 \h </w:instrText>
+            <w:instrText xml:space="preserve"> PAGEREF _Toc9552 \h </w:instrText>
           </w:r>
           <w:r>
             <w:fldChar w:fldCharType="separate"/>
@@ -1796,7 +1802,7 @@
           </w:r>
           <w:r>
             <w:rPr>
-              <w:rFonts w:ascii="Microsoft JhengHei" w:eastAsia="Microsoft JhengHei" w:hAnsi="Microsoft JhengHei" w:cs="Microsoft JhengHei" w:hint="eastAsia"/>
+              <w:rFonts w:hint="eastAsia" w:ascii="Microsoft JhengHei" w:hAnsi="Microsoft JhengHei" w:eastAsia="Microsoft JhengHei" w:cs="Microsoft JhengHei"/>
               <w:szCs w:val="24"/>
             </w:rPr>
             <w:fldChar w:fldCharType="end"/>
@@ -1804,49 +1810,35 @@
         </w:p>
         <w:p>
           <w:pPr>
-            <w:pStyle w:val="TOC1"/>
-            <w:keepNext w:val="0"/>
-            <w:keepLines w:val="0"/>
-            <w:pageBreakBefore w:val="0"/>
-            <w:widowControl w:val="0"/>
+            <w:pStyle w:val="16"/>
             <w:tabs>
               <w:tab w:val="right" w:leader="dot" w:pos="8497"/>
             </w:tabs>
-            <w:kinsoku w:val="0"/>
-            <w:wordWrap/>
-            <w:overflowPunct/>
-            <w:topLinePunct w:val="0"/>
-            <w:autoSpaceDE w:val="0"/>
-            <w:autoSpaceDN w:val="0"/>
-            <w:bidi w:val="0"/>
-            <w:adjustRightInd w:val="0"/>
-            <w:snapToGrid w:val="0"/>
-            <w:textAlignment w:val="baseline"/>
           </w:pPr>
           <w:r>
             <w:rPr>
-              <w:rFonts w:ascii="Microsoft JhengHei" w:eastAsia="Microsoft JhengHei" w:hAnsi="Microsoft JhengHei" w:cs="Microsoft JhengHei" w:hint="eastAsia"/>
+              <w:rFonts w:hint="eastAsia" w:ascii="Microsoft JhengHei" w:hAnsi="Microsoft JhengHei" w:eastAsia="Microsoft JhengHei" w:cs="Microsoft JhengHei"/>
               <w:szCs w:val="24"/>
             </w:rPr>
             <w:fldChar w:fldCharType="begin"/>
           </w:r>
           <w:r>
             <w:rPr>
-              <w:rFonts w:ascii="Microsoft JhengHei" w:eastAsia="Microsoft JhengHei" w:hAnsi="Microsoft JhengHei" w:cs="Microsoft JhengHei" w:hint="eastAsia"/>
-              <w:szCs w:val="24"/>
-            </w:rPr>
-            <w:instrText xml:space="preserve"> HYPERLINK \l _Toc17113 </w:instrText>
-          </w:r>
-          <w:r>
-            <w:rPr>
-              <w:rFonts w:ascii="Microsoft JhengHei" w:eastAsia="Microsoft JhengHei" w:hAnsi="Microsoft JhengHei" w:cs="Microsoft JhengHei" w:hint="eastAsia"/>
+              <w:rFonts w:hint="eastAsia" w:ascii="Microsoft JhengHei" w:hAnsi="Microsoft JhengHei" w:eastAsia="Microsoft JhengHei" w:cs="Microsoft JhengHei"/>
+              <w:szCs w:val="24"/>
+            </w:rPr>
+            <w:instrText xml:space="preserve"> HYPERLINK \l _Toc1884 </w:instrText>
+          </w:r>
+          <w:r>
+            <w:rPr>
+              <w:rFonts w:hint="eastAsia" w:ascii="Microsoft JhengHei" w:hAnsi="Microsoft JhengHei" w:eastAsia="Microsoft JhengHei" w:cs="Microsoft JhengHei"/>
               <w:szCs w:val="24"/>
             </w:rPr>
             <w:fldChar w:fldCharType="separate"/>
           </w:r>
           <w:r>
             <w:rPr>
-              <w:rFonts w:ascii="宋体" w:eastAsia="宋体" w:hAnsi="宋体" w:cs="宋体"/>
+              <w:rFonts w:ascii="宋体" w:hAnsi="宋体" w:eastAsia="宋体" w:cs="宋体"/>
               <w:spacing w:val="-3"/>
               <w:szCs w:val="28"/>
             </w:rPr>
@@ -1859,7 +1851,7 @@
             <w:fldChar w:fldCharType="begin"/>
           </w:r>
           <w:r>
-            <w:instrText xml:space="preserve"> PAGEREF _Toc17113 \h </w:instrText>
+            <w:instrText xml:space="preserve"> PAGEREF _Toc1884 \h </w:instrText>
           </w:r>
           <w:r>
             <w:fldChar w:fldCharType="separate"/>
@@ -1872,7 +1864,7 @@
           </w:r>
           <w:r>
             <w:rPr>
-              <w:rFonts w:ascii="Microsoft JhengHei" w:eastAsia="Microsoft JhengHei" w:hAnsi="Microsoft JhengHei" w:cs="Microsoft JhengHei" w:hint="eastAsia"/>
+              <w:rFonts w:hint="eastAsia" w:ascii="Microsoft JhengHei" w:hAnsi="Microsoft JhengHei" w:eastAsia="Microsoft JhengHei" w:cs="Microsoft JhengHei"/>
               <w:szCs w:val="24"/>
             </w:rPr>
             <w:fldChar w:fldCharType="end"/>
@@ -1880,42 +1872,28 @@
         </w:p>
         <w:p>
           <w:pPr>
-            <w:pStyle w:val="TOC1"/>
-            <w:keepNext w:val="0"/>
-            <w:keepLines w:val="0"/>
-            <w:pageBreakBefore w:val="0"/>
-            <w:widowControl w:val="0"/>
+            <w:pStyle w:val="16"/>
             <w:tabs>
               <w:tab w:val="right" w:leader="dot" w:pos="8497"/>
             </w:tabs>
-            <w:kinsoku w:val="0"/>
-            <w:wordWrap/>
-            <w:overflowPunct/>
-            <w:topLinePunct w:val="0"/>
-            <w:autoSpaceDE w:val="0"/>
-            <w:autoSpaceDN w:val="0"/>
-            <w:bidi w:val="0"/>
-            <w:adjustRightInd w:val="0"/>
-            <w:snapToGrid w:val="0"/>
-            <w:textAlignment w:val="baseline"/>
           </w:pPr>
           <w:r>
             <w:rPr>
-              <w:rFonts w:ascii="Microsoft JhengHei" w:eastAsia="Microsoft JhengHei" w:hAnsi="Microsoft JhengHei" w:cs="Microsoft JhengHei" w:hint="eastAsia"/>
+              <w:rFonts w:hint="eastAsia" w:ascii="Microsoft JhengHei" w:hAnsi="Microsoft JhengHei" w:eastAsia="Microsoft JhengHei" w:cs="Microsoft JhengHei"/>
               <w:szCs w:val="24"/>
             </w:rPr>
             <w:fldChar w:fldCharType="begin"/>
           </w:r>
           <w:r>
             <w:rPr>
-              <w:rFonts w:ascii="Microsoft JhengHei" w:eastAsia="Microsoft JhengHei" w:hAnsi="Microsoft JhengHei" w:cs="Microsoft JhengHei" w:hint="eastAsia"/>
-              <w:szCs w:val="24"/>
-            </w:rPr>
-            <w:instrText xml:space="preserve"> HYPERLINK \l _Toc22516 </w:instrText>
-          </w:r>
-          <w:r>
-            <w:rPr>
-              <w:rFonts w:ascii="Microsoft JhengHei" w:eastAsia="Microsoft JhengHei" w:hAnsi="Microsoft JhengHei" w:cs="Microsoft JhengHei" w:hint="eastAsia"/>
+              <w:rFonts w:hint="eastAsia" w:ascii="Microsoft JhengHei" w:hAnsi="Microsoft JhengHei" w:eastAsia="Microsoft JhengHei" w:cs="Microsoft JhengHei"/>
+              <w:szCs w:val="24"/>
+            </w:rPr>
+            <w:instrText xml:space="preserve"> HYPERLINK \l _Toc26512 </w:instrText>
+          </w:r>
+          <w:r>
+            <w:rPr>
+              <w:rFonts w:hint="eastAsia" w:ascii="Microsoft JhengHei" w:hAnsi="Microsoft JhengHei" w:eastAsia="Microsoft JhengHei" w:cs="Microsoft JhengHei"/>
               <w:szCs w:val="24"/>
             </w:rPr>
             <w:fldChar w:fldCharType="separate"/>
@@ -1936,7 +1914,7 @@
             <w:fldChar w:fldCharType="begin"/>
           </w:r>
           <w:r>
-            <w:instrText xml:space="preserve"> PAGEREF _Toc22516 \h </w:instrText>
+            <w:instrText xml:space="preserve"> PAGEREF _Toc26512 \h </w:instrText>
           </w:r>
           <w:r>
             <w:fldChar w:fldCharType="separate"/>
@@ -1949,7 +1927,7 @@
           </w:r>
           <w:r>
             <w:rPr>
-              <w:rFonts w:ascii="Microsoft JhengHei" w:eastAsia="Microsoft JhengHei" w:hAnsi="Microsoft JhengHei" w:cs="Microsoft JhengHei" w:hint="eastAsia"/>
+              <w:rFonts w:hint="eastAsia" w:ascii="Microsoft JhengHei" w:hAnsi="Microsoft JhengHei" w:eastAsia="Microsoft JhengHei" w:cs="Microsoft JhengHei"/>
               <w:szCs w:val="24"/>
             </w:rPr>
             <w:fldChar w:fldCharType="end"/>
@@ -1957,42 +1935,28 @@
         </w:p>
         <w:p>
           <w:pPr>
-            <w:pStyle w:val="TOC1"/>
-            <w:keepNext w:val="0"/>
-            <w:keepLines w:val="0"/>
-            <w:pageBreakBefore w:val="0"/>
-            <w:widowControl w:val="0"/>
+            <w:pStyle w:val="16"/>
             <w:tabs>
               <w:tab w:val="right" w:leader="dot" w:pos="8497"/>
             </w:tabs>
-            <w:kinsoku w:val="0"/>
-            <w:wordWrap/>
-            <w:overflowPunct/>
-            <w:topLinePunct w:val="0"/>
-            <w:autoSpaceDE w:val="0"/>
-            <w:autoSpaceDN w:val="0"/>
-            <w:bidi w:val="0"/>
-            <w:adjustRightInd w:val="0"/>
-            <w:snapToGrid w:val="0"/>
-            <w:textAlignment w:val="baseline"/>
           </w:pPr>
           <w:r>
             <w:rPr>
-              <w:rFonts w:ascii="Microsoft JhengHei" w:eastAsia="Microsoft JhengHei" w:hAnsi="Microsoft JhengHei" w:cs="Microsoft JhengHei" w:hint="eastAsia"/>
+              <w:rFonts w:hint="eastAsia" w:ascii="Microsoft JhengHei" w:hAnsi="Microsoft JhengHei" w:eastAsia="Microsoft JhengHei" w:cs="Microsoft JhengHei"/>
               <w:szCs w:val="24"/>
             </w:rPr>
             <w:fldChar w:fldCharType="begin"/>
           </w:r>
           <w:r>
             <w:rPr>
-              <w:rFonts w:ascii="Microsoft JhengHei" w:eastAsia="Microsoft JhengHei" w:hAnsi="Microsoft JhengHei" w:cs="Microsoft JhengHei" w:hint="eastAsia"/>
-              <w:szCs w:val="24"/>
-            </w:rPr>
-            <w:instrText xml:space="preserve"> HYPERLINK \l _Toc24306 </w:instrText>
-          </w:r>
-          <w:r>
-            <w:rPr>
-              <w:rFonts w:ascii="Microsoft JhengHei" w:eastAsia="Microsoft JhengHei" w:hAnsi="Microsoft JhengHei" w:cs="Microsoft JhengHei" w:hint="eastAsia"/>
+              <w:rFonts w:hint="eastAsia" w:ascii="Microsoft JhengHei" w:hAnsi="Microsoft JhengHei" w:eastAsia="Microsoft JhengHei" w:cs="Microsoft JhengHei"/>
+              <w:szCs w:val="24"/>
+            </w:rPr>
+            <w:instrText xml:space="preserve"> HYPERLINK \l _Toc3100 </w:instrText>
+          </w:r>
+          <w:r>
+            <w:rPr>
+              <w:rFonts w:hint="eastAsia" w:ascii="Microsoft JhengHei" w:hAnsi="Microsoft JhengHei" w:eastAsia="Microsoft JhengHei" w:cs="Microsoft JhengHei"/>
               <w:szCs w:val="24"/>
             </w:rPr>
             <w:fldChar w:fldCharType="separate"/>
@@ -2013,7 +1977,7 @@
             <w:fldChar w:fldCharType="begin"/>
           </w:r>
           <w:r>
-            <w:instrText xml:space="preserve"> PAGEREF _Toc24306 \h </w:instrText>
+            <w:instrText xml:space="preserve"> PAGEREF _Toc3100 \h </w:instrText>
           </w:r>
           <w:r>
             <w:fldChar w:fldCharType="separate"/>
@@ -2026,7 +1990,7 @@
           </w:r>
           <w:r>
             <w:rPr>
-              <w:rFonts w:ascii="Microsoft JhengHei" w:eastAsia="Microsoft JhengHei" w:hAnsi="Microsoft JhengHei" w:cs="Microsoft JhengHei" w:hint="eastAsia"/>
+              <w:rFonts w:hint="eastAsia" w:ascii="Microsoft JhengHei" w:hAnsi="Microsoft JhengHei" w:eastAsia="Microsoft JhengHei" w:cs="Microsoft JhengHei"/>
               <w:szCs w:val="24"/>
             </w:rPr>
             <w:fldChar w:fldCharType="end"/>
@@ -2034,42 +1998,28 @@
         </w:p>
         <w:p>
           <w:pPr>
-            <w:pStyle w:val="TOC1"/>
-            <w:keepNext w:val="0"/>
-            <w:keepLines w:val="0"/>
-            <w:pageBreakBefore w:val="0"/>
-            <w:widowControl w:val="0"/>
+            <w:pStyle w:val="16"/>
             <w:tabs>
               <w:tab w:val="right" w:leader="dot" w:pos="8497"/>
             </w:tabs>
-            <w:kinsoku w:val="0"/>
-            <w:wordWrap/>
-            <w:overflowPunct/>
-            <w:topLinePunct w:val="0"/>
-            <w:autoSpaceDE w:val="0"/>
-            <w:autoSpaceDN w:val="0"/>
-            <w:bidi w:val="0"/>
-            <w:adjustRightInd w:val="0"/>
-            <w:snapToGrid w:val="0"/>
-            <w:textAlignment w:val="baseline"/>
           </w:pPr>
           <w:r>
             <w:rPr>
-              <w:rFonts w:ascii="Microsoft JhengHei" w:eastAsia="Microsoft JhengHei" w:hAnsi="Microsoft JhengHei" w:cs="Microsoft JhengHei" w:hint="eastAsia"/>
+              <w:rFonts w:hint="eastAsia" w:ascii="Microsoft JhengHei" w:hAnsi="Microsoft JhengHei" w:eastAsia="Microsoft JhengHei" w:cs="Microsoft JhengHei"/>
               <w:szCs w:val="24"/>
             </w:rPr>
             <w:fldChar w:fldCharType="begin"/>
           </w:r>
           <w:r>
             <w:rPr>
-              <w:rFonts w:ascii="Microsoft JhengHei" w:eastAsia="Microsoft JhengHei" w:hAnsi="Microsoft JhengHei" w:cs="Microsoft JhengHei" w:hint="eastAsia"/>
-              <w:szCs w:val="24"/>
-            </w:rPr>
-            <w:instrText xml:space="preserve"> HYPERLINK \l _Toc15418 </w:instrText>
-          </w:r>
-          <w:r>
-            <w:rPr>
-              <w:rFonts w:ascii="Microsoft JhengHei" w:eastAsia="Microsoft JhengHei" w:hAnsi="Microsoft JhengHei" w:cs="Microsoft JhengHei" w:hint="eastAsia"/>
+              <w:rFonts w:hint="eastAsia" w:ascii="Microsoft JhengHei" w:hAnsi="Microsoft JhengHei" w:eastAsia="Microsoft JhengHei" w:cs="Microsoft JhengHei"/>
+              <w:szCs w:val="24"/>
+            </w:rPr>
+            <w:instrText xml:space="preserve"> HYPERLINK \l _Toc1649 </w:instrText>
+          </w:r>
+          <w:r>
+            <w:rPr>
+              <w:rFonts w:hint="eastAsia" w:ascii="Microsoft JhengHei" w:hAnsi="Microsoft JhengHei" w:eastAsia="Microsoft JhengHei" w:cs="Microsoft JhengHei"/>
               <w:szCs w:val="24"/>
             </w:rPr>
             <w:fldChar w:fldCharType="separate"/>
@@ -2090,7 +2040,7 @@
             <w:fldChar w:fldCharType="begin"/>
           </w:r>
           <w:r>
-            <w:instrText xml:space="preserve"> PAGEREF _Toc15418 \h </w:instrText>
+            <w:instrText xml:space="preserve"> PAGEREF _Toc1649 \h </w:instrText>
           </w:r>
           <w:r>
             <w:fldChar w:fldCharType="separate"/>
@@ -2103,7 +2053,7 @@
           </w:r>
           <w:r>
             <w:rPr>
-              <w:rFonts w:ascii="Microsoft JhengHei" w:eastAsia="Microsoft JhengHei" w:hAnsi="Microsoft JhengHei" w:cs="Microsoft JhengHei" w:hint="eastAsia"/>
+              <w:rFonts w:hint="eastAsia" w:ascii="Microsoft JhengHei" w:hAnsi="Microsoft JhengHei" w:eastAsia="Microsoft JhengHei" w:cs="Microsoft JhengHei"/>
               <w:szCs w:val="24"/>
             </w:rPr>
             <w:fldChar w:fldCharType="end"/>
@@ -2111,42 +2061,28 @@
         </w:p>
         <w:p>
           <w:pPr>
-            <w:pStyle w:val="TOC1"/>
-            <w:keepNext w:val="0"/>
-            <w:keepLines w:val="0"/>
-            <w:pageBreakBefore w:val="0"/>
-            <w:widowControl w:val="0"/>
+            <w:pStyle w:val="16"/>
             <w:tabs>
               <w:tab w:val="right" w:leader="dot" w:pos="8497"/>
             </w:tabs>
-            <w:kinsoku w:val="0"/>
-            <w:wordWrap/>
-            <w:overflowPunct/>
-            <w:topLinePunct w:val="0"/>
-            <w:autoSpaceDE w:val="0"/>
-            <w:autoSpaceDN w:val="0"/>
-            <w:bidi w:val="0"/>
-            <w:adjustRightInd w:val="0"/>
-            <w:snapToGrid w:val="0"/>
-            <w:textAlignment w:val="baseline"/>
           </w:pPr>
           <w:r>
             <w:rPr>
-              <w:rFonts w:ascii="Microsoft JhengHei" w:eastAsia="Microsoft JhengHei" w:hAnsi="Microsoft JhengHei" w:cs="Microsoft JhengHei" w:hint="eastAsia"/>
+              <w:rFonts w:hint="eastAsia" w:ascii="Microsoft JhengHei" w:hAnsi="Microsoft JhengHei" w:eastAsia="Microsoft JhengHei" w:cs="Microsoft JhengHei"/>
               <w:szCs w:val="24"/>
             </w:rPr>
             <w:fldChar w:fldCharType="begin"/>
           </w:r>
           <w:r>
             <w:rPr>
-              <w:rFonts w:ascii="Microsoft JhengHei" w:eastAsia="Microsoft JhengHei" w:hAnsi="Microsoft JhengHei" w:cs="Microsoft JhengHei" w:hint="eastAsia"/>
-              <w:szCs w:val="24"/>
-            </w:rPr>
-            <w:instrText xml:space="preserve"> HYPERLINK \l _Toc15884 </w:instrText>
-          </w:r>
-          <w:r>
-            <w:rPr>
-              <w:rFonts w:ascii="Microsoft JhengHei" w:eastAsia="Microsoft JhengHei" w:hAnsi="Microsoft JhengHei" w:cs="Microsoft JhengHei" w:hint="eastAsia"/>
+              <w:rFonts w:hint="eastAsia" w:ascii="Microsoft JhengHei" w:hAnsi="Microsoft JhengHei" w:eastAsia="Microsoft JhengHei" w:cs="Microsoft JhengHei"/>
+              <w:szCs w:val="24"/>
+            </w:rPr>
+            <w:instrText xml:space="preserve"> HYPERLINK \l _Toc31026 </w:instrText>
+          </w:r>
+          <w:r>
+            <w:rPr>
+              <w:rFonts w:hint="eastAsia" w:ascii="Microsoft JhengHei" w:hAnsi="Microsoft JhengHei" w:eastAsia="Microsoft JhengHei" w:cs="Microsoft JhengHei"/>
               <w:szCs w:val="24"/>
             </w:rPr>
             <w:fldChar w:fldCharType="separate"/>
@@ -2167,7 +2103,7 @@
             <w:fldChar w:fldCharType="begin"/>
           </w:r>
           <w:r>
-            <w:instrText xml:space="preserve"> PAGEREF _Toc15884 \h </w:instrText>
+            <w:instrText xml:space="preserve"> PAGEREF _Toc31026 \h </w:instrText>
           </w:r>
           <w:r>
             <w:fldChar w:fldCharType="separate"/>
@@ -2180,7 +2116,7 @@
           </w:r>
           <w:r>
             <w:rPr>
-              <w:rFonts w:ascii="Microsoft JhengHei" w:eastAsia="Microsoft JhengHei" w:hAnsi="Microsoft JhengHei" w:cs="Microsoft JhengHei" w:hint="eastAsia"/>
+              <w:rFonts w:hint="eastAsia" w:ascii="Microsoft JhengHei" w:hAnsi="Microsoft JhengHei" w:eastAsia="Microsoft JhengHei" w:cs="Microsoft JhengHei"/>
               <w:szCs w:val="24"/>
             </w:rPr>
             <w:fldChar w:fldCharType="end"/>
@@ -2188,42 +2124,28 @@
         </w:p>
         <w:p>
           <w:pPr>
-            <w:pStyle w:val="TOC1"/>
-            <w:keepNext w:val="0"/>
-            <w:keepLines w:val="0"/>
-            <w:pageBreakBefore w:val="0"/>
-            <w:widowControl w:val="0"/>
+            <w:pStyle w:val="16"/>
             <w:tabs>
               <w:tab w:val="right" w:leader="dot" w:pos="8497"/>
             </w:tabs>
-            <w:kinsoku w:val="0"/>
-            <w:wordWrap/>
-            <w:overflowPunct/>
-            <w:topLinePunct w:val="0"/>
-            <w:autoSpaceDE w:val="0"/>
-            <w:autoSpaceDN w:val="0"/>
-            <w:bidi w:val="0"/>
-            <w:adjustRightInd w:val="0"/>
-            <w:snapToGrid w:val="0"/>
-            <w:textAlignment w:val="baseline"/>
           </w:pPr>
           <w:r>
             <w:rPr>
-              <w:rFonts w:ascii="Microsoft JhengHei" w:eastAsia="Microsoft JhengHei" w:hAnsi="Microsoft JhengHei" w:cs="Microsoft JhengHei" w:hint="eastAsia"/>
+              <w:rFonts w:hint="eastAsia" w:ascii="Microsoft JhengHei" w:hAnsi="Microsoft JhengHei" w:eastAsia="Microsoft JhengHei" w:cs="Microsoft JhengHei"/>
               <w:szCs w:val="24"/>
             </w:rPr>
             <w:fldChar w:fldCharType="begin"/>
           </w:r>
           <w:r>
             <w:rPr>
-              <w:rFonts w:ascii="Microsoft JhengHei" w:eastAsia="Microsoft JhengHei" w:hAnsi="Microsoft JhengHei" w:cs="Microsoft JhengHei" w:hint="eastAsia"/>
-              <w:szCs w:val="24"/>
-            </w:rPr>
-            <w:instrText xml:space="preserve"> HYPERLINK \l _Toc23107 </w:instrText>
-          </w:r>
-          <w:r>
-            <w:rPr>
-              <w:rFonts w:ascii="Microsoft JhengHei" w:eastAsia="Microsoft JhengHei" w:hAnsi="Microsoft JhengHei" w:cs="Microsoft JhengHei" w:hint="eastAsia"/>
+              <w:rFonts w:hint="eastAsia" w:ascii="Microsoft JhengHei" w:hAnsi="Microsoft JhengHei" w:eastAsia="Microsoft JhengHei" w:cs="Microsoft JhengHei"/>
+              <w:szCs w:val="24"/>
+            </w:rPr>
+            <w:instrText xml:space="preserve"> HYPERLINK \l _Toc28320 </w:instrText>
+          </w:r>
+          <w:r>
+            <w:rPr>
+              <w:rFonts w:hint="eastAsia" w:ascii="Microsoft JhengHei" w:hAnsi="Microsoft JhengHei" w:eastAsia="Microsoft JhengHei" w:cs="Microsoft JhengHei"/>
               <w:szCs w:val="24"/>
             </w:rPr>
             <w:fldChar w:fldCharType="separate"/>
@@ -2244,7 +2166,7 @@
             <w:fldChar w:fldCharType="begin"/>
           </w:r>
           <w:r>
-            <w:instrText xml:space="preserve"> PAGEREF _Toc23107 \h </w:instrText>
+            <w:instrText xml:space="preserve"> PAGEREF _Toc28320 \h </w:instrText>
           </w:r>
           <w:r>
             <w:fldChar w:fldCharType="separate"/>
@@ -2257,7 +2179,7 @@
           </w:r>
           <w:r>
             <w:rPr>
-              <w:rFonts w:ascii="Microsoft JhengHei" w:eastAsia="Microsoft JhengHei" w:hAnsi="Microsoft JhengHei" w:cs="Microsoft JhengHei" w:hint="eastAsia"/>
+              <w:rFonts w:hint="eastAsia" w:ascii="Microsoft JhengHei" w:hAnsi="Microsoft JhengHei" w:eastAsia="Microsoft JhengHei" w:cs="Microsoft JhengHei"/>
               <w:szCs w:val="24"/>
             </w:rPr>
             <w:fldChar w:fldCharType="end"/>
@@ -2265,42 +2187,28 @@
         </w:p>
         <w:p>
           <w:pPr>
-            <w:pStyle w:val="TOC1"/>
-            <w:keepNext w:val="0"/>
-            <w:keepLines w:val="0"/>
-            <w:pageBreakBefore w:val="0"/>
-            <w:widowControl w:val="0"/>
+            <w:pStyle w:val="16"/>
             <w:tabs>
               <w:tab w:val="right" w:leader="dot" w:pos="8497"/>
             </w:tabs>
-            <w:kinsoku w:val="0"/>
-            <w:wordWrap/>
-            <w:overflowPunct/>
-            <w:topLinePunct w:val="0"/>
-            <w:autoSpaceDE w:val="0"/>
-            <w:autoSpaceDN w:val="0"/>
-            <w:bidi w:val="0"/>
-            <w:adjustRightInd w:val="0"/>
-            <w:snapToGrid w:val="0"/>
-            <w:textAlignment w:val="baseline"/>
           </w:pPr>
           <w:r>
             <w:rPr>
-              <w:rFonts w:ascii="Microsoft JhengHei" w:eastAsia="Microsoft JhengHei" w:hAnsi="Microsoft JhengHei" w:cs="Microsoft JhengHei" w:hint="eastAsia"/>
+              <w:rFonts w:hint="eastAsia" w:ascii="Microsoft JhengHei" w:hAnsi="Microsoft JhengHei" w:eastAsia="Microsoft JhengHei" w:cs="Microsoft JhengHei"/>
               <w:szCs w:val="24"/>
             </w:rPr>
             <w:fldChar w:fldCharType="begin"/>
           </w:r>
           <w:r>
             <w:rPr>
-              <w:rFonts w:ascii="Microsoft JhengHei" w:eastAsia="Microsoft JhengHei" w:hAnsi="Microsoft JhengHei" w:cs="Microsoft JhengHei" w:hint="eastAsia"/>
-              <w:szCs w:val="24"/>
-            </w:rPr>
-            <w:instrText xml:space="preserve"> HYPERLINK \l _Toc5257 </w:instrText>
-          </w:r>
-          <w:r>
-            <w:rPr>
-              <w:rFonts w:ascii="Microsoft JhengHei" w:eastAsia="Microsoft JhengHei" w:hAnsi="Microsoft JhengHei" w:cs="Microsoft JhengHei" w:hint="eastAsia"/>
+              <w:rFonts w:hint="eastAsia" w:ascii="Microsoft JhengHei" w:hAnsi="Microsoft JhengHei" w:eastAsia="Microsoft JhengHei" w:cs="Microsoft JhengHei"/>
+              <w:szCs w:val="24"/>
+            </w:rPr>
+            <w:instrText xml:space="preserve"> HYPERLINK \l _Toc3190 </w:instrText>
+          </w:r>
+          <w:r>
+            <w:rPr>
+              <w:rFonts w:hint="eastAsia" w:ascii="Microsoft JhengHei" w:hAnsi="Microsoft JhengHei" w:eastAsia="Microsoft JhengHei" w:cs="Microsoft JhengHei"/>
               <w:szCs w:val="24"/>
             </w:rPr>
             <w:fldChar w:fldCharType="separate"/>
@@ -2321,7 +2229,7 @@
             <w:fldChar w:fldCharType="begin"/>
           </w:r>
           <w:r>
-            <w:instrText xml:space="preserve"> PAGEREF _Toc5257 \h </w:instrText>
+            <w:instrText xml:space="preserve"> PAGEREF _Toc3190 \h </w:instrText>
           </w:r>
           <w:r>
             <w:fldChar w:fldCharType="separate"/>
@@ -2334,7 +2242,7 @@
           </w:r>
           <w:r>
             <w:rPr>
-              <w:rFonts w:ascii="Microsoft JhengHei" w:eastAsia="Microsoft JhengHei" w:hAnsi="Microsoft JhengHei" w:cs="Microsoft JhengHei" w:hint="eastAsia"/>
+              <w:rFonts w:hint="eastAsia" w:ascii="Microsoft JhengHei" w:hAnsi="Microsoft JhengHei" w:eastAsia="Microsoft JhengHei" w:cs="Microsoft JhengHei"/>
               <w:szCs w:val="24"/>
             </w:rPr>
             <w:fldChar w:fldCharType="end"/>
@@ -2342,42 +2250,28 @@
         </w:p>
         <w:p>
           <w:pPr>
-            <w:pStyle w:val="TOC1"/>
-            <w:keepNext w:val="0"/>
-            <w:keepLines w:val="0"/>
-            <w:pageBreakBefore w:val="0"/>
-            <w:widowControl w:val="0"/>
+            <w:pStyle w:val="16"/>
             <w:tabs>
               <w:tab w:val="right" w:leader="dot" w:pos="8497"/>
             </w:tabs>
-            <w:kinsoku w:val="0"/>
-            <w:wordWrap/>
-            <w:overflowPunct/>
-            <w:topLinePunct w:val="0"/>
-            <w:autoSpaceDE w:val="0"/>
-            <w:autoSpaceDN w:val="0"/>
-            <w:bidi w:val="0"/>
-            <w:adjustRightInd w:val="0"/>
-            <w:snapToGrid w:val="0"/>
-            <w:textAlignment w:val="baseline"/>
           </w:pPr>
           <w:r>
             <w:rPr>
-              <w:rFonts w:ascii="Microsoft JhengHei" w:eastAsia="Microsoft JhengHei" w:hAnsi="Microsoft JhengHei" w:cs="Microsoft JhengHei" w:hint="eastAsia"/>
+              <w:rFonts w:hint="eastAsia" w:ascii="Microsoft JhengHei" w:hAnsi="Microsoft JhengHei" w:eastAsia="Microsoft JhengHei" w:cs="Microsoft JhengHei"/>
               <w:szCs w:val="24"/>
             </w:rPr>
             <w:fldChar w:fldCharType="begin"/>
           </w:r>
           <w:r>
             <w:rPr>
-              <w:rFonts w:ascii="Microsoft JhengHei" w:eastAsia="Microsoft JhengHei" w:hAnsi="Microsoft JhengHei" w:cs="Microsoft JhengHei" w:hint="eastAsia"/>
-              <w:szCs w:val="24"/>
-            </w:rPr>
-            <w:instrText xml:space="preserve"> HYPERLINK \l _Toc7462 </w:instrText>
-          </w:r>
-          <w:r>
-            <w:rPr>
-              <w:rFonts w:ascii="Microsoft JhengHei" w:eastAsia="Microsoft JhengHei" w:hAnsi="Microsoft JhengHei" w:cs="Microsoft JhengHei" w:hint="eastAsia"/>
+              <w:rFonts w:hint="eastAsia" w:ascii="Microsoft JhengHei" w:hAnsi="Microsoft JhengHei" w:eastAsia="Microsoft JhengHei" w:cs="Microsoft JhengHei"/>
+              <w:szCs w:val="24"/>
+            </w:rPr>
+            <w:instrText xml:space="preserve"> HYPERLINK \l _Toc17156 </w:instrText>
+          </w:r>
+          <w:r>
+            <w:rPr>
+              <w:rFonts w:hint="eastAsia" w:ascii="Microsoft JhengHei" w:hAnsi="Microsoft JhengHei" w:eastAsia="Microsoft JhengHei" w:cs="Microsoft JhengHei"/>
               <w:szCs w:val="24"/>
             </w:rPr>
             <w:fldChar w:fldCharType="separate"/>
@@ -2398,7 +2292,7 @@
             <w:fldChar w:fldCharType="begin"/>
           </w:r>
           <w:r>
-            <w:instrText xml:space="preserve"> PAGEREF _Toc7462 \h </w:instrText>
+            <w:instrText xml:space="preserve"> PAGEREF _Toc17156 \h </w:instrText>
           </w:r>
           <w:r>
             <w:fldChar w:fldCharType="separate"/>
@@ -2411,7 +2305,7 @@
           </w:r>
           <w:r>
             <w:rPr>
-              <w:rFonts w:ascii="Microsoft JhengHei" w:eastAsia="Microsoft JhengHei" w:hAnsi="Microsoft JhengHei" w:cs="Microsoft JhengHei" w:hint="eastAsia"/>
+              <w:rFonts w:hint="eastAsia" w:ascii="Microsoft JhengHei" w:hAnsi="Microsoft JhengHei" w:eastAsia="Microsoft JhengHei" w:cs="Microsoft JhengHei"/>
               <w:szCs w:val="24"/>
             </w:rPr>
             <w:fldChar w:fldCharType="end"/>
@@ -2419,42 +2313,28 @@
         </w:p>
         <w:p>
           <w:pPr>
-            <w:pStyle w:val="TOC1"/>
-            <w:keepNext w:val="0"/>
-            <w:keepLines w:val="0"/>
-            <w:pageBreakBefore w:val="0"/>
-            <w:widowControl w:val="0"/>
+            <w:pStyle w:val="16"/>
             <w:tabs>
               <w:tab w:val="right" w:leader="dot" w:pos="8497"/>
             </w:tabs>
-            <w:kinsoku w:val="0"/>
-            <w:wordWrap/>
-            <w:overflowPunct/>
-            <w:topLinePunct w:val="0"/>
-            <w:autoSpaceDE w:val="0"/>
-            <w:autoSpaceDN w:val="0"/>
-            <w:bidi w:val="0"/>
-            <w:adjustRightInd w:val="0"/>
-            <w:snapToGrid w:val="0"/>
-            <w:textAlignment w:val="baseline"/>
           </w:pPr>
           <w:r>
             <w:rPr>
-              <w:rFonts w:ascii="Microsoft JhengHei" w:eastAsia="Microsoft JhengHei" w:hAnsi="Microsoft JhengHei" w:cs="Microsoft JhengHei" w:hint="eastAsia"/>
+              <w:rFonts w:hint="eastAsia" w:ascii="Microsoft JhengHei" w:hAnsi="Microsoft JhengHei" w:eastAsia="Microsoft JhengHei" w:cs="Microsoft JhengHei"/>
               <w:szCs w:val="24"/>
             </w:rPr>
             <w:fldChar w:fldCharType="begin"/>
           </w:r>
           <w:r>
             <w:rPr>
-              <w:rFonts w:ascii="Microsoft JhengHei" w:eastAsia="Microsoft JhengHei" w:hAnsi="Microsoft JhengHei" w:cs="Microsoft JhengHei" w:hint="eastAsia"/>
-              <w:szCs w:val="24"/>
-            </w:rPr>
-            <w:instrText xml:space="preserve"> HYPERLINK \l _Toc28787 </w:instrText>
-          </w:r>
-          <w:r>
-            <w:rPr>
-              <w:rFonts w:ascii="Microsoft JhengHei" w:eastAsia="Microsoft JhengHei" w:hAnsi="Microsoft JhengHei" w:cs="Microsoft JhengHei" w:hint="eastAsia"/>
+              <w:rFonts w:hint="eastAsia" w:ascii="Microsoft JhengHei" w:hAnsi="Microsoft JhengHei" w:eastAsia="Microsoft JhengHei" w:cs="Microsoft JhengHei"/>
+              <w:szCs w:val="24"/>
+            </w:rPr>
+            <w:instrText xml:space="preserve"> HYPERLINK \l _Toc4056 </w:instrText>
+          </w:r>
+          <w:r>
+            <w:rPr>
+              <w:rFonts w:hint="eastAsia" w:ascii="Microsoft JhengHei" w:hAnsi="Microsoft JhengHei" w:eastAsia="Microsoft JhengHei" w:cs="Microsoft JhengHei"/>
               <w:szCs w:val="24"/>
             </w:rPr>
             <w:fldChar w:fldCharType="separate"/>
@@ -2475,7 +2355,7 @@
             <w:fldChar w:fldCharType="begin"/>
           </w:r>
           <w:r>
-            <w:instrText xml:space="preserve"> PAGEREF _Toc28787 \h </w:instrText>
+            <w:instrText xml:space="preserve"> PAGEREF _Toc4056 \h </w:instrText>
           </w:r>
           <w:r>
             <w:fldChar w:fldCharType="separate"/>
@@ -2488,7 +2368,7 @@
           </w:r>
           <w:r>
             <w:rPr>
-              <w:rFonts w:ascii="Microsoft JhengHei" w:eastAsia="Microsoft JhengHei" w:hAnsi="Microsoft JhengHei" w:cs="Microsoft JhengHei" w:hint="eastAsia"/>
+              <w:rFonts w:hint="eastAsia" w:ascii="Microsoft JhengHei" w:hAnsi="Microsoft JhengHei" w:eastAsia="Microsoft JhengHei" w:cs="Microsoft JhengHei"/>
               <w:szCs w:val="24"/>
             </w:rPr>
             <w:fldChar w:fldCharType="end"/>
@@ -2496,42 +2376,28 @@
         </w:p>
         <w:p>
           <w:pPr>
-            <w:pStyle w:val="TOC1"/>
-            <w:keepNext w:val="0"/>
-            <w:keepLines w:val="0"/>
-            <w:pageBreakBefore w:val="0"/>
-            <w:widowControl w:val="0"/>
+            <w:pStyle w:val="16"/>
             <w:tabs>
               <w:tab w:val="right" w:leader="dot" w:pos="8497"/>
             </w:tabs>
-            <w:kinsoku w:val="0"/>
-            <w:wordWrap/>
-            <w:overflowPunct/>
-            <w:topLinePunct w:val="0"/>
-            <w:autoSpaceDE w:val="0"/>
-            <w:autoSpaceDN w:val="0"/>
-            <w:bidi w:val="0"/>
-            <w:adjustRightInd w:val="0"/>
-            <w:snapToGrid w:val="0"/>
-            <w:textAlignment w:val="baseline"/>
           </w:pPr>
           <w:r>
             <w:rPr>
-              <w:rFonts w:ascii="Microsoft JhengHei" w:eastAsia="Microsoft JhengHei" w:hAnsi="Microsoft JhengHei" w:cs="Microsoft JhengHei" w:hint="eastAsia"/>
+              <w:rFonts w:hint="eastAsia" w:ascii="Microsoft JhengHei" w:hAnsi="Microsoft JhengHei" w:eastAsia="Microsoft JhengHei" w:cs="Microsoft JhengHei"/>
               <w:szCs w:val="24"/>
             </w:rPr>
             <w:fldChar w:fldCharType="begin"/>
           </w:r>
           <w:r>
             <w:rPr>
-              <w:rFonts w:ascii="Microsoft JhengHei" w:eastAsia="Microsoft JhengHei" w:hAnsi="Microsoft JhengHei" w:cs="Microsoft JhengHei" w:hint="eastAsia"/>
-              <w:szCs w:val="24"/>
-            </w:rPr>
-            <w:instrText xml:space="preserve"> HYPERLINK \l _Toc13517 </w:instrText>
-          </w:r>
-          <w:r>
-            <w:rPr>
-              <w:rFonts w:ascii="Microsoft JhengHei" w:eastAsia="Microsoft JhengHei" w:hAnsi="Microsoft JhengHei" w:cs="Microsoft JhengHei" w:hint="eastAsia"/>
+              <w:rFonts w:hint="eastAsia" w:ascii="Microsoft JhengHei" w:hAnsi="Microsoft JhengHei" w:eastAsia="Microsoft JhengHei" w:cs="Microsoft JhengHei"/>
+              <w:szCs w:val="24"/>
+            </w:rPr>
+            <w:instrText xml:space="preserve"> HYPERLINK \l _Toc13776 </w:instrText>
+          </w:r>
+          <w:r>
+            <w:rPr>
+              <w:rFonts w:hint="eastAsia" w:ascii="Microsoft JhengHei" w:hAnsi="Microsoft JhengHei" w:eastAsia="Microsoft JhengHei" w:cs="Microsoft JhengHei"/>
               <w:szCs w:val="24"/>
             </w:rPr>
             <w:fldChar w:fldCharType="separate"/>
@@ -2552,7 +2418,7 @@
             <w:fldChar w:fldCharType="begin"/>
           </w:r>
           <w:r>
-            <w:instrText xml:space="preserve"> PAGEREF _Toc13517 \h </w:instrText>
+            <w:instrText xml:space="preserve"> PAGEREF _Toc13776 \h </w:instrText>
           </w:r>
           <w:r>
             <w:fldChar w:fldCharType="separate"/>
@@ -2565,7 +2431,7 @@
           </w:r>
           <w:r>
             <w:rPr>
-              <w:rFonts w:ascii="Microsoft JhengHei" w:eastAsia="Microsoft JhengHei" w:hAnsi="Microsoft JhengHei" w:cs="Microsoft JhengHei" w:hint="eastAsia"/>
+              <w:rFonts w:hint="eastAsia" w:ascii="Microsoft JhengHei" w:hAnsi="Microsoft JhengHei" w:eastAsia="Microsoft JhengHei" w:cs="Microsoft JhengHei"/>
               <w:szCs w:val="24"/>
             </w:rPr>
             <w:fldChar w:fldCharType="end"/>
@@ -2573,42 +2439,28 @@
         </w:p>
         <w:p>
           <w:pPr>
-            <w:pStyle w:val="TOC1"/>
-            <w:keepNext w:val="0"/>
-            <w:keepLines w:val="0"/>
-            <w:pageBreakBefore w:val="0"/>
-            <w:widowControl w:val="0"/>
+            <w:pStyle w:val="16"/>
             <w:tabs>
               <w:tab w:val="right" w:leader="dot" w:pos="8497"/>
             </w:tabs>
-            <w:kinsoku w:val="0"/>
-            <w:wordWrap/>
-            <w:overflowPunct/>
-            <w:topLinePunct w:val="0"/>
-            <w:autoSpaceDE w:val="0"/>
-            <w:autoSpaceDN w:val="0"/>
-            <w:bidi w:val="0"/>
-            <w:adjustRightInd w:val="0"/>
-            <w:snapToGrid w:val="0"/>
-            <w:textAlignment w:val="baseline"/>
           </w:pPr>
           <w:r>
             <w:rPr>
-              <w:rFonts w:ascii="Microsoft JhengHei" w:eastAsia="Microsoft JhengHei" w:hAnsi="Microsoft JhengHei" w:cs="Microsoft JhengHei" w:hint="eastAsia"/>
+              <w:rFonts w:hint="eastAsia" w:ascii="Microsoft JhengHei" w:hAnsi="Microsoft JhengHei" w:eastAsia="Microsoft JhengHei" w:cs="Microsoft JhengHei"/>
               <w:szCs w:val="24"/>
             </w:rPr>
             <w:fldChar w:fldCharType="begin"/>
           </w:r>
           <w:r>
             <w:rPr>
-              <w:rFonts w:ascii="Microsoft JhengHei" w:eastAsia="Microsoft JhengHei" w:hAnsi="Microsoft JhengHei" w:cs="Microsoft JhengHei" w:hint="eastAsia"/>
-              <w:szCs w:val="24"/>
-            </w:rPr>
-            <w:instrText xml:space="preserve"> HYPERLINK \l _Toc23537 </w:instrText>
-          </w:r>
-          <w:r>
-            <w:rPr>
-              <w:rFonts w:ascii="Microsoft JhengHei" w:eastAsia="Microsoft JhengHei" w:hAnsi="Microsoft JhengHei" w:cs="Microsoft JhengHei" w:hint="eastAsia"/>
+              <w:rFonts w:hint="eastAsia" w:ascii="Microsoft JhengHei" w:hAnsi="Microsoft JhengHei" w:eastAsia="Microsoft JhengHei" w:cs="Microsoft JhengHei"/>
+              <w:szCs w:val="24"/>
+            </w:rPr>
+            <w:instrText xml:space="preserve"> HYPERLINK \l _Toc17598 </w:instrText>
+          </w:r>
+          <w:r>
+            <w:rPr>
+              <w:rFonts w:hint="eastAsia" w:ascii="Microsoft JhengHei" w:hAnsi="Microsoft JhengHei" w:eastAsia="Microsoft JhengHei" w:cs="Microsoft JhengHei"/>
               <w:szCs w:val="24"/>
             </w:rPr>
             <w:fldChar w:fldCharType="separate"/>
@@ -2629,7 +2481,7 @@
             <w:fldChar w:fldCharType="begin"/>
           </w:r>
           <w:r>
-            <w:instrText xml:space="preserve"> PAGEREF _Toc23537 \h </w:instrText>
+            <w:instrText xml:space="preserve"> PAGEREF _Toc17598 \h </w:instrText>
           </w:r>
           <w:r>
             <w:fldChar w:fldCharType="separate"/>
@@ -2642,7 +2494,7 @@
           </w:r>
           <w:r>
             <w:rPr>
-              <w:rFonts w:ascii="Microsoft JhengHei" w:eastAsia="Microsoft JhengHei" w:hAnsi="Microsoft JhengHei" w:cs="Microsoft JhengHei" w:hint="eastAsia"/>
+              <w:rFonts w:hint="eastAsia" w:ascii="Microsoft JhengHei" w:hAnsi="Microsoft JhengHei" w:eastAsia="Microsoft JhengHei" w:cs="Microsoft JhengHei"/>
               <w:szCs w:val="24"/>
             </w:rPr>
             <w:fldChar w:fldCharType="end"/>
@@ -2650,42 +2502,28 @@
         </w:p>
         <w:p>
           <w:pPr>
-            <w:pStyle w:val="TOC1"/>
-            <w:keepNext w:val="0"/>
-            <w:keepLines w:val="0"/>
-            <w:pageBreakBefore w:val="0"/>
-            <w:widowControl w:val="0"/>
+            <w:pStyle w:val="16"/>
             <w:tabs>
               <w:tab w:val="right" w:leader="dot" w:pos="8497"/>
             </w:tabs>
-            <w:kinsoku w:val="0"/>
-            <w:wordWrap/>
-            <w:overflowPunct/>
-            <w:topLinePunct w:val="0"/>
-            <w:autoSpaceDE w:val="0"/>
-            <w:autoSpaceDN w:val="0"/>
-            <w:bidi w:val="0"/>
-            <w:adjustRightInd w:val="0"/>
-            <w:snapToGrid w:val="0"/>
-            <w:textAlignment w:val="baseline"/>
           </w:pPr>
           <w:r>
             <w:rPr>
-              <w:rFonts w:ascii="Microsoft JhengHei" w:eastAsia="Microsoft JhengHei" w:hAnsi="Microsoft JhengHei" w:cs="Microsoft JhengHei" w:hint="eastAsia"/>
+              <w:rFonts w:hint="eastAsia" w:ascii="Microsoft JhengHei" w:hAnsi="Microsoft JhengHei" w:eastAsia="Microsoft JhengHei" w:cs="Microsoft JhengHei"/>
               <w:szCs w:val="24"/>
             </w:rPr>
             <w:fldChar w:fldCharType="begin"/>
           </w:r>
           <w:r>
             <w:rPr>
-              <w:rFonts w:ascii="Microsoft JhengHei" w:eastAsia="Microsoft JhengHei" w:hAnsi="Microsoft JhengHei" w:cs="Microsoft JhengHei" w:hint="eastAsia"/>
-              <w:szCs w:val="24"/>
-            </w:rPr>
-            <w:instrText xml:space="preserve"> HYPERLINK \l _Toc15645 </w:instrText>
-          </w:r>
-          <w:r>
-            <w:rPr>
-              <w:rFonts w:ascii="Microsoft JhengHei" w:eastAsia="Microsoft JhengHei" w:hAnsi="Microsoft JhengHei" w:cs="Microsoft JhengHei" w:hint="eastAsia"/>
+              <w:rFonts w:hint="eastAsia" w:ascii="Microsoft JhengHei" w:hAnsi="Microsoft JhengHei" w:eastAsia="Microsoft JhengHei" w:cs="Microsoft JhengHei"/>
+              <w:szCs w:val="24"/>
+            </w:rPr>
+            <w:instrText xml:space="preserve"> HYPERLINK \l _Toc25318 </w:instrText>
+          </w:r>
+          <w:r>
+            <w:rPr>
+              <w:rFonts w:hint="eastAsia" w:ascii="Microsoft JhengHei" w:hAnsi="Microsoft JhengHei" w:eastAsia="Microsoft JhengHei" w:cs="Microsoft JhengHei"/>
               <w:szCs w:val="24"/>
             </w:rPr>
             <w:fldChar w:fldCharType="separate"/>
@@ -2706,7 +2544,7 @@
             <w:fldChar w:fldCharType="begin"/>
           </w:r>
           <w:r>
-            <w:instrText xml:space="preserve"> PAGEREF _Toc15645 \h </w:instrText>
+            <w:instrText xml:space="preserve"> PAGEREF _Toc25318 \h </w:instrText>
           </w:r>
           <w:r>
             <w:fldChar w:fldCharType="separate"/>
@@ -2719,7 +2557,7 @@
           </w:r>
           <w:r>
             <w:rPr>
-              <w:rFonts w:ascii="Microsoft JhengHei" w:eastAsia="Microsoft JhengHei" w:hAnsi="Microsoft JhengHei" w:cs="Microsoft JhengHei" w:hint="eastAsia"/>
+              <w:rFonts w:hint="eastAsia" w:ascii="Microsoft JhengHei" w:hAnsi="Microsoft JhengHei" w:eastAsia="Microsoft JhengHei" w:cs="Microsoft JhengHei"/>
               <w:szCs w:val="24"/>
             </w:rPr>
             <w:fldChar w:fldCharType="end"/>
@@ -2727,42 +2565,28 @@
         </w:p>
         <w:p>
           <w:pPr>
-            <w:pStyle w:val="TOC1"/>
-            <w:keepNext w:val="0"/>
-            <w:keepLines w:val="0"/>
-            <w:pageBreakBefore w:val="0"/>
-            <w:widowControl w:val="0"/>
+            <w:pStyle w:val="16"/>
             <w:tabs>
               <w:tab w:val="right" w:leader="dot" w:pos="8497"/>
             </w:tabs>
-            <w:kinsoku w:val="0"/>
-            <w:wordWrap/>
-            <w:overflowPunct/>
-            <w:topLinePunct w:val="0"/>
-            <w:autoSpaceDE w:val="0"/>
-            <w:autoSpaceDN w:val="0"/>
-            <w:bidi w:val="0"/>
-            <w:adjustRightInd w:val="0"/>
-            <w:snapToGrid w:val="0"/>
-            <w:textAlignment w:val="baseline"/>
           </w:pPr>
           <w:r>
             <w:rPr>
-              <w:rFonts w:ascii="Microsoft JhengHei" w:eastAsia="Microsoft JhengHei" w:hAnsi="Microsoft JhengHei" w:cs="Microsoft JhengHei" w:hint="eastAsia"/>
+              <w:rFonts w:hint="eastAsia" w:ascii="Microsoft JhengHei" w:hAnsi="Microsoft JhengHei" w:eastAsia="Microsoft JhengHei" w:cs="Microsoft JhengHei"/>
               <w:szCs w:val="24"/>
             </w:rPr>
             <w:fldChar w:fldCharType="begin"/>
           </w:r>
           <w:r>
             <w:rPr>
-              <w:rFonts w:ascii="Microsoft JhengHei" w:eastAsia="Microsoft JhengHei" w:hAnsi="Microsoft JhengHei" w:cs="Microsoft JhengHei" w:hint="eastAsia"/>
-              <w:szCs w:val="24"/>
-            </w:rPr>
-            <w:instrText xml:space="preserve"> HYPERLINK \l _Toc15428 </w:instrText>
-          </w:r>
-          <w:r>
-            <w:rPr>
-              <w:rFonts w:ascii="Microsoft JhengHei" w:eastAsia="Microsoft JhengHei" w:hAnsi="Microsoft JhengHei" w:cs="Microsoft JhengHei" w:hint="eastAsia"/>
+              <w:rFonts w:hint="eastAsia" w:ascii="Microsoft JhengHei" w:hAnsi="Microsoft JhengHei" w:eastAsia="Microsoft JhengHei" w:cs="Microsoft JhengHei"/>
+              <w:szCs w:val="24"/>
+            </w:rPr>
+            <w:instrText xml:space="preserve"> HYPERLINK \l _Toc32582 </w:instrText>
+          </w:r>
+          <w:r>
+            <w:rPr>
+              <w:rFonts w:hint="eastAsia" w:ascii="Microsoft JhengHei" w:hAnsi="Microsoft JhengHei" w:eastAsia="Microsoft JhengHei" w:cs="Microsoft JhengHei"/>
               <w:szCs w:val="24"/>
             </w:rPr>
             <w:fldChar w:fldCharType="separate"/>
@@ -2783,7 +2607,7 @@
             <w:fldChar w:fldCharType="begin"/>
           </w:r>
           <w:r>
-            <w:instrText xml:space="preserve"> PAGEREF _Toc15428 \h </w:instrText>
+            <w:instrText xml:space="preserve"> PAGEREF _Toc32582 \h </w:instrText>
           </w:r>
           <w:r>
             <w:fldChar w:fldCharType="separate"/>
@@ -2796,7 +2620,7 @@
           </w:r>
           <w:r>
             <w:rPr>
-              <w:rFonts w:ascii="Microsoft JhengHei" w:eastAsia="Microsoft JhengHei" w:hAnsi="Microsoft JhengHei" w:cs="Microsoft JhengHei" w:hint="eastAsia"/>
+              <w:rFonts w:hint="eastAsia" w:ascii="Microsoft JhengHei" w:hAnsi="Microsoft JhengHei" w:eastAsia="Microsoft JhengHei" w:cs="Microsoft JhengHei"/>
               <w:szCs w:val="24"/>
             </w:rPr>
             <w:fldChar w:fldCharType="end"/>
@@ -2804,42 +2628,28 @@
         </w:p>
         <w:p>
           <w:pPr>
-            <w:pStyle w:val="TOC1"/>
-            <w:keepNext w:val="0"/>
-            <w:keepLines w:val="0"/>
-            <w:pageBreakBefore w:val="0"/>
-            <w:widowControl w:val="0"/>
+            <w:pStyle w:val="16"/>
             <w:tabs>
               <w:tab w:val="right" w:leader="dot" w:pos="8497"/>
             </w:tabs>
-            <w:kinsoku w:val="0"/>
-            <w:wordWrap/>
-            <w:overflowPunct/>
-            <w:topLinePunct w:val="0"/>
-            <w:autoSpaceDE w:val="0"/>
-            <w:autoSpaceDN w:val="0"/>
-            <w:bidi w:val="0"/>
-            <w:adjustRightInd w:val="0"/>
-            <w:snapToGrid w:val="0"/>
-            <w:textAlignment w:val="baseline"/>
           </w:pPr>
           <w:r>
             <w:rPr>
-              <w:rFonts w:ascii="Microsoft JhengHei" w:eastAsia="Microsoft JhengHei" w:hAnsi="Microsoft JhengHei" w:cs="Microsoft JhengHei" w:hint="eastAsia"/>
+              <w:rFonts w:hint="eastAsia" w:ascii="Microsoft JhengHei" w:hAnsi="Microsoft JhengHei" w:eastAsia="Microsoft JhengHei" w:cs="Microsoft JhengHei"/>
               <w:szCs w:val="24"/>
             </w:rPr>
             <w:fldChar w:fldCharType="begin"/>
           </w:r>
           <w:r>
             <w:rPr>
-              <w:rFonts w:ascii="Microsoft JhengHei" w:eastAsia="Microsoft JhengHei" w:hAnsi="Microsoft JhengHei" w:cs="Microsoft JhengHei" w:hint="eastAsia"/>
-              <w:szCs w:val="24"/>
-            </w:rPr>
-            <w:instrText xml:space="preserve"> HYPERLINK \l _Toc9084 </w:instrText>
-          </w:r>
-          <w:r>
-            <w:rPr>
-              <w:rFonts w:ascii="Microsoft JhengHei" w:eastAsia="Microsoft JhengHei" w:hAnsi="Microsoft JhengHei" w:cs="Microsoft JhengHei" w:hint="eastAsia"/>
+              <w:rFonts w:hint="eastAsia" w:ascii="Microsoft JhengHei" w:hAnsi="Microsoft JhengHei" w:eastAsia="Microsoft JhengHei" w:cs="Microsoft JhengHei"/>
+              <w:szCs w:val="24"/>
+            </w:rPr>
+            <w:instrText xml:space="preserve"> HYPERLINK \l _Toc32394 </w:instrText>
+          </w:r>
+          <w:r>
+            <w:rPr>
+              <w:rFonts w:hint="eastAsia" w:ascii="Microsoft JhengHei" w:hAnsi="Microsoft JhengHei" w:eastAsia="Microsoft JhengHei" w:cs="Microsoft JhengHei"/>
               <w:szCs w:val="24"/>
             </w:rPr>
             <w:fldChar w:fldCharType="separate"/>
@@ -2860,7 +2670,7 @@
             <w:fldChar w:fldCharType="begin"/>
           </w:r>
           <w:r>
-            <w:instrText xml:space="preserve"> PAGEREF _Toc9084 \h </w:instrText>
+            <w:instrText xml:space="preserve"> PAGEREF _Toc32394 \h </w:instrText>
           </w:r>
           <w:r>
             <w:fldChar w:fldCharType="separate"/>
@@ -2873,7 +2683,7 @@
           </w:r>
           <w:r>
             <w:rPr>
-              <w:rFonts w:ascii="Microsoft JhengHei" w:eastAsia="Microsoft JhengHei" w:hAnsi="Microsoft JhengHei" w:cs="Microsoft JhengHei" w:hint="eastAsia"/>
+              <w:rFonts w:hint="eastAsia" w:ascii="Microsoft JhengHei" w:hAnsi="Microsoft JhengHei" w:eastAsia="Microsoft JhengHei" w:cs="Microsoft JhengHei"/>
               <w:szCs w:val="24"/>
             </w:rPr>
             <w:fldChar w:fldCharType="end"/>
@@ -2881,42 +2691,28 @@
         </w:p>
         <w:p>
           <w:pPr>
-            <w:pStyle w:val="TOC1"/>
-            <w:keepNext w:val="0"/>
-            <w:keepLines w:val="0"/>
-            <w:pageBreakBefore w:val="0"/>
-            <w:widowControl w:val="0"/>
+            <w:pStyle w:val="16"/>
             <w:tabs>
               <w:tab w:val="right" w:leader="dot" w:pos="8497"/>
             </w:tabs>
-            <w:kinsoku w:val="0"/>
-            <w:wordWrap/>
-            <w:overflowPunct/>
-            <w:topLinePunct w:val="0"/>
-            <w:autoSpaceDE w:val="0"/>
-            <w:autoSpaceDN w:val="0"/>
-            <w:bidi w:val="0"/>
-            <w:adjustRightInd w:val="0"/>
-            <w:snapToGrid w:val="0"/>
-            <w:textAlignment w:val="baseline"/>
           </w:pPr>
           <w:r>
             <w:rPr>
-              <w:rFonts w:ascii="Microsoft JhengHei" w:eastAsia="Microsoft JhengHei" w:hAnsi="Microsoft JhengHei" w:cs="Microsoft JhengHei" w:hint="eastAsia"/>
+              <w:rFonts w:hint="eastAsia" w:ascii="Microsoft JhengHei" w:hAnsi="Microsoft JhengHei" w:eastAsia="Microsoft JhengHei" w:cs="Microsoft JhengHei"/>
               <w:szCs w:val="24"/>
             </w:rPr>
             <w:fldChar w:fldCharType="begin"/>
           </w:r>
           <w:r>
             <w:rPr>
-              <w:rFonts w:ascii="Microsoft JhengHei" w:eastAsia="Microsoft JhengHei" w:hAnsi="Microsoft JhengHei" w:cs="Microsoft JhengHei" w:hint="eastAsia"/>
-              <w:szCs w:val="24"/>
-            </w:rPr>
-            <w:instrText xml:space="preserve"> HYPERLINK \l _Toc6588 </w:instrText>
-          </w:r>
-          <w:r>
-            <w:rPr>
-              <w:rFonts w:ascii="Microsoft JhengHei" w:eastAsia="Microsoft JhengHei" w:hAnsi="Microsoft JhengHei" w:cs="Microsoft JhengHei" w:hint="eastAsia"/>
+              <w:rFonts w:hint="eastAsia" w:ascii="Microsoft JhengHei" w:hAnsi="Microsoft JhengHei" w:eastAsia="Microsoft JhengHei" w:cs="Microsoft JhengHei"/>
+              <w:szCs w:val="24"/>
+            </w:rPr>
+            <w:instrText xml:space="preserve"> HYPERLINK \l _Toc6339 </w:instrText>
+          </w:r>
+          <w:r>
+            <w:rPr>
+              <w:rFonts w:hint="eastAsia" w:ascii="Microsoft JhengHei" w:hAnsi="Microsoft JhengHei" w:eastAsia="Microsoft JhengHei" w:cs="Microsoft JhengHei"/>
               <w:szCs w:val="24"/>
             </w:rPr>
             <w:fldChar w:fldCharType="separate"/>
@@ -2937,7 +2733,7 @@
             <w:fldChar w:fldCharType="begin"/>
           </w:r>
           <w:r>
-            <w:instrText xml:space="preserve"> PAGEREF _Toc6588 \h </w:instrText>
+            <w:instrText xml:space="preserve"> PAGEREF _Toc6339 \h </w:instrText>
           </w:r>
           <w:r>
             <w:fldChar w:fldCharType="separate"/>
@@ -2950,7 +2746,7 @@
           </w:r>
           <w:r>
             <w:rPr>
-              <w:rFonts w:ascii="Microsoft JhengHei" w:eastAsia="Microsoft JhengHei" w:hAnsi="Microsoft JhengHei" w:cs="Microsoft JhengHei" w:hint="eastAsia"/>
+              <w:rFonts w:hint="eastAsia" w:ascii="Microsoft JhengHei" w:hAnsi="Microsoft JhengHei" w:eastAsia="Microsoft JhengHei" w:cs="Microsoft JhengHei"/>
               <w:szCs w:val="24"/>
             </w:rPr>
             <w:fldChar w:fldCharType="end"/>
@@ -2974,7 +2770,7 @@
             <w:spacing w:line="219" w:lineRule="auto"/>
             <w:textAlignment w:val="baseline"/>
             <w:rPr>
-              <w:rFonts w:ascii="Microsoft JhengHei" w:eastAsia="Microsoft JhengHei" w:hAnsi="Microsoft JhengHei" w:cs="Microsoft JhengHei" w:hint="eastAsia"/>
+              <w:rFonts w:hint="eastAsia" w:ascii="Microsoft JhengHei" w:hAnsi="Microsoft JhengHei" w:eastAsia="Microsoft JhengHei" w:cs="Microsoft JhengHei"/>
               <w:snapToGrid w:val="0"/>
               <w:color w:val="000000"/>
               <w:kern w:val="0"/>
@@ -2985,7 +2781,7 @@
           </w:pPr>
           <w:r>
             <w:rPr>
-              <w:rFonts w:ascii="Microsoft JhengHei" w:eastAsia="Microsoft JhengHei" w:hAnsi="Microsoft JhengHei" w:cs="Microsoft JhengHei" w:hint="eastAsia"/>
+              <w:rFonts w:hint="eastAsia" w:ascii="Microsoft JhengHei" w:hAnsi="Microsoft JhengHei" w:eastAsia="Microsoft JhengHei" w:cs="Microsoft JhengHei"/>
               <w:szCs w:val="24"/>
             </w:rPr>
             <w:fldChar w:fldCharType="end"/>
@@ -3011,7 +2807,7 @@
         <w:spacing w:line="219" w:lineRule="auto"/>
         <w:textAlignment w:val="baseline"/>
         <w:rPr>
-          <w:rFonts w:ascii="Times New Roman" w:eastAsia="Times New Roman" w:hAnsi="Times New Roman" w:cs="Times New Roman"/>
+          <w:rFonts w:ascii="Times New Roman" w:hAnsi="Times New Roman" w:eastAsia="Times New Roman" w:cs="Times New Roman"/>
           <w:snapToGrid w:val="0"/>
           <w:color w:val="000000"/>
           <w:kern w:val="0"/>
@@ -3022,13 +2818,13 @@
         <w:sectPr>
           <w:pgSz w:w="11906" w:h="16839"/>
           <w:pgMar w:top="1431" w:right="1700" w:bottom="0" w:left="1709" w:header="0" w:footer="0" w:gutter="0"/>
-          <w:cols w:num="1" w:space="720"/>
+          <w:cols w:space="720" w:num="1"/>
         </w:sectPr>
       </w:pPr>
     </w:p>
     <w:p>
       <w:pPr>
-        <w:pStyle w:val="1"/>
+        <w:pStyle w:val="26"/>
         <w:keepNext w:val="0"/>
         <w:keepLines w:val="0"/>
         <w:pageBreakBefore w:val="0"/>
@@ -3044,11 +2840,11 @@
         <w:snapToGrid w:val="0"/>
         <w:textAlignment w:val="baseline"/>
       </w:pPr>
-      <w:bookmarkStart w:id="4" w:name="_Toc22516"/>
+      <w:bookmarkStart w:id="3" w:name="_Toc26512"/>
       <w:r>
         <w:t>目的</w:t>
       </w:r>
-      <w:bookmarkEnd w:id="4"/>
+      <w:bookmarkEnd w:id="3"/>
     </w:p>
     <w:p>
       <w:pPr>
@@ -3066,36 +2862,30 @@
         <w:adjustRightInd w:val="0"/>
         <w:snapToGrid w:val="0"/>
         <w:spacing w:line="360" w:lineRule="auto"/>
-        <w:ind w:right="0" w:firstLine="420" w:firstLineChars="200"/>
+        <w:ind w:right="0" w:firstLine="460" w:firstLineChars="200"/>
         <w:textAlignment w:val="baseline"/>
         <w:rPr>
-          <w:rFonts w:ascii="宋体" w:eastAsia="宋体" w:hAnsi="宋体" w:cs="宋体"/>
-          <w:sz w:val="24"/>
-          <w:szCs w:val="24"/>
-        </w:rPr>
-      </w:pPr>
+          <w:rFonts w:ascii="宋体" w:hAnsi="宋体" w:eastAsia="宋体" w:cs="宋体"/>
+          <w:spacing w:val="-5"/>
+          <w:sz w:val="24"/>
+          <w:szCs w:val="24"/>
+        </w:rPr>
+      </w:pPr>
+      <w:bookmarkStart w:id="18" w:name="_GoBack"/>
+      <w:bookmarkEnd w:id="18"/>
       <w:r>
         <w:rPr>
-          <w:rFonts w:ascii="宋体" w:eastAsia="宋体" w:hAnsi="宋体" w:cs="宋体"/>
-          <w:spacing w:val="-1"/>
-          <w:sz w:val="24"/>
-          <w:szCs w:val="24"/>
-        </w:rPr>
-        <w:t>依据我公司运维服务业务定位和能力，策划运行维护服务对象的服务</w:t>
-      </w:r>
-      <w:r>
-        <w:rPr>
-          <w:rFonts w:ascii="宋体" w:eastAsia="宋体" w:hAnsi="宋体" w:cs="宋体"/>
+          <w:rFonts w:ascii="宋体" w:hAnsi="宋体" w:eastAsia="宋体" w:cs="宋体"/>
           <w:spacing w:val="-5"/>
           <w:sz w:val="24"/>
           <w:szCs w:val="24"/>
         </w:rPr>
-        <w:t>内容和要求，特制定此管理规定。</w:t>
+        <w:t>为规范客户投诉的应对及处理流程，及时有效解决客户投诉，提高客户满意度，特制定本规定。</w:t>
       </w:r>
     </w:p>
     <w:p>
       <w:pPr>
-        <w:pStyle w:val="1"/>
+        <w:pStyle w:val="26"/>
         <w:keepNext w:val="0"/>
         <w:keepLines w:val="0"/>
         <w:pageBreakBefore w:val="0"/>
@@ -3111,11 +2901,11 @@
         <w:snapToGrid w:val="0"/>
         <w:textAlignment w:val="baseline"/>
       </w:pPr>
-      <w:bookmarkStart w:id="5" w:name="_Toc24306"/>
+      <w:bookmarkStart w:id="4" w:name="_Toc3100"/>
       <w:r>
         <w:t>适用范围</w:t>
       </w:r>
-      <w:bookmarkEnd w:id="5"/>
+      <w:bookmarkEnd w:id="4"/>
     </w:p>
     <w:p>
       <w:pPr>
@@ -3133,10 +2923,10 @@
         <w:adjustRightInd w:val="0"/>
         <w:snapToGrid w:val="0"/>
         <w:spacing w:line="360" w:lineRule="auto"/>
-        <w:ind w:right="0" w:firstLine="420" w:firstLineChars="200"/>
+        <w:ind w:right="0" w:firstLine="460" w:firstLineChars="200"/>
         <w:textAlignment w:val="baseline"/>
         <w:rPr>
-          <w:rFonts w:ascii="宋体" w:eastAsia="宋体" w:hAnsi="宋体" w:cs="宋体"/>
+          <w:rFonts w:ascii="宋体" w:hAnsi="宋体" w:eastAsia="宋体" w:cs="宋体"/>
           <w:spacing w:val="-5"/>
           <w:sz w:val="24"/>
           <w:szCs w:val="24"/>
@@ -3144,7 +2934,7 @@
       </w:pPr>
       <w:r>
         <w:rPr>
-          <w:rFonts w:ascii="宋体" w:eastAsia="宋体" w:hAnsi="宋体" w:cs="宋体"/>
+          <w:rFonts w:ascii="宋体" w:hAnsi="宋体" w:eastAsia="宋体" w:cs="宋体"/>
           <w:spacing w:val="-5"/>
           <w:sz w:val="24"/>
           <w:szCs w:val="24"/>
@@ -3154,7 +2944,7 @@
     </w:p>
     <w:p>
       <w:pPr>
-        <w:pStyle w:val="1"/>
+        <w:pStyle w:val="26"/>
         <w:keepNext w:val="0"/>
         <w:keepLines w:val="0"/>
         <w:pageBreakBefore w:val="0"/>
@@ -3170,11 +2960,11 @@
         <w:snapToGrid w:val="0"/>
         <w:textAlignment w:val="baseline"/>
       </w:pPr>
-      <w:bookmarkStart w:id="6" w:name="_Toc15418"/>
+      <w:bookmarkStart w:id="5" w:name="_Toc1649"/>
       <w:r>
         <w:t>引用文件</w:t>
       </w:r>
-      <w:bookmarkEnd w:id="6"/>
+      <w:bookmarkEnd w:id="5"/>
     </w:p>
     <w:p>
       <w:pPr>
@@ -3196,17 +2986,17 @@
         <w:adjustRightInd w:val="0"/>
         <w:snapToGrid w:val="0"/>
         <w:spacing w:line="360" w:lineRule="auto"/>
-        <w:ind w:left="425" w:hanging="425" w:leftChars="0" w:firstLineChars="0"/>
+        <w:ind w:left="425" w:leftChars="0" w:hanging="425" w:firstLineChars="0"/>
         <w:textAlignment w:val="baseline"/>
         <w:rPr>
-          <w:rFonts w:ascii="宋体" w:eastAsia="宋体" w:hAnsi="宋体" w:cs="宋体"/>
+          <w:rFonts w:ascii="宋体" w:hAnsi="宋体" w:eastAsia="宋体" w:cs="宋体"/>
           <w:sz w:val="24"/>
           <w:szCs w:val="24"/>
         </w:rPr>
       </w:pPr>
       <w:r>
         <w:rPr>
-          <w:rFonts w:ascii="宋体" w:eastAsia="宋体" w:hAnsi="宋体" w:cs="宋体" w:hint="eastAsia"/>
+          <w:rFonts w:hint="eastAsia" w:ascii="宋体" w:hAnsi="宋体" w:eastAsia="宋体" w:cs="宋体"/>
           <w:spacing w:val="-2"/>
           <w:sz w:val="24"/>
           <w:szCs w:val="24"/>
@@ -3215,7 +3005,7 @@
       </w:r>
       <w:r>
         <w:rPr>
-          <w:rFonts w:ascii="宋体" w:eastAsia="宋体" w:hAnsi="宋体" w:cs="宋体"/>
+          <w:rFonts w:ascii="宋体" w:hAnsi="宋体" w:eastAsia="宋体" w:cs="宋体"/>
           <w:spacing w:val="-2"/>
           <w:sz w:val="24"/>
           <w:szCs w:val="24"/>
@@ -3243,17 +3033,17 @@
         <w:adjustRightInd w:val="0"/>
         <w:snapToGrid w:val="0"/>
         <w:spacing w:line="360" w:lineRule="auto"/>
-        <w:ind w:left="425" w:hanging="425" w:leftChars="0" w:firstLineChars="0"/>
+        <w:ind w:left="425" w:leftChars="0" w:hanging="425" w:firstLineChars="0"/>
         <w:textAlignment w:val="baseline"/>
         <w:rPr>
-          <w:rFonts w:ascii="宋体" w:eastAsia="宋体" w:hAnsi="宋体" w:cs="宋体"/>
+          <w:rFonts w:ascii="宋体" w:hAnsi="宋体" w:eastAsia="宋体" w:cs="宋体"/>
           <w:sz w:val="24"/>
           <w:szCs w:val="24"/>
         </w:rPr>
       </w:pPr>
       <w:r>
         <w:rPr>
-          <w:rFonts w:ascii="宋体" w:eastAsia="宋体" w:hAnsi="宋体" w:cs="宋体"/>
+          <w:rFonts w:ascii="宋体" w:hAnsi="宋体" w:eastAsia="宋体" w:cs="宋体"/>
           <w:spacing w:val="-1"/>
           <w:sz w:val="24"/>
           <w:szCs w:val="24"/>
@@ -3262,7 +3052,7 @@
       </w:r>
       <w:r>
         <w:rPr>
-          <w:rFonts w:ascii="宋体" w:eastAsia="宋体" w:hAnsi="宋体" w:cs="宋体"/>
+          <w:rFonts w:ascii="宋体" w:hAnsi="宋体" w:eastAsia="宋体" w:cs="宋体"/>
           <w:spacing w:val="-2"/>
           <w:sz w:val="24"/>
           <w:szCs w:val="24"/>
@@ -3271,7 +3061,7 @@
       </w:r>
       <w:r>
         <w:rPr>
-          <w:rFonts w:ascii="宋体" w:eastAsia="宋体" w:hAnsi="宋体" w:cs="宋体"/>
+          <w:rFonts w:ascii="宋体" w:hAnsi="宋体" w:eastAsia="宋体" w:cs="宋体"/>
           <w:spacing w:val="-33"/>
           <w:sz w:val="24"/>
           <w:szCs w:val="24"/>
@@ -3280,7 +3070,7 @@
       </w:r>
       <w:r>
         <w:rPr>
-          <w:rFonts w:ascii="宋体" w:eastAsia="宋体" w:hAnsi="宋体" w:cs="宋体"/>
+          <w:rFonts w:ascii="宋体" w:hAnsi="宋体" w:eastAsia="宋体" w:cs="宋体"/>
           <w:spacing w:val="-2"/>
           <w:sz w:val="24"/>
           <w:szCs w:val="24"/>
@@ -3289,7 +3079,7 @@
       </w:r>
       <w:r>
         <w:rPr>
-          <w:rFonts w:ascii="宋体" w:eastAsia="宋体" w:hAnsi="宋体" w:cs="宋体"/>
+          <w:rFonts w:ascii="宋体" w:hAnsi="宋体" w:eastAsia="宋体" w:cs="宋体"/>
           <w:spacing w:val="-47"/>
           <w:sz w:val="24"/>
           <w:szCs w:val="24"/>
@@ -3298,7 +3088,7 @@
       </w:r>
       <w:r>
         <w:rPr>
-          <w:rFonts w:ascii="宋体" w:eastAsia="宋体" w:hAnsi="宋体" w:cs="宋体"/>
+          <w:rFonts w:ascii="宋体" w:hAnsi="宋体" w:eastAsia="宋体" w:cs="宋体"/>
           <w:spacing w:val="-2"/>
           <w:sz w:val="24"/>
           <w:szCs w:val="24"/>
@@ -3326,17 +3116,17 @@
         <w:adjustRightInd w:val="0"/>
         <w:snapToGrid w:val="0"/>
         <w:spacing w:line="360" w:lineRule="auto"/>
-        <w:ind w:left="425" w:hanging="425" w:leftChars="0" w:firstLineChars="0"/>
+        <w:ind w:left="425" w:leftChars="0" w:hanging="425" w:firstLineChars="0"/>
         <w:textAlignment w:val="baseline"/>
         <w:rPr>
-          <w:rFonts w:ascii="宋体" w:eastAsia="宋体" w:hAnsi="宋体" w:cs="宋体"/>
+          <w:rFonts w:ascii="宋体" w:hAnsi="宋体" w:eastAsia="宋体" w:cs="宋体"/>
           <w:sz w:val="24"/>
           <w:szCs w:val="24"/>
         </w:rPr>
       </w:pPr>
       <w:r>
         <w:rPr>
-          <w:rFonts w:ascii="宋体" w:eastAsia="宋体" w:hAnsi="宋体" w:cs="宋体"/>
+          <w:rFonts w:ascii="宋体" w:hAnsi="宋体" w:eastAsia="宋体" w:cs="宋体"/>
           <w:spacing w:val="-1"/>
           <w:sz w:val="24"/>
           <w:szCs w:val="24"/>
@@ -3364,17 +3154,17 @@
         <w:adjustRightInd w:val="0"/>
         <w:snapToGrid w:val="0"/>
         <w:spacing w:line="360" w:lineRule="auto"/>
-        <w:ind w:left="425" w:hanging="425" w:leftChars="0" w:firstLineChars="0"/>
+        <w:ind w:left="425" w:leftChars="0" w:hanging="425" w:firstLineChars="0"/>
         <w:textAlignment w:val="baseline"/>
         <w:rPr>
-          <w:rFonts w:ascii="宋体" w:eastAsia="宋体" w:hAnsi="宋体" w:cs="宋体"/>
+          <w:rFonts w:ascii="宋体" w:hAnsi="宋体" w:eastAsia="宋体" w:cs="宋体"/>
           <w:sz w:val="24"/>
           <w:szCs w:val="24"/>
         </w:rPr>
       </w:pPr>
       <w:r>
         <w:rPr>
-          <w:rFonts w:ascii="宋体" w:eastAsia="宋体" w:hAnsi="宋体" w:cs="宋体"/>
+          <w:rFonts w:ascii="宋体" w:hAnsi="宋体" w:eastAsia="宋体" w:cs="宋体"/>
           <w:spacing w:val="-3"/>
           <w:sz w:val="24"/>
           <w:szCs w:val="24"/>
@@ -3384,7 +3174,7 @@
     </w:p>
     <w:p>
       <w:pPr>
-        <w:pStyle w:val="1"/>
+        <w:pStyle w:val="26"/>
         <w:keepNext w:val="0"/>
         <w:keepLines w:val="0"/>
         <w:pageBreakBefore w:val="0"/>
@@ -3403,11 +3193,11 @@
       <w:r>
         <w:t xml:space="preserve"> </w:t>
       </w:r>
-      <w:bookmarkStart w:id="7" w:name="_Toc15884"/>
+      <w:bookmarkStart w:id="6" w:name="_Toc31026"/>
       <w:r>
         <w:t>术语与定义</w:t>
       </w:r>
-      <w:bookmarkEnd w:id="7"/>
+      <w:bookmarkEnd w:id="6"/>
     </w:p>
     <w:p>
       <w:pPr>
@@ -3428,14 +3218,14 @@
         <w:ind w:left="724"/>
         <w:textAlignment w:val="baseline"/>
         <w:rPr>
-          <w:rFonts w:ascii="宋体" w:eastAsia="宋体" w:hAnsi="宋体" w:cs="宋体"/>
+          <w:rFonts w:ascii="宋体" w:hAnsi="宋体" w:eastAsia="宋体" w:cs="宋体"/>
           <w:sz w:val="24"/>
           <w:szCs w:val="24"/>
         </w:rPr>
       </w:pPr>
       <w:r>
         <w:rPr>
-          <w:rFonts w:ascii="宋体" w:eastAsia="宋体" w:hAnsi="宋体" w:cs="宋体"/>
+          <w:rFonts w:ascii="宋体" w:hAnsi="宋体" w:eastAsia="宋体" w:cs="宋体"/>
           <w:sz w:val="24"/>
           <w:szCs w:val="24"/>
         </w:rPr>
@@ -3444,7 +3234,7 @@
     </w:p>
     <w:p>
       <w:pPr>
-        <w:pStyle w:val="1"/>
+        <w:pStyle w:val="26"/>
         <w:keepNext w:val="0"/>
         <w:keepLines w:val="0"/>
         <w:pageBreakBefore w:val="0"/>
@@ -3460,11 +3250,11 @@
         <w:snapToGrid w:val="0"/>
         <w:textAlignment w:val="baseline"/>
       </w:pPr>
-      <w:bookmarkStart w:id="8" w:name="_Toc23107"/>
+      <w:bookmarkStart w:id="7" w:name="_Toc28320"/>
       <w:r>
         <w:t>角色与职责</w:t>
       </w:r>
-      <w:bookmarkEnd w:id="8"/>
+      <w:bookmarkEnd w:id="7"/>
     </w:p>
     <w:p>
       <w:pPr>
@@ -3487,16 +3277,16 @@
     </w:p>
     <w:tbl>
       <w:tblPr>
-        <w:tblStyle w:val="TableNormal0"/>
+        <w:tblStyle w:val="24"/>
         <w:tblW w:w="8521" w:type="dxa"/>
         <w:tblInd w:w="5" w:type="dxa"/>
         <w:tblBorders>
-          <w:top w:val="single" w:sz="4" w:space="0" w:color="000000"/>
-          <w:left w:val="single" w:sz="4" w:space="0" w:color="000000"/>
-          <w:bottom w:val="single" w:sz="4" w:space="0" w:color="000000"/>
-          <w:right w:val="single" w:sz="4" w:space="0" w:color="000000"/>
-          <w:insideH w:val="single" w:sz="4" w:space="0" w:color="000000"/>
-          <w:insideV w:val="single" w:sz="4" w:space="0" w:color="000000"/>
+          <w:top w:val="single" w:color="000000" w:sz="4" w:space="0"/>
+          <w:left w:val="single" w:color="000000" w:sz="4" w:space="0"/>
+          <w:bottom w:val="single" w:color="000000" w:sz="4" w:space="0"/>
+          <w:right w:val="single" w:color="000000" w:sz="4" w:space="0"/>
+          <w:insideH w:val="single" w:color="000000" w:sz="4" w:space="0"/>
+          <w:insideV w:val="single" w:color="000000" w:sz="4" w:space="0"/>
         </w:tblBorders>
         <w:tblLayout w:type="fixed"/>
         <w:tblCellMar>
@@ -3513,17 +3303,14 @@
       </w:tblGrid>
       <w:tr>
         <w:tblPrEx>
-          <w:tblW w:w="8521" w:type="dxa"/>
-          <w:tblInd w:w="5" w:type="dxa"/>
           <w:tblBorders>
-            <w:top w:val="single" w:sz="4" w:space="0" w:color="000000"/>
-            <w:left w:val="single" w:sz="4" w:space="0" w:color="000000"/>
-            <w:bottom w:val="single" w:sz="4" w:space="0" w:color="000000"/>
-            <w:right w:val="single" w:sz="4" w:space="0" w:color="000000"/>
-            <w:insideH w:val="single" w:sz="4" w:space="0" w:color="000000"/>
-            <w:insideV w:val="single" w:sz="4" w:space="0" w:color="000000"/>
+            <w:top w:val="single" w:color="000000" w:sz="4" w:space="0"/>
+            <w:left w:val="single" w:color="000000" w:sz="4" w:space="0"/>
+            <w:bottom w:val="single" w:color="000000" w:sz="4" w:space="0"/>
+            <w:right w:val="single" w:color="000000" w:sz="4" w:space="0"/>
+            <w:insideH w:val="single" w:color="000000" w:sz="4" w:space="0"/>
+            <w:insideV w:val="single" w:color="000000" w:sz="4" w:space="0"/>
           </w:tblBorders>
-          <w:tblLayout w:type="fixed"/>
           <w:tblCellMar>
             <w:top w:w="0" w:type="dxa"/>
             <w:left w:w="0" w:type="dxa"/>
@@ -3532,7 +3319,7 @@
           </w:tblCellMar>
         </w:tblPrEx>
         <w:trPr>
-          <w:trHeight w:val="625"/>
+          <w:trHeight w:val="625" w:hRule="atLeast"/>
         </w:trPr>
         <w:tc>
           <w:tcPr>
@@ -3558,14 +3345,14 @@
               <w:ind w:left="1217"/>
               <w:textAlignment w:val="baseline"/>
               <w:rPr>
-                <w:rFonts w:ascii="宋体" w:eastAsia="宋体" w:hAnsi="宋体" w:cs="宋体"/>
+                <w:rFonts w:ascii="宋体" w:hAnsi="宋体" w:eastAsia="宋体" w:cs="宋体"/>
                 <w:sz w:val="21"/>
                 <w:szCs w:val="21"/>
               </w:rPr>
             </w:pPr>
             <w:r>
               <w:rPr>
-                <w:rFonts w:ascii="宋体" w:eastAsia="宋体" w:hAnsi="宋体" w:cs="宋体"/>
+                <w:rFonts w:ascii="宋体" w:hAnsi="宋体" w:eastAsia="宋体" w:cs="宋体"/>
                 <w:spacing w:val="-3"/>
                 <w:sz w:val="21"/>
                 <w:szCs w:val="21"/>
@@ -3598,14 +3385,14 @@
               <w:ind w:left="1005"/>
               <w:textAlignment w:val="baseline"/>
               <w:rPr>
-                <w:rFonts w:ascii="宋体" w:eastAsia="宋体" w:hAnsi="宋体" w:cs="宋体"/>
+                <w:rFonts w:ascii="宋体" w:hAnsi="宋体" w:eastAsia="宋体" w:cs="宋体"/>
                 <w:sz w:val="21"/>
                 <w:szCs w:val="21"/>
               </w:rPr>
             </w:pPr>
             <w:r>
               <w:rPr>
-                <w:rFonts w:ascii="宋体" w:eastAsia="宋体" w:hAnsi="宋体" w:cs="宋体"/>
+                <w:rFonts w:ascii="宋体" w:hAnsi="宋体" w:eastAsia="宋体" w:cs="宋体"/>
                 <w:spacing w:val="-3"/>
                 <w:sz w:val="21"/>
                 <w:szCs w:val="21"/>
@@ -3639,14 +3426,14 @@
               <w:jc w:val="right"/>
               <w:textAlignment w:val="baseline"/>
               <w:rPr>
-                <w:rFonts w:ascii="宋体" w:eastAsia="宋体" w:hAnsi="宋体" w:cs="宋体"/>
+                <w:rFonts w:ascii="宋体" w:hAnsi="宋体" w:eastAsia="宋体" w:cs="宋体"/>
                 <w:sz w:val="21"/>
                 <w:szCs w:val="21"/>
               </w:rPr>
             </w:pPr>
             <w:r>
               <w:rPr>
-                <w:rFonts w:ascii="宋体" w:eastAsia="宋体" w:hAnsi="宋体" w:cs="宋体"/>
+                <w:rFonts w:ascii="宋体" w:hAnsi="宋体" w:eastAsia="宋体" w:cs="宋体"/>
                 <w:spacing w:val="-3"/>
                 <w:sz w:val="21"/>
                 <w:szCs w:val="21"/>
@@ -3658,9 +3445,14 @@
       </w:tr>
       <w:tr>
         <w:tblPrEx>
-          <w:tblW w:w="8521" w:type="dxa"/>
-          <w:tblInd w:w="5" w:type="dxa"/>
-          <w:tblLayout w:type="fixed"/>
+          <w:tblBorders>
+            <w:top w:val="single" w:color="000000" w:sz="4" w:space="0"/>
+            <w:left w:val="single" w:color="000000" w:sz="4" w:space="0"/>
+            <w:bottom w:val="single" w:color="000000" w:sz="4" w:space="0"/>
+            <w:right w:val="single" w:color="000000" w:sz="4" w:space="0"/>
+            <w:insideH w:val="single" w:color="000000" w:sz="4" w:space="0"/>
+            <w:insideV w:val="single" w:color="000000" w:sz="4" w:space="0"/>
+          </w:tblBorders>
           <w:tblCellMar>
             <w:top w:w="0" w:type="dxa"/>
             <w:left w:w="0" w:type="dxa"/>
@@ -3669,7 +3461,7 @@
           </w:tblCellMar>
         </w:tblPrEx>
         <w:trPr>
-          <w:trHeight w:val="310"/>
+          <w:trHeight w:val="310" w:hRule="atLeast"/>
         </w:trPr>
         <w:tc>
           <w:tcPr>
@@ -3694,14 +3486,14 @@
               <w:ind w:left="897"/>
               <w:textAlignment w:val="baseline"/>
               <w:rPr>
-                <w:rFonts w:ascii="宋体" w:eastAsia="宋体" w:hAnsi="宋体" w:cs="宋体"/>
+                <w:rFonts w:ascii="宋体" w:hAnsi="宋体" w:eastAsia="宋体" w:cs="宋体"/>
                 <w:sz w:val="21"/>
                 <w:szCs w:val="21"/>
               </w:rPr>
             </w:pPr>
             <w:r>
               <w:rPr>
-                <w:rFonts w:ascii="宋体" w:eastAsia="宋体" w:hAnsi="宋体" w:cs="宋体"/>
+                <w:rFonts w:ascii="宋体" w:hAnsi="宋体" w:eastAsia="宋体" w:cs="宋体"/>
                 <w:spacing w:val="-2"/>
                 <w:sz w:val="21"/>
                 <w:szCs w:val="21"/>
@@ -3733,14 +3525,14 @@
               <w:ind w:left="172"/>
               <w:textAlignment w:val="baseline"/>
               <w:rPr>
-                <w:rFonts w:ascii="宋体" w:eastAsia="宋体" w:hAnsi="宋体" w:cs="宋体"/>
+                <w:rFonts w:ascii="宋体" w:hAnsi="宋体" w:eastAsia="宋体" w:cs="宋体"/>
                 <w:sz w:val="21"/>
                 <w:szCs w:val="21"/>
               </w:rPr>
             </w:pPr>
             <w:r>
               <w:rPr>
-                <w:rFonts w:ascii="宋体" w:eastAsia="宋体" w:hAnsi="宋体" w:cs="宋体"/>
+                <w:rFonts w:ascii="宋体" w:hAnsi="宋体" w:eastAsia="宋体" w:cs="宋体"/>
                 <w:spacing w:val="-2"/>
                 <w:sz w:val="21"/>
                 <w:szCs w:val="21"/>
@@ -3772,7 +3564,7 @@
               <w:ind w:left="1004"/>
               <w:textAlignment w:val="baseline"/>
               <w:rPr>
-                <w:rFonts w:ascii="宋体" w:eastAsia="宋体" w:hAnsi="宋体" w:cs="宋体" w:hint="default"/>
+                <w:rFonts w:hint="default" w:ascii="宋体" w:hAnsi="宋体" w:eastAsia="宋体" w:cs="宋体"/>
                 <w:sz w:val="21"/>
                 <w:szCs w:val="21"/>
                 <w:lang w:val="en-US" w:eastAsia="zh-CN"/>
@@ -3780,7 +3572,7 @@
             </w:pPr>
             <w:r>
               <w:rPr>
-                <w:rFonts w:ascii="宋体" w:eastAsia="宋体" w:hAnsi="宋体" w:cs="宋体"/>
+                <w:rFonts w:ascii="宋体" w:hAnsi="宋体" w:eastAsia="宋体" w:cs="宋体"/>
                 <w:spacing w:val="-2"/>
                 <w:sz w:val="21"/>
                 <w:szCs w:val="21"/>
@@ -3789,7 +3581,7 @@
             </w:r>
             <w:r>
               <w:rPr>
-                <w:rFonts w:ascii="宋体" w:eastAsia="宋体" w:hAnsi="宋体" w:cs="宋体" w:hint="eastAsia"/>
+                <w:rFonts w:hint="eastAsia" w:ascii="宋体" w:hAnsi="宋体" w:eastAsia="宋体" w:cs="宋体"/>
                 <w:spacing w:val="-2"/>
                 <w:sz w:val="21"/>
                 <w:szCs w:val="21"/>
@@ -3802,9 +3594,14 @@
       </w:tr>
       <w:tr>
         <w:tblPrEx>
-          <w:tblW w:w="8521" w:type="dxa"/>
-          <w:tblInd w:w="5" w:type="dxa"/>
-          <w:tblLayout w:type="fixed"/>
+          <w:tblBorders>
+            <w:top w:val="single" w:color="000000" w:sz="4" w:space="0"/>
+            <w:left w:val="single" w:color="000000" w:sz="4" w:space="0"/>
+            <w:bottom w:val="single" w:color="000000" w:sz="4" w:space="0"/>
+            <w:right w:val="single" w:color="000000" w:sz="4" w:space="0"/>
+            <w:insideH w:val="single" w:color="000000" w:sz="4" w:space="0"/>
+            <w:insideV w:val="single" w:color="000000" w:sz="4" w:space="0"/>
+          </w:tblBorders>
           <w:tblCellMar>
             <w:top w:w="0" w:type="dxa"/>
             <w:left w:w="0" w:type="dxa"/>
@@ -3813,7 +3610,7 @@
           </w:tblCellMar>
         </w:tblPrEx>
         <w:trPr>
-          <w:trHeight w:val="310"/>
+          <w:trHeight w:val="310" w:hRule="atLeast"/>
         </w:trPr>
         <w:tc>
           <w:tcPr>
@@ -3838,14 +3635,14 @@
               <w:ind w:left="897"/>
               <w:textAlignment w:val="baseline"/>
               <w:rPr>
-                <w:rFonts w:ascii="宋体" w:eastAsia="宋体" w:hAnsi="宋体" w:cs="宋体"/>
+                <w:rFonts w:ascii="宋体" w:hAnsi="宋体" w:eastAsia="宋体" w:cs="宋体"/>
                 <w:sz w:val="21"/>
                 <w:szCs w:val="21"/>
               </w:rPr>
             </w:pPr>
             <w:r>
               <w:rPr>
-                <w:rFonts w:ascii="宋体" w:eastAsia="宋体" w:hAnsi="宋体" w:cs="宋体"/>
+                <w:rFonts w:ascii="宋体" w:hAnsi="宋体" w:eastAsia="宋体" w:cs="宋体"/>
                 <w:spacing w:val="-2"/>
                 <w:sz w:val="21"/>
                 <w:szCs w:val="21"/>
@@ -3877,14 +3674,14 @@
               <w:ind w:left="690"/>
               <w:textAlignment w:val="baseline"/>
               <w:rPr>
-                <w:rFonts w:ascii="宋体" w:eastAsia="宋体" w:hAnsi="宋体" w:cs="宋体"/>
+                <w:rFonts w:ascii="宋体" w:hAnsi="宋体" w:eastAsia="宋体" w:cs="宋体"/>
                 <w:sz w:val="21"/>
                 <w:szCs w:val="21"/>
               </w:rPr>
             </w:pPr>
             <w:r>
               <w:rPr>
-                <w:rFonts w:ascii="宋体" w:eastAsia="宋体" w:hAnsi="宋体" w:cs="宋体"/>
+                <w:rFonts w:ascii="宋体" w:hAnsi="宋体" w:eastAsia="宋体" w:cs="宋体"/>
                 <w:spacing w:val="-2"/>
                 <w:sz w:val="21"/>
                 <w:szCs w:val="21"/>
@@ -3916,14 +3713,14 @@
               <w:ind w:left="1217"/>
               <w:textAlignment w:val="baseline"/>
               <w:rPr>
-                <w:rFonts w:ascii="宋体" w:eastAsia="宋体" w:hAnsi="宋体" w:cs="宋体"/>
+                <w:rFonts w:ascii="宋体" w:hAnsi="宋体" w:eastAsia="宋体" w:cs="宋体"/>
                 <w:sz w:val="21"/>
                 <w:szCs w:val="21"/>
               </w:rPr>
             </w:pPr>
             <w:r>
               <w:rPr>
-                <w:rFonts w:ascii="宋体" w:eastAsia="宋体" w:hAnsi="宋体" w:cs="宋体"/>
+                <w:rFonts w:ascii="宋体" w:hAnsi="宋体" w:eastAsia="宋体" w:cs="宋体"/>
                 <w:spacing w:val="-3"/>
                 <w:sz w:val="21"/>
                 <w:szCs w:val="21"/>
@@ -3935,9 +3732,14 @@
       </w:tr>
       <w:tr>
         <w:tblPrEx>
-          <w:tblW w:w="8521" w:type="dxa"/>
-          <w:tblInd w:w="5" w:type="dxa"/>
-          <w:tblLayout w:type="fixed"/>
+          <w:tblBorders>
+            <w:top w:val="single" w:color="000000" w:sz="4" w:space="0"/>
+            <w:left w:val="single" w:color="000000" w:sz="4" w:space="0"/>
+            <w:bottom w:val="single" w:color="000000" w:sz="4" w:space="0"/>
+            <w:right w:val="single" w:color="000000" w:sz="4" w:space="0"/>
+            <w:insideH w:val="single" w:color="000000" w:sz="4" w:space="0"/>
+            <w:insideV w:val="single" w:color="000000" w:sz="4" w:space="0"/>
+          </w:tblBorders>
           <w:tblCellMar>
             <w:top w:w="0" w:type="dxa"/>
             <w:left w:w="0" w:type="dxa"/>
@@ -3946,7 +3748,7 @@
           </w:tblCellMar>
         </w:tblPrEx>
         <w:trPr>
-          <w:trHeight w:val="314"/>
+          <w:trHeight w:val="314" w:hRule="atLeast"/>
         </w:trPr>
         <w:tc>
           <w:tcPr>
@@ -3971,14 +3773,14 @@
               <w:ind w:left="1119"/>
               <w:textAlignment w:val="baseline"/>
               <w:rPr>
-                <w:rFonts w:ascii="宋体" w:eastAsia="宋体" w:hAnsi="宋体" w:cs="宋体"/>
+                <w:rFonts w:ascii="宋体" w:hAnsi="宋体" w:eastAsia="宋体" w:cs="宋体"/>
                 <w:sz w:val="21"/>
                 <w:szCs w:val="21"/>
               </w:rPr>
             </w:pPr>
             <w:r>
               <w:rPr>
-                <w:rFonts w:ascii="宋体" w:eastAsia="宋体" w:hAnsi="宋体" w:cs="宋体"/>
+                <w:rFonts w:ascii="宋体" w:hAnsi="宋体" w:eastAsia="宋体" w:cs="宋体"/>
                 <w:spacing w:val="-5"/>
                 <w:sz w:val="21"/>
                 <w:szCs w:val="21"/>
@@ -4010,14 +3812,14 @@
               <w:ind w:left="690"/>
               <w:textAlignment w:val="baseline"/>
               <w:rPr>
-                <w:rFonts w:ascii="宋体" w:eastAsia="宋体" w:hAnsi="宋体" w:cs="宋体"/>
+                <w:rFonts w:ascii="宋体" w:hAnsi="宋体" w:eastAsia="宋体" w:cs="宋体"/>
                 <w:sz w:val="21"/>
                 <w:szCs w:val="21"/>
               </w:rPr>
             </w:pPr>
             <w:r>
               <w:rPr>
-                <w:rFonts w:ascii="宋体" w:eastAsia="宋体" w:hAnsi="宋体" w:cs="宋体"/>
+                <w:rFonts w:ascii="宋体" w:hAnsi="宋体" w:eastAsia="宋体" w:cs="宋体"/>
                 <w:spacing w:val="-2"/>
                 <w:sz w:val="21"/>
                 <w:szCs w:val="21"/>
@@ -4049,14 +3851,14 @@
               <w:ind w:left="1323"/>
               <w:textAlignment w:val="baseline"/>
               <w:rPr>
-                <w:rFonts w:ascii="宋体" w:eastAsia="宋体" w:hAnsi="宋体" w:cs="宋体"/>
+                <w:rFonts w:ascii="宋体" w:hAnsi="宋体" w:eastAsia="宋体" w:cs="宋体"/>
                 <w:sz w:val="21"/>
                 <w:szCs w:val="21"/>
               </w:rPr>
             </w:pPr>
             <w:r>
               <w:rPr>
-                <w:rFonts w:ascii="宋体" w:eastAsia="宋体" w:hAnsi="宋体" w:cs="宋体"/>
+                <w:rFonts w:ascii="宋体" w:hAnsi="宋体" w:eastAsia="宋体" w:cs="宋体"/>
                 <w:spacing w:val="-4"/>
                 <w:sz w:val="21"/>
                 <w:szCs w:val="21"/>
@@ -4069,7 +3871,7 @@
     </w:tbl>
     <w:p>
       <w:pPr>
-        <w:pStyle w:val="BodyText"/>
+        <w:pStyle w:val="12"/>
         <w:keepNext w:val="0"/>
         <w:keepLines w:val="0"/>
         <w:pageBreakBefore w:val="0"/>
@@ -4089,7 +3891,7 @@
     </w:p>
     <w:p>
       <w:pPr>
-        <w:pStyle w:val="1"/>
+        <w:pStyle w:val="26"/>
         <w:keepNext w:val="0"/>
         <w:keepLines w:val="0"/>
         <w:pageBreakBefore w:val="0"/>
@@ -4105,11 +3907,11 @@
         <w:snapToGrid w:val="0"/>
         <w:textAlignment w:val="baseline"/>
       </w:pPr>
-      <w:bookmarkStart w:id="9" w:name="_Toc5257"/>
+      <w:bookmarkStart w:id="8" w:name="_Toc3190"/>
       <w:r>
         <w:t>投诉的定义</w:t>
       </w:r>
-      <w:bookmarkEnd w:id="9"/>
+      <w:bookmarkEnd w:id="8"/>
     </w:p>
     <w:p>
       <w:pPr>
@@ -4131,10 +3933,10 @@
         <w:adjustRightInd w:val="0"/>
         <w:snapToGrid w:val="0"/>
         <w:spacing w:line="360" w:lineRule="auto"/>
-        <w:ind w:left="425" w:hanging="425" w:leftChars="0" w:firstLineChars="0"/>
+        <w:ind w:left="425" w:leftChars="0" w:hanging="425" w:firstLineChars="0"/>
         <w:textAlignment w:val="baseline"/>
         <w:rPr>
-          <w:rFonts w:ascii="宋体" w:eastAsia="宋体" w:hAnsi="宋体" w:cs="宋体" w:hint="eastAsia"/>
+          <w:rFonts w:hint="eastAsia" w:ascii="宋体" w:hAnsi="宋体" w:eastAsia="宋体" w:cs="宋体"/>
           <w:spacing w:val="-1"/>
           <w:sz w:val="24"/>
           <w:szCs w:val="24"/>
@@ -4142,7 +3944,7 @@
       </w:pPr>
       <w:r>
         <w:rPr>
-          <w:rFonts w:ascii="宋体" w:eastAsia="宋体" w:hAnsi="宋体" w:cs="宋体" w:hint="eastAsia"/>
+          <w:rFonts w:hint="eastAsia" w:ascii="宋体" w:hAnsi="宋体" w:eastAsia="宋体" w:cs="宋体"/>
           <w:spacing w:val="-1"/>
           <w:sz w:val="24"/>
           <w:szCs w:val="24"/>
@@ -4170,10 +3972,10 @@
         <w:adjustRightInd w:val="0"/>
         <w:snapToGrid w:val="0"/>
         <w:spacing w:line="360" w:lineRule="auto"/>
-        <w:ind w:left="425" w:hanging="425" w:leftChars="0" w:firstLineChars="0"/>
+        <w:ind w:left="425" w:leftChars="0" w:hanging="425" w:firstLineChars="0"/>
         <w:textAlignment w:val="baseline"/>
         <w:rPr>
-          <w:rFonts w:ascii="宋体" w:eastAsia="宋体" w:hAnsi="宋体" w:cs="宋体" w:hint="eastAsia"/>
+          <w:rFonts w:hint="eastAsia" w:ascii="宋体" w:hAnsi="宋体" w:eastAsia="宋体" w:cs="宋体"/>
           <w:spacing w:val="-1"/>
           <w:sz w:val="24"/>
           <w:szCs w:val="24"/>
@@ -4181,7 +3983,7 @@
       </w:pPr>
       <w:r>
         <w:rPr>
-          <w:rFonts w:ascii="宋体" w:eastAsia="宋体" w:hAnsi="宋体" w:cs="宋体" w:hint="eastAsia"/>
+          <w:rFonts w:hint="eastAsia" w:ascii="宋体" w:hAnsi="宋体" w:eastAsia="宋体" w:cs="宋体"/>
           <w:spacing w:val="-1"/>
           <w:sz w:val="24"/>
           <w:szCs w:val="24"/>
@@ -4191,7 +3993,7 @@
     </w:p>
     <w:p>
       <w:pPr>
-        <w:pStyle w:val="1"/>
+        <w:pStyle w:val="26"/>
         <w:keepNext w:val="0"/>
         <w:keepLines w:val="0"/>
         <w:pageBreakBefore w:val="0"/>
@@ -4207,11 +4009,11 @@
         <w:snapToGrid w:val="0"/>
         <w:textAlignment w:val="baseline"/>
       </w:pPr>
-      <w:bookmarkStart w:id="10" w:name="_Toc7462"/>
+      <w:bookmarkStart w:id="9" w:name="_Toc17156"/>
       <w:r>
         <w:t>产生投诉的因素</w:t>
       </w:r>
-      <w:bookmarkEnd w:id="10"/>
+      <w:bookmarkEnd w:id="9"/>
     </w:p>
     <w:p>
       <w:pPr>
@@ -4233,10 +4035,10 @@
         <w:adjustRightInd w:val="0"/>
         <w:snapToGrid w:val="0"/>
         <w:spacing w:line="360" w:lineRule="auto"/>
-        <w:ind w:left="425" w:hanging="425" w:leftChars="0" w:firstLineChars="0"/>
+        <w:ind w:left="425" w:leftChars="0" w:hanging="425" w:firstLineChars="0"/>
         <w:textAlignment w:val="baseline"/>
         <w:rPr>
-          <w:rFonts w:ascii="宋体" w:eastAsia="宋体" w:hAnsi="宋体" w:cs="宋体" w:hint="eastAsia"/>
+          <w:rFonts w:hint="eastAsia" w:ascii="宋体" w:hAnsi="宋体" w:eastAsia="宋体" w:cs="宋体"/>
           <w:spacing w:val="-1"/>
           <w:sz w:val="24"/>
           <w:szCs w:val="24"/>
@@ -4244,7 +4046,7 @@
       </w:pPr>
       <w:r>
         <w:rPr>
-          <w:rFonts w:ascii="宋体" w:eastAsia="宋体" w:hAnsi="宋体" w:cs="宋体" w:hint="eastAsia"/>
+          <w:rFonts w:hint="eastAsia" w:ascii="宋体" w:hAnsi="宋体" w:eastAsia="宋体" w:cs="宋体"/>
           <w:spacing w:val="-1"/>
           <w:sz w:val="24"/>
           <w:szCs w:val="24"/>
@@ -4272,10 +4074,10 @@
         <w:adjustRightInd w:val="0"/>
         <w:snapToGrid w:val="0"/>
         <w:spacing w:line="360" w:lineRule="auto"/>
-        <w:ind w:left="425" w:hanging="425" w:leftChars="0" w:firstLineChars="0"/>
+        <w:ind w:left="425" w:leftChars="0" w:hanging="425" w:firstLineChars="0"/>
         <w:textAlignment w:val="baseline"/>
         <w:rPr>
-          <w:rFonts w:ascii="宋体" w:eastAsia="宋体" w:hAnsi="宋体" w:cs="宋体" w:hint="eastAsia"/>
+          <w:rFonts w:hint="eastAsia" w:ascii="宋体" w:hAnsi="宋体" w:eastAsia="宋体" w:cs="宋体"/>
           <w:spacing w:val="-1"/>
           <w:sz w:val="24"/>
           <w:szCs w:val="24"/>
@@ -4283,7 +4085,7 @@
       </w:pPr>
       <w:r>
         <w:rPr>
-          <w:rFonts w:ascii="宋体" w:eastAsia="宋体" w:hAnsi="宋体" w:cs="宋体" w:hint="eastAsia"/>
+          <w:rFonts w:hint="eastAsia" w:ascii="宋体" w:hAnsi="宋体" w:eastAsia="宋体" w:cs="宋体"/>
           <w:spacing w:val="-1"/>
           <w:sz w:val="24"/>
           <w:szCs w:val="24"/>
@@ -4293,7 +4095,7 @@
     </w:p>
     <w:p>
       <w:pPr>
-        <w:pStyle w:val="1"/>
+        <w:pStyle w:val="26"/>
         <w:keepNext w:val="0"/>
         <w:keepLines w:val="0"/>
         <w:pageBreakBefore w:val="0"/>
@@ -4309,11 +4111,11 @@
         <w:snapToGrid w:val="0"/>
         <w:textAlignment w:val="baseline"/>
       </w:pPr>
-      <w:bookmarkStart w:id="11" w:name="_Toc28787"/>
+      <w:bookmarkStart w:id="10" w:name="_Toc4056"/>
       <w:r>
         <w:t>投诉的影响</w:t>
       </w:r>
-      <w:bookmarkEnd w:id="11"/>
+      <w:bookmarkEnd w:id="10"/>
     </w:p>
     <w:p>
       <w:pPr>
@@ -4335,10 +4137,10 @@
         <w:adjustRightInd w:val="0"/>
         <w:snapToGrid w:val="0"/>
         <w:spacing w:line="360" w:lineRule="auto"/>
-        <w:ind w:left="425" w:hanging="425" w:leftChars="0" w:firstLineChars="0"/>
+        <w:ind w:left="425" w:leftChars="0" w:hanging="425" w:firstLineChars="0"/>
         <w:textAlignment w:val="baseline"/>
         <w:rPr>
-          <w:rFonts w:ascii="宋体" w:eastAsia="宋体" w:hAnsi="宋体" w:cs="宋体" w:hint="eastAsia"/>
+          <w:rFonts w:hint="eastAsia" w:ascii="宋体" w:hAnsi="宋体" w:eastAsia="宋体" w:cs="宋体"/>
           <w:spacing w:val="-1"/>
           <w:sz w:val="24"/>
           <w:szCs w:val="24"/>
@@ -4346,7 +4148,7 @@
       </w:pPr>
       <w:r>
         <w:rPr>
-          <w:rFonts w:ascii="宋体" w:eastAsia="宋体" w:hAnsi="宋体" w:cs="宋体" w:hint="eastAsia"/>
+          <w:rFonts w:hint="eastAsia" w:ascii="宋体" w:hAnsi="宋体" w:eastAsia="宋体" w:cs="宋体"/>
           <w:spacing w:val="-1"/>
           <w:sz w:val="24"/>
           <w:szCs w:val="24"/>
@@ -4374,10 +4176,10 @@
         <w:adjustRightInd w:val="0"/>
         <w:snapToGrid w:val="0"/>
         <w:spacing w:line="360" w:lineRule="auto"/>
-        <w:ind w:left="425" w:hanging="425" w:leftChars="0" w:firstLineChars="0"/>
+        <w:ind w:left="425" w:leftChars="0" w:hanging="425" w:firstLineChars="0"/>
         <w:textAlignment w:val="baseline"/>
         <w:rPr>
-          <w:rFonts w:ascii="宋体" w:eastAsia="宋体" w:hAnsi="宋体" w:cs="宋体" w:hint="eastAsia"/>
+          <w:rFonts w:hint="eastAsia" w:ascii="宋体" w:hAnsi="宋体" w:eastAsia="宋体" w:cs="宋体"/>
           <w:spacing w:val="-1"/>
           <w:sz w:val="24"/>
           <w:szCs w:val="24"/>
@@ -4385,7 +4187,7 @@
       </w:pPr>
       <w:r>
         <w:rPr>
-          <w:rFonts w:ascii="宋体" w:eastAsia="宋体" w:hAnsi="宋体" w:cs="宋体" w:hint="eastAsia"/>
+          <w:rFonts w:hint="eastAsia" w:ascii="宋体" w:hAnsi="宋体" w:eastAsia="宋体" w:cs="宋体"/>
           <w:spacing w:val="-1"/>
           <w:sz w:val="24"/>
           <w:szCs w:val="24"/>
@@ -4395,7 +4197,7 @@
     </w:p>
     <w:p>
       <w:pPr>
-        <w:pStyle w:val="1"/>
+        <w:pStyle w:val="26"/>
         <w:keepNext w:val="0"/>
         <w:keepLines w:val="0"/>
         <w:pageBreakBefore w:val="0"/>
@@ -4411,11 +4213,11 @@
         <w:snapToGrid w:val="0"/>
         <w:textAlignment w:val="baseline"/>
       </w:pPr>
-      <w:bookmarkStart w:id="12" w:name="_Toc13517"/>
+      <w:bookmarkStart w:id="11" w:name="_Toc13776"/>
       <w:r>
         <w:t>客户投诉应对目的</w:t>
       </w:r>
-      <w:bookmarkEnd w:id="12"/>
+      <w:bookmarkEnd w:id="11"/>
     </w:p>
     <w:p>
       <w:pPr>
@@ -4437,10 +4239,10 @@
         <w:adjustRightInd w:val="0"/>
         <w:snapToGrid w:val="0"/>
         <w:spacing w:line="360" w:lineRule="auto"/>
-        <w:ind w:left="425" w:hanging="425" w:leftChars="0" w:firstLineChars="0"/>
+        <w:ind w:left="425" w:leftChars="0" w:hanging="425" w:firstLineChars="0"/>
         <w:textAlignment w:val="baseline"/>
         <w:rPr>
-          <w:rFonts w:ascii="宋体" w:eastAsia="宋体" w:hAnsi="宋体" w:cs="宋体" w:hint="eastAsia"/>
+          <w:rFonts w:hint="eastAsia" w:ascii="宋体" w:hAnsi="宋体" w:eastAsia="宋体" w:cs="宋体"/>
           <w:spacing w:val="-1"/>
           <w:sz w:val="24"/>
           <w:szCs w:val="24"/>
@@ -4448,7 +4250,7 @@
       </w:pPr>
       <w:r>
         <w:rPr>
-          <w:rFonts w:ascii="宋体" w:eastAsia="宋体" w:hAnsi="宋体" w:cs="宋体" w:hint="eastAsia"/>
+          <w:rFonts w:hint="eastAsia" w:ascii="宋体" w:hAnsi="宋体" w:eastAsia="宋体" w:cs="宋体"/>
           <w:spacing w:val="-1"/>
           <w:sz w:val="24"/>
           <w:szCs w:val="24"/>
@@ -4476,10 +4278,10 @@
         <w:adjustRightInd w:val="0"/>
         <w:snapToGrid w:val="0"/>
         <w:spacing w:line="360" w:lineRule="auto"/>
-        <w:ind w:left="425" w:hanging="425" w:leftChars="0" w:firstLineChars="0"/>
+        <w:ind w:left="425" w:leftChars="0" w:hanging="425" w:firstLineChars="0"/>
         <w:textAlignment w:val="baseline"/>
         <w:rPr>
-          <w:rFonts w:ascii="宋体" w:eastAsia="宋体" w:hAnsi="宋体" w:cs="宋体" w:hint="eastAsia"/>
+          <w:rFonts w:hint="eastAsia" w:ascii="宋体" w:hAnsi="宋体" w:eastAsia="宋体" w:cs="宋体"/>
           <w:spacing w:val="-1"/>
           <w:sz w:val="24"/>
           <w:szCs w:val="24"/>
@@ -4487,7 +4289,7 @@
       </w:pPr>
       <w:r>
         <w:rPr>
-          <w:rFonts w:ascii="宋体" w:eastAsia="宋体" w:hAnsi="宋体" w:cs="宋体" w:hint="eastAsia"/>
+          <w:rFonts w:hint="eastAsia" w:ascii="宋体" w:hAnsi="宋体" w:eastAsia="宋体" w:cs="宋体"/>
           <w:spacing w:val="-1"/>
           <w:sz w:val="24"/>
           <w:szCs w:val="24"/>
@@ -4515,10 +4317,10 @@
         <w:adjustRightInd w:val="0"/>
         <w:snapToGrid w:val="0"/>
         <w:spacing w:line="360" w:lineRule="auto"/>
-        <w:ind w:left="425" w:hanging="425" w:leftChars="0" w:firstLineChars="0"/>
+        <w:ind w:left="425" w:leftChars="0" w:hanging="425" w:firstLineChars="0"/>
         <w:textAlignment w:val="baseline"/>
         <w:rPr>
-          <w:rFonts w:ascii="宋体" w:eastAsia="宋体" w:hAnsi="宋体" w:cs="宋体" w:hint="eastAsia"/>
+          <w:rFonts w:hint="eastAsia" w:ascii="宋体" w:hAnsi="宋体" w:eastAsia="宋体" w:cs="宋体"/>
           <w:spacing w:val="-1"/>
           <w:sz w:val="24"/>
           <w:szCs w:val="24"/>
@@ -4526,7 +4328,7 @@
       </w:pPr>
       <w:r>
         <w:rPr>
-          <w:rFonts w:ascii="宋体" w:eastAsia="宋体" w:hAnsi="宋体" w:cs="宋体" w:hint="eastAsia"/>
+          <w:rFonts w:hint="eastAsia" w:ascii="宋体" w:hAnsi="宋体" w:eastAsia="宋体" w:cs="宋体"/>
           <w:spacing w:val="-1"/>
           <w:sz w:val="24"/>
           <w:szCs w:val="24"/>
@@ -4554,10 +4356,10 @@
         <w:adjustRightInd w:val="0"/>
         <w:snapToGrid w:val="0"/>
         <w:spacing w:line="360" w:lineRule="auto"/>
-        <w:ind w:left="425" w:hanging="425" w:leftChars="0" w:firstLineChars="0"/>
+        <w:ind w:left="425" w:leftChars="0" w:hanging="425" w:firstLineChars="0"/>
         <w:textAlignment w:val="baseline"/>
         <w:rPr>
-          <w:rFonts w:ascii="宋体" w:eastAsia="宋体" w:hAnsi="宋体" w:cs="宋体" w:hint="eastAsia"/>
+          <w:rFonts w:hint="eastAsia" w:ascii="宋体" w:hAnsi="宋体" w:eastAsia="宋体" w:cs="宋体"/>
           <w:spacing w:val="-1"/>
           <w:sz w:val="24"/>
           <w:szCs w:val="24"/>
@@ -4565,7 +4367,7 @@
       </w:pPr>
       <w:r>
         <w:rPr>
-          <w:rFonts w:ascii="宋体" w:eastAsia="宋体" w:hAnsi="宋体" w:cs="宋体" w:hint="eastAsia"/>
+          <w:rFonts w:hint="eastAsia" w:ascii="宋体" w:hAnsi="宋体" w:eastAsia="宋体" w:cs="宋体"/>
           <w:spacing w:val="-1"/>
           <w:sz w:val="24"/>
           <w:szCs w:val="24"/>
@@ -4593,10 +4395,10 @@
         <w:adjustRightInd w:val="0"/>
         <w:snapToGrid w:val="0"/>
         <w:spacing w:line="360" w:lineRule="auto"/>
-        <w:ind w:left="425" w:hanging="425" w:leftChars="0" w:firstLineChars="0"/>
+        <w:ind w:left="425" w:leftChars="0" w:hanging="425" w:firstLineChars="0"/>
         <w:textAlignment w:val="baseline"/>
         <w:rPr>
-          <w:rFonts w:ascii="宋体" w:eastAsia="宋体" w:hAnsi="宋体" w:cs="宋体" w:hint="eastAsia"/>
+          <w:rFonts w:hint="eastAsia" w:ascii="宋体" w:hAnsi="宋体" w:eastAsia="宋体" w:cs="宋体"/>
           <w:spacing w:val="-1"/>
           <w:sz w:val="24"/>
           <w:szCs w:val="24"/>
@@ -4604,7 +4406,7 @@
       </w:pPr>
       <w:r>
         <w:rPr>
-          <w:rFonts w:ascii="宋体" w:eastAsia="宋体" w:hAnsi="宋体" w:cs="宋体" w:hint="eastAsia"/>
+          <w:rFonts w:hint="eastAsia" w:ascii="宋体" w:hAnsi="宋体" w:eastAsia="宋体" w:cs="宋体"/>
           <w:spacing w:val="-1"/>
           <w:sz w:val="24"/>
           <w:szCs w:val="24"/>
@@ -4632,10 +4434,10 @@
         <w:adjustRightInd w:val="0"/>
         <w:snapToGrid w:val="0"/>
         <w:spacing w:line="360" w:lineRule="auto"/>
-        <w:ind w:left="425" w:hanging="425" w:leftChars="0" w:firstLineChars="0"/>
+        <w:ind w:left="425" w:leftChars="0" w:hanging="425" w:firstLineChars="0"/>
         <w:textAlignment w:val="baseline"/>
         <w:rPr>
-          <w:rFonts w:ascii="宋体" w:eastAsia="宋体" w:hAnsi="宋体" w:cs="宋体" w:hint="eastAsia"/>
+          <w:rFonts w:hint="eastAsia" w:ascii="宋体" w:hAnsi="宋体" w:eastAsia="宋体" w:cs="宋体"/>
           <w:spacing w:val="-1"/>
           <w:sz w:val="24"/>
           <w:szCs w:val="24"/>
@@ -4643,7 +4445,7 @@
       </w:pPr>
       <w:r>
         <w:rPr>
-          <w:rFonts w:ascii="宋体" w:eastAsia="宋体" w:hAnsi="宋体" w:cs="宋体" w:hint="eastAsia"/>
+          <w:rFonts w:hint="eastAsia" w:ascii="宋体" w:hAnsi="宋体" w:eastAsia="宋体" w:cs="宋体"/>
           <w:spacing w:val="-1"/>
           <w:sz w:val="24"/>
           <w:szCs w:val="24"/>
@@ -4653,7 +4455,7 @@
     </w:p>
     <w:p>
       <w:pPr>
-        <w:pStyle w:val="1"/>
+        <w:pStyle w:val="26"/>
         <w:keepNext w:val="0"/>
         <w:keepLines w:val="0"/>
         <w:pageBreakBefore w:val="0"/>
@@ -4669,11 +4471,11 @@
         <w:snapToGrid w:val="0"/>
         <w:textAlignment w:val="baseline"/>
       </w:pPr>
-      <w:bookmarkStart w:id="13" w:name="_Toc23537"/>
+      <w:bookmarkStart w:id="12" w:name="_Toc17598"/>
       <w:r>
         <w:t>投诉级别</w:t>
       </w:r>
-      <w:bookmarkEnd w:id="13"/>
+      <w:bookmarkEnd w:id="12"/>
     </w:p>
     <w:p>
       <w:pPr>
@@ -4695,10 +4497,10 @@
         <w:adjustRightInd w:val="0"/>
         <w:snapToGrid w:val="0"/>
         <w:spacing w:line="360" w:lineRule="auto"/>
-        <w:ind w:left="425" w:hanging="425" w:leftChars="0" w:firstLineChars="0"/>
+        <w:ind w:left="425" w:leftChars="0" w:hanging="425" w:firstLineChars="0"/>
         <w:textAlignment w:val="baseline"/>
         <w:rPr>
-          <w:rFonts w:ascii="宋体" w:eastAsia="宋体" w:hAnsi="宋体" w:cs="宋体" w:hint="eastAsia"/>
+          <w:rFonts w:hint="eastAsia" w:ascii="宋体" w:hAnsi="宋体" w:eastAsia="宋体" w:cs="宋体"/>
           <w:spacing w:val="-1"/>
           <w:sz w:val="24"/>
           <w:szCs w:val="24"/>
@@ -4706,12 +4508,12 @@
       </w:pPr>
       <w:r>
         <w:rPr>
-          <w:rFonts w:ascii="宋体" w:eastAsia="宋体" w:hAnsi="宋体" w:cs="宋体" w:hint="eastAsia"/>
+          <w:rFonts w:hint="eastAsia" w:ascii="宋体" w:hAnsi="宋体" w:eastAsia="宋体" w:cs="宋体"/>
           <w:spacing w:val="-1"/>
           <w:sz w:val="24"/>
           <w:szCs w:val="24"/>
         </w:rPr>
-        <w:t>特急（A 类）指在接到《客户投诉处理表》或电话通知后，应在 3 小时内出具处理方案的特殊情况；</w:t>
+        <w:t>特急（A类）指在接到《客户投诉处理表》或电话通知后，应在3小时内出具处理方案的特殊情况；</w:t>
       </w:r>
     </w:p>
     <w:p>
@@ -4734,10 +4536,10 @@
         <w:adjustRightInd w:val="0"/>
         <w:snapToGrid w:val="0"/>
         <w:spacing w:line="360" w:lineRule="auto"/>
-        <w:ind w:left="425" w:hanging="425" w:leftChars="0" w:firstLineChars="0"/>
+        <w:ind w:left="425" w:leftChars="0" w:hanging="425" w:firstLineChars="0"/>
         <w:textAlignment w:val="baseline"/>
         <w:rPr>
-          <w:rFonts w:ascii="宋体" w:eastAsia="宋体" w:hAnsi="宋体" w:cs="宋体" w:hint="eastAsia"/>
+          <w:rFonts w:hint="eastAsia" w:ascii="宋体" w:hAnsi="宋体" w:eastAsia="宋体" w:cs="宋体"/>
           <w:spacing w:val="-1"/>
           <w:sz w:val="24"/>
           <w:szCs w:val="24"/>
@@ -4745,12 +4547,12 @@
       </w:pPr>
       <w:r>
         <w:rPr>
-          <w:rFonts w:ascii="宋体" w:eastAsia="宋体" w:hAnsi="宋体" w:cs="宋体" w:hint="eastAsia"/>
+          <w:rFonts w:hint="eastAsia" w:ascii="宋体" w:hAnsi="宋体" w:eastAsia="宋体" w:cs="宋体"/>
           <w:spacing w:val="-1"/>
           <w:sz w:val="24"/>
           <w:szCs w:val="24"/>
         </w:rPr>
-        <w:t>紧急（B 类）指在接到本表或电话通知后，应在 12 小时内出具处理方案的情况</w:t>
+        <w:t>紧急（B类）指在接到本表或电话通知后，应在12小时内出具处理方案的情况</w:t>
       </w:r>
     </w:p>
     <w:p>
@@ -4773,10 +4575,10 @@
         <w:adjustRightInd w:val="0"/>
         <w:snapToGrid w:val="0"/>
         <w:spacing w:line="360" w:lineRule="auto"/>
-        <w:ind w:left="425" w:hanging="425" w:leftChars="0" w:firstLineChars="0"/>
+        <w:ind w:left="425" w:leftChars="0" w:hanging="425" w:firstLineChars="0"/>
         <w:textAlignment w:val="baseline"/>
         <w:rPr>
-          <w:rFonts w:ascii="宋体" w:eastAsia="宋体" w:hAnsi="宋体" w:cs="宋体" w:hint="eastAsia"/>
+          <w:rFonts w:hint="eastAsia" w:ascii="宋体" w:hAnsi="宋体" w:eastAsia="宋体" w:cs="宋体"/>
           <w:spacing w:val="-1"/>
           <w:sz w:val="24"/>
           <w:szCs w:val="24"/>
@@ -4784,17 +4586,17 @@
       </w:pPr>
       <w:r>
         <w:rPr>
-          <w:rFonts w:ascii="宋体" w:eastAsia="宋体" w:hAnsi="宋体" w:cs="宋体" w:hint="eastAsia"/>
+          <w:rFonts w:hint="eastAsia" w:ascii="宋体" w:hAnsi="宋体" w:eastAsia="宋体" w:cs="宋体"/>
           <w:spacing w:val="-1"/>
           <w:sz w:val="24"/>
           <w:szCs w:val="24"/>
         </w:rPr>
-        <w:t>一般（C 类）指在接到本表或电话通知后，应在 3 天内出具处理方案的情况</w:t>
+        <w:t>一般（C类）指在接到本表或电话通知后，应在3天内出具处理方案的情况</w:t>
       </w:r>
     </w:p>
     <w:p>
       <w:pPr>
-        <w:pStyle w:val="1"/>
+        <w:pStyle w:val="26"/>
         <w:keepNext w:val="0"/>
         <w:keepLines w:val="0"/>
         <w:pageBreakBefore w:val="0"/>
@@ -4810,11 +4612,11 @@
         <w:snapToGrid w:val="0"/>
         <w:textAlignment w:val="baseline"/>
       </w:pPr>
-      <w:bookmarkStart w:id="14" w:name="_Toc15645"/>
+      <w:bookmarkStart w:id="13" w:name="_Toc25318"/>
       <w:r>
         <w:t>客户投诉应对及处理的注意事项</w:t>
       </w:r>
-      <w:bookmarkEnd w:id="14"/>
+      <w:bookmarkEnd w:id="13"/>
     </w:p>
     <w:p>
       <w:pPr>
@@ -4836,10 +4638,10 @@
         <w:adjustRightInd w:val="0"/>
         <w:snapToGrid w:val="0"/>
         <w:spacing w:line="360" w:lineRule="auto"/>
-        <w:ind w:left="425" w:hanging="425" w:leftChars="0" w:firstLineChars="0"/>
+        <w:ind w:left="425" w:leftChars="0" w:hanging="425" w:firstLineChars="0"/>
         <w:textAlignment w:val="baseline"/>
         <w:rPr>
-          <w:rFonts w:ascii="宋体" w:eastAsia="宋体" w:hAnsi="宋体" w:cs="宋体" w:hint="eastAsia"/>
+          <w:rFonts w:hint="eastAsia" w:ascii="宋体" w:hAnsi="宋体" w:eastAsia="宋体" w:cs="宋体"/>
           <w:spacing w:val="-1"/>
           <w:sz w:val="24"/>
           <w:szCs w:val="24"/>
@@ -4847,7 +4649,7 @@
       </w:pPr>
       <w:r>
         <w:rPr>
-          <w:rFonts w:ascii="宋体" w:eastAsia="宋体" w:hAnsi="宋体" w:cs="宋体" w:hint="eastAsia"/>
+          <w:rFonts w:hint="eastAsia" w:ascii="宋体" w:hAnsi="宋体" w:eastAsia="宋体" w:cs="宋体"/>
           <w:spacing w:val="-1"/>
           <w:sz w:val="24"/>
           <w:szCs w:val="24"/>
@@ -4875,10 +4677,10 @@
         <w:adjustRightInd w:val="0"/>
         <w:snapToGrid w:val="0"/>
         <w:spacing w:line="360" w:lineRule="auto"/>
-        <w:ind w:left="425" w:hanging="425" w:leftChars="0" w:firstLineChars="0"/>
+        <w:ind w:left="425" w:leftChars="0" w:hanging="425" w:firstLineChars="0"/>
         <w:textAlignment w:val="baseline"/>
         <w:rPr>
-          <w:rFonts w:ascii="宋体" w:eastAsia="宋体" w:hAnsi="宋体" w:cs="宋体" w:hint="eastAsia"/>
+          <w:rFonts w:hint="eastAsia" w:ascii="宋体" w:hAnsi="宋体" w:eastAsia="宋体" w:cs="宋体"/>
           <w:spacing w:val="-1"/>
           <w:sz w:val="24"/>
           <w:szCs w:val="24"/>
@@ -4886,7 +4688,7 @@
       </w:pPr>
       <w:r>
         <w:rPr>
-          <w:rFonts w:ascii="宋体" w:eastAsia="宋体" w:hAnsi="宋体" w:cs="宋体" w:hint="eastAsia"/>
+          <w:rFonts w:hint="eastAsia" w:ascii="宋体" w:hAnsi="宋体" w:eastAsia="宋体" w:cs="宋体"/>
           <w:spacing w:val="-1"/>
           <w:sz w:val="24"/>
           <w:szCs w:val="24"/>
@@ -4914,10 +4716,10 @@
         <w:adjustRightInd w:val="0"/>
         <w:snapToGrid w:val="0"/>
         <w:spacing w:line="360" w:lineRule="auto"/>
-        <w:ind w:left="425" w:hanging="425" w:leftChars="0" w:firstLineChars="0"/>
+        <w:ind w:left="425" w:leftChars="0" w:hanging="425" w:firstLineChars="0"/>
         <w:textAlignment w:val="baseline"/>
         <w:rPr>
-          <w:rFonts w:ascii="宋体" w:eastAsia="宋体" w:hAnsi="宋体" w:cs="宋体" w:hint="eastAsia"/>
+          <w:rFonts w:hint="eastAsia" w:ascii="宋体" w:hAnsi="宋体" w:eastAsia="宋体" w:cs="宋体"/>
           <w:spacing w:val="-1"/>
           <w:sz w:val="24"/>
           <w:szCs w:val="24"/>
@@ -4925,7 +4727,7 @@
       </w:pPr>
       <w:r>
         <w:rPr>
-          <w:rFonts w:ascii="宋体" w:eastAsia="宋体" w:hAnsi="宋体" w:cs="宋体" w:hint="eastAsia"/>
+          <w:rFonts w:hint="eastAsia" w:ascii="宋体" w:hAnsi="宋体" w:eastAsia="宋体" w:cs="宋体"/>
           <w:spacing w:val="-1"/>
           <w:sz w:val="24"/>
           <w:szCs w:val="24"/>
@@ -4953,10 +4755,10 @@
         <w:adjustRightInd w:val="0"/>
         <w:snapToGrid w:val="0"/>
         <w:spacing w:line="360" w:lineRule="auto"/>
-        <w:ind w:left="425" w:hanging="425" w:leftChars="0" w:firstLineChars="0"/>
+        <w:ind w:left="425" w:leftChars="0" w:hanging="425" w:firstLineChars="0"/>
         <w:textAlignment w:val="baseline"/>
         <w:rPr>
-          <w:rFonts w:ascii="宋体" w:eastAsia="宋体" w:hAnsi="宋体" w:cs="宋体" w:hint="eastAsia"/>
+          <w:rFonts w:hint="eastAsia" w:ascii="宋体" w:hAnsi="宋体" w:eastAsia="宋体" w:cs="宋体"/>
           <w:spacing w:val="-1"/>
           <w:sz w:val="24"/>
           <w:szCs w:val="24"/>
@@ -4964,7 +4766,7 @@
       </w:pPr>
       <w:r>
         <w:rPr>
-          <w:rFonts w:ascii="宋体" w:eastAsia="宋体" w:hAnsi="宋体" w:cs="宋体" w:hint="eastAsia"/>
+          <w:rFonts w:hint="eastAsia" w:ascii="宋体" w:hAnsi="宋体" w:eastAsia="宋体" w:cs="宋体"/>
           <w:spacing w:val="-1"/>
           <w:sz w:val="24"/>
           <w:szCs w:val="24"/>
@@ -4992,10 +4794,10 @@
         <w:adjustRightInd w:val="0"/>
         <w:snapToGrid w:val="0"/>
         <w:spacing w:line="360" w:lineRule="auto"/>
-        <w:ind w:left="425" w:hanging="425" w:leftChars="0" w:firstLineChars="0"/>
+        <w:ind w:left="425" w:leftChars="0" w:hanging="425" w:firstLineChars="0"/>
         <w:textAlignment w:val="baseline"/>
         <w:rPr>
-          <w:rFonts w:ascii="宋体" w:eastAsia="宋体" w:hAnsi="宋体" w:cs="宋体" w:hint="eastAsia"/>
+          <w:rFonts w:hint="eastAsia" w:ascii="宋体" w:hAnsi="宋体" w:eastAsia="宋体" w:cs="宋体"/>
           <w:spacing w:val="-1"/>
           <w:sz w:val="24"/>
           <w:szCs w:val="24"/>
@@ -5003,7 +4805,7 @@
       </w:pPr>
       <w:r>
         <w:rPr>
-          <w:rFonts w:ascii="宋体" w:eastAsia="宋体" w:hAnsi="宋体" w:cs="宋体" w:hint="eastAsia"/>
+          <w:rFonts w:hint="eastAsia" w:ascii="宋体" w:hAnsi="宋体" w:eastAsia="宋体" w:cs="宋体"/>
           <w:spacing w:val="-1"/>
           <w:sz w:val="24"/>
           <w:szCs w:val="24"/>
@@ -5031,10 +4833,10 @@
         <w:adjustRightInd w:val="0"/>
         <w:snapToGrid w:val="0"/>
         <w:spacing w:line="360" w:lineRule="auto"/>
-        <w:ind w:left="425" w:hanging="425" w:leftChars="0" w:firstLineChars="0"/>
+        <w:ind w:left="425" w:leftChars="0" w:hanging="425" w:firstLineChars="0"/>
         <w:textAlignment w:val="baseline"/>
         <w:rPr>
-          <w:rFonts w:ascii="宋体" w:eastAsia="宋体" w:hAnsi="宋体" w:cs="宋体" w:hint="eastAsia"/>
+          <w:rFonts w:hint="eastAsia" w:ascii="宋体" w:hAnsi="宋体" w:eastAsia="宋体" w:cs="宋体"/>
           <w:spacing w:val="-1"/>
           <w:sz w:val="24"/>
           <w:szCs w:val="24"/>
@@ -5042,7 +4844,7 @@
       </w:pPr>
       <w:r>
         <w:rPr>
-          <w:rFonts w:ascii="宋体" w:eastAsia="宋体" w:hAnsi="宋体" w:cs="宋体" w:hint="eastAsia"/>
+          <w:rFonts w:hint="eastAsia" w:ascii="宋体" w:hAnsi="宋体" w:eastAsia="宋体" w:cs="宋体"/>
           <w:spacing w:val="-1"/>
           <w:sz w:val="24"/>
           <w:szCs w:val="24"/>
@@ -5070,10 +4872,10 @@
         <w:adjustRightInd w:val="0"/>
         <w:snapToGrid w:val="0"/>
         <w:spacing w:line="360" w:lineRule="auto"/>
-        <w:ind w:left="425" w:hanging="425" w:leftChars="0" w:firstLineChars="0"/>
+        <w:ind w:left="425" w:leftChars="0" w:hanging="425" w:firstLineChars="0"/>
         <w:textAlignment w:val="baseline"/>
         <w:rPr>
-          <w:rFonts w:ascii="宋体" w:eastAsia="宋体" w:hAnsi="宋体" w:cs="宋体" w:hint="eastAsia"/>
+          <w:rFonts w:hint="eastAsia" w:ascii="宋体" w:hAnsi="宋体" w:eastAsia="宋体" w:cs="宋体"/>
           <w:spacing w:val="-1"/>
           <w:sz w:val="24"/>
           <w:szCs w:val="24"/>
@@ -5081,7 +4883,7 @@
       </w:pPr>
       <w:r>
         <w:rPr>
-          <w:rFonts w:ascii="宋体" w:eastAsia="宋体" w:hAnsi="宋体" w:cs="宋体" w:hint="eastAsia"/>
+          <w:rFonts w:hint="eastAsia" w:ascii="宋体" w:hAnsi="宋体" w:eastAsia="宋体" w:cs="宋体"/>
           <w:spacing w:val="-1"/>
           <w:sz w:val="24"/>
           <w:szCs w:val="24"/>
@@ -5109,10 +4911,10 @@
         <w:adjustRightInd w:val="0"/>
         <w:snapToGrid w:val="0"/>
         <w:spacing w:line="360" w:lineRule="auto"/>
-        <w:ind w:left="425" w:hanging="425" w:leftChars="0" w:firstLineChars="0"/>
+        <w:ind w:left="425" w:leftChars="0" w:hanging="425" w:firstLineChars="0"/>
         <w:textAlignment w:val="baseline"/>
         <w:rPr>
-          <w:rFonts w:ascii="宋体" w:eastAsia="宋体" w:hAnsi="宋体" w:cs="宋体" w:hint="eastAsia"/>
+          <w:rFonts w:hint="eastAsia" w:ascii="宋体" w:hAnsi="宋体" w:eastAsia="宋体" w:cs="宋体"/>
           <w:spacing w:val="-1"/>
           <w:sz w:val="24"/>
           <w:szCs w:val="24"/>
@@ -5120,7 +4922,7 @@
       </w:pPr>
       <w:r>
         <w:rPr>
-          <w:rFonts w:ascii="宋体" w:eastAsia="宋体" w:hAnsi="宋体" w:cs="宋体" w:hint="eastAsia"/>
+          <w:rFonts w:hint="eastAsia" w:ascii="宋体" w:hAnsi="宋体" w:eastAsia="宋体" w:cs="宋体"/>
           <w:spacing w:val="-1"/>
           <w:sz w:val="24"/>
           <w:szCs w:val="24"/>
@@ -5148,10 +4950,10 @@
         <w:adjustRightInd w:val="0"/>
         <w:snapToGrid w:val="0"/>
         <w:spacing w:line="360" w:lineRule="auto"/>
-        <w:ind w:left="425" w:hanging="425" w:leftChars="0" w:firstLineChars="0"/>
+        <w:ind w:left="425" w:leftChars="0" w:hanging="425" w:firstLineChars="0"/>
         <w:textAlignment w:val="baseline"/>
         <w:rPr>
-          <w:rFonts w:ascii="宋体" w:eastAsia="宋体" w:hAnsi="宋体" w:cs="宋体" w:hint="eastAsia"/>
+          <w:rFonts w:hint="eastAsia" w:ascii="宋体" w:hAnsi="宋体" w:eastAsia="宋体" w:cs="宋体"/>
           <w:spacing w:val="-1"/>
           <w:sz w:val="24"/>
           <w:szCs w:val="24"/>
@@ -5159,7 +4961,7 @@
       </w:pPr>
       <w:r>
         <w:rPr>
-          <w:rFonts w:ascii="宋体" w:eastAsia="宋体" w:hAnsi="宋体" w:cs="宋体" w:hint="eastAsia"/>
+          <w:rFonts w:hint="eastAsia" w:ascii="宋体" w:hAnsi="宋体" w:eastAsia="宋体" w:cs="宋体"/>
           <w:spacing w:val="-1"/>
           <w:sz w:val="24"/>
           <w:szCs w:val="24"/>
@@ -5187,10 +4989,10 @@
         <w:adjustRightInd w:val="0"/>
         <w:snapToGrid w:val="0"/>
         <w:spacing w:line="360" w:lineRule="auto"/>
-        <w:ind w:left="425" w:hanging="425" w:leftChars="0" w:firstLineChars="0"/>
+        <w:ind w:left="425" w:leftChars="0" w:hanging="425" w:firstLineChars="0"/>
         <w:textAlignment w:val="baseline"/>
         <w:rPr>
-          <w:rFonts w:ascii="宋体" w:eastAsia="宋体" w:hAnsi="宋体" w:cs="宋体" w:hint="eastAsia"/>
+          <w:rFonts w:hint="eastAsia" w:ascii="宋体" w:hAnsi="宋体" w:eastAsia="宋体" w:cs="宋体"/>
           <w:spacing w:val="-1"/>
           <w:sz w:val="24"/>
           <w:szCs w:val="24"/>
@@ -5198,7 +5000,7 @@
       </w:pPr>
       <w:r>
         <w:rPr>
-          <w:rFonts w:ascii="宋体" w:eastAsia="宋体" w:hAnsi="宋体" w:cs="宋体" w:hint="eastAsia"/>
+          <w:rFonts w:hint="eastAsia" w:ascii="宋体" w:hAnsi="宋体" w:eastAsia="宋体" w:cs="宋体"/>
           <w:spacing w:val="-1"/>
           <w:sz w:val="24"/>
           <w:szCs w:val="24"/>
@@ -5208,7 +5010,7 @@
     </w:p>
     <w:p>
       <w:pPr>
-        <w:pStyle w:val="1"/>
+        <w:pStyle w:val="26"/>
         <w:keepNext w:val="0"/>
         <w:keepLines w:val="0"/>
         <w:pageBreakBefore w:val="0"/>
@@ -5224,13 +5026,13 @@
         <w:snapToGrid w:val="0"/>
         <w:textAlignment w:val="baseline"/>
       </w:pPr>
-      <w:bookmarkStart w:id="15" w:name="bookmark1"/>
-      <w:bookmarkEnd w:id="15"/>
-      <w:bookmarkStart w:id="16" w:name="_Toc15428"/>
+      <w:bookmarkStart w:id="14" w:name="bookmark1"/>
+      <w:bookmarkEnd w:id="14"/>
+      <w:bookmarkStart w:id="15" w:name="_Toc32582"/>
       <w:r>
         <w:t>客户投诉处罚规定</w:t>
       </w:r>
-      <w:bookmarkEnd w:id="16"/>
+      <w:bookmarkEnd w:id="15"/>
     </w:p>
     <w:p>
       <w:pPr>
@@ -5252,10 +5054,10 @@
         <w:adjustRightInd w:val="0"/>
         <w:snapToGrid w:val="0"/>
         <w:spacing w:line="360" w:lineRule="auto"/>
-        <w:ind w:left="425" w:hanging="425" w:leftChars="0" w:firstLineChars="0"/>
+        <w:ind w:left="425" w:leftChars="0" w:hanging="425" w:firstLineChars="0"/>
         <w:textAlignment w:val="baseline"/>
         <w:rPr>
-          <w:rFonts w:ascii="宋体" w:eastAsia="宋体" w:hAnsi="宋体" w:cs="宋体" w:hint="eastAsia"/>
+          <w:rFonts w:hint="eastAsia" w:ascii="宋体" w:hAnsi="宋体" w:eastAsia="宋体" w:cs="宋体"/>
           <w:spacing w:val="-1"/>
           <w:sz w:val="24"/>
           <w:szCs w:val="24"/>
@@ -5263,7 +5065,7 @@
       </w:pPr>
       <w:r>
         <w:rPr>
-          <w:rFonts w:ascii="宋体" w:eastAsia="宋体" w:hAnsi="宋体" w:cs="宋体" w:hint="eastAsia"/>
+          <w:rFonts w:hint="eastAsia" w:ascii="宋体" w:hAnsi="宋体" w:eastAsia="宋体" w:cs="宋体"/>
           <w:spacing w:val="-1"/>
           <w:sz w:val="24"/>
           <w:szCs w:val="24"/>
@@ -5291,10 +5093,10 @@
         <w:adjustRightInd w:val="0"/>
         <w:snapToGrid w:val="0"/>
         <w:spacing w:line="360" w:lineRule="auto"/>
-        <w:ind w:left="425" w:hanging="425" w:leftChars="0" w:firstLineChars="0"/>
+        <w:ind w:left="425" w:leftChars="0" w:hanging="425" w:firstLineChars="0"/>
         <w:textAlignment w:val="baseline"/>
         <w:rPr>
-          <w:rFonts w:ascii="宋体" w:eastAsia="宋体" w:hAnsi="宋体" w:cs="宋体" w:hint="eastAsia"/>
+          <w:rFonts w:hint="eastAsia" w:ascii="宋体" w:hAnsi="宋体" w:eastAsia="宋体" w:cs="宋体"/>
           <w:spacing w:val="-1"/>
           <w:sz w:val="24"/>
           <w:szCs w:val="24"/>
@@ -5302,7 +5104,7 @@
       </w:pPr>
       <w:r>
         <w:rPr>
-          <w:rFonts w:ascii="宋体" w:eastAsia="宋体" w:hAnsi="宋体" w:cs="宋体" w:hint="eastAsia"/>
+          <w:rFonts w:hint="eastAsia" w:ascii="宋体" w:hAnsi="宋体" w:eastAsia="宋体" w:cs="宋体"/>
           <w:spacing w:val="-1"/>
           <w:sz w:val="24"/>
           <w:szCs w:val="24"/>
@@ -5330,10 +5132,10 @@
         <w:adjustRightInd w:val="0"/>
         <w:snapToGrid w:val="0"/>
         <w:spacing w:line="360" w:lineRule="auto"/>
-        <w:ind w:left="425" w:hanging="425" w:leftChars="0" w:firstLineChars="0"/>
+        <w:ind w:left="425" w:leftChars="0" w:hanging="425" w:firstLineChars="0"/>
         <w:textAlignment w:val="baseline"/>
         <w:rPr>
-          <w:rFonts w:ascii="宋体" w:eastAsia="宋体" w:hAnsi="宋体" w:cs="宋体" w:hint="eastAsia"/>
+          <w:rFonts w:hint="eastAsia" w:ascii="宋体" w:hAnsi="宋体" w:eastAsia="宋体" w:cs="宋体"/>
           <w:spacing w:val="-1"/>
           <w:sz w:val="24"/>
           <w:szCs w:val="24"/>
@@ -5341,7 +5143,7 @@
       </w:pPr>
       <w:r>
         <w:rPr>
-          <w:rFonts w:ascii="宋体" w:eastAsia="宋体" w:hAnsi="宋体" w:cs="宋体" w:hint="eastAsia"/>
+          <w:rFonts w:hint="eastAsia" w:ascii="宋体" w:hAnsi="宋体" w:eastAsia="宋体" w:cs="宋体"/>
           <w:spacing w:val="-1"/>
           <w:sz w:val="24"/>
           <w:szCs w:val="24"/>
@@ -5351,7 +5153,7 @@
     </w:p>
     <w:p>
       <w:pPr>
-        <w:pStyle w:val="1"/>
+        <w:pStyle w:val="26"/>
         <w:keepNext w:val="0"/>
         <w:keepLines w:val="0"/>
         <w:pageBreakBefore w:val="0"/>
@@ -5367,11 +5169,11 @@
         <w:snapToGrid w:val="0"/>
         <w:textAlignment w:val="baseline"/>
       </w:pPr>
-      <w:bookmarkStart w:id="17" w:name="_Toc9084"/>
+      <w:bookmarkStart w:id="16" w:name="_Toc32394"/>
       <w:r>
         <w:t>相关文档</w:t>
       </w:r>
-      <w:bookmarkEnd w:id="17"/>
+      <w:bookmarkEnd w:id="16"/>
     </w:p>
     <w:p>
       <w:pPr>
@@ -5389,10 +5191,10 @@
         <w:adjustRightInd w:val="0"/>
         <w:snapToGrid w:val="0"/>
         <w:spacing w:line="360" w:lineRule="auto"/>
-        <w:ind w:left="0" w:right="0" w:firstLine="420" w:firstLineChars="200"/>
+        <w:ind w:left="0" w:right="0" w:firstLine="476" w:firstLineChars="200"/>
         <w:textAlignment w:val="baseline"/>
         <w:rPr>
-          <w:rFonts w:ascii="宋体" w:eastAsia="宋体" w:hAnsi="宋体" w:cs="宋体" w:hint="eastAsia"/>
+          <w:rFonts w:hint="eastAsia" w:ascii="宋体" w:hAnsi="宋体" w:eastAsia="宋体" w:cs="宋体"/>
           <w:spacing w:val="-1"/>
           <w:sz w:val="24"/>
           <w:szCs w:val="24"/>
@@ -5401,7 +5203,7 @@
       </w:pPr>
       <w:r>
         <w:rPr>
-          <w:rFonts w:ascii="宋体" w:eastAsia="宋体" w:hAnsi="宋体" w:cs="宋体" w:hint="eastAsia"/>
+          <w:rFonts w:hint="eastAsia" w:ascii="宋体" w:hAnsi="宋体" w:eastAsia="宋体" w:cs="宋体"/>
           <w:spacing w:val="-1"/>
           <w:sz w:val="24"/>
           <w:szCs w:val="24"/>
@@ -5412,7 +5214,7 @@
     </w:p>
     <w:p>
       <w:pPr>
-        <w:pStyle w:val="1"/>
+        <w:pStyle w:val="26"/>
         <w:keepNext w:val="0"/>
         <w:keepLines w:val="0"/>
         <w:pageBreakBefore w:val="0"/>
@@ -5428,11 +5230,11 @@
         <w:snapToGrid w:val="0"/>
         <w:textAlignment w:val="baseline"/>
       </w:pPr>
-      <w:bookmarkStart w:id="18" w:name="_Toc6588"/>
+      <w:bookmarkStart w:id="17" w:name="_Toc6339"/>
       <w:r>
         <w:t>附则</w:t>
       </w:r>
-      <w:bookmarkEnd w:id="18"/>
+      <w:bookmarkEnd w:id="17"/>
     </w:p>
     <w:p>
       <w:pPr>
@@ -5450,10 +5252,10 @@
         <w:adjustRightInd w:val="0"/>
         <w:snapToGrid w:val="0"/>
         <w:spacing w:line="360" w:lineRule="auto"/>
-        <w:ind w:left="0" w:right="0" w:firstLine="420" w:firstLineChars="200"/>
+        <w:ind w:left="0" w:right="0" w:firstLine="476" w:firstLineChars="200"/>
         <w:textAlignment w:val="baseline"/>
         <w:rPr>
-          <w:rFonts w:ascii="宋体" w:eastAsia="宋体" w:hAnsi="宋体" w:cs="宋体" w:hint="eastAsia"/>
+          <w:rFonts w:hint="eastAsia" w:ascii="宋体" w:hAnsi="宋体" w:eastAsia="宋体" w:cs="宋体"/>
           <w:spacing w:val="-1"/>
           <w:sz w:val="24"/>
           <w:szCs w:val="24"/>
@@ -5461,7 +5263,7 @@
       </w:pPr>
       <w:r>
         <w:rPr>
-          <w:rFonts w:ascii="宋体" w:eastAsia="宋体" w:hAnsi="宋体" w:cs="宋体" w:hint="eastAsia"/>
+          <w:rFonts w:hint="eastAsia" w:ascii="宋体" w:hAnsi="宋体" w:eastAsia="宋体" w:cs="宋体"/>
           <w:spacing w:val="-1"/>
           <w:sz w:val="24"/>
           <w:szCs w:val="24"/>
@@ -5470,30 +5272,55 @@
       </w:r>
     </w:p>
     <w:sectPr>
-      <w:footerReference w:type="default" r:id="rId4"/>
+      <w:footerReference r:id="rId5" w:type="default"/>
       <w:pgSz w:w="11906" w:h="16839"/>
       <w:pgMar w:top="1431" w:right="1639" w:bottom="1375" w:left="1785" w:header="0" w:footer="1211" w:gutter="0"/>
-      <w:cols w:num="1" w:space="720"/>
+      <w:cols w:space="720" w:num="1"/>
     </w:sectPr>
   </w:body>
 </w:document>
 </file>
 
+<file path=word/endnotes.xml><?xml version="1.0" encoding="utf-8"?>
+<w:endnotes xmlns:wpc="http://schemas.microsoft.com/office/word/2010/wordprocessingCanvas" xmlns:mc="http://schemas.openxmlformats.org/markup-compatibility/2006" xmlns:o="urn:schemas-microsoft-com:office:office" xmlns:r="http://schemas.openxmlformats.org/officeDocument/2006/relationships" xmlns:m="http://schemas.openxmlformats.org/officeDocument/2006/math" xmlns:v="urn:schemas-microsoft-com:vml" xmlns:wp14="http://schemas.microsoft.com/office/word/2010/wordprocessingDrawing" xmlns:wp="http://schemas.openxmlformats.org/drawingml/2006/wordprocessingDrawing" xmlns:w="http://schemas.openxmlformats.org/wordprocessingml/2006/main" xmlns:w14="http://schemas.microsoft.com/office/word/2010/wordml" xmlns:w15="http://schemas.microsoft.com/office/word/2012/wordml" xmlns:w10="urn:schemas-microsoft-com:office:word" xmlns:wpg="http://schemas.microsoft.com/office/word/2010/wordprocessingGroup" xmlns:wpi="http://schemas.microsoft.com/office/word/2010/wordprocessingInk" xmlns:wne="http://schemas.microsoft.com/office/word/2006/wordml" xmlns:wps="http://schemas.microsoft.com/office/word/2010/wordprocessingShape" xmlns:wpsCustomData="http://www.wps.cn/officeDocument/2013/wpsCustomData" mc:Ignorable="w14 w15 wp14">
+  <w:endnote w:type="separator" w:id="0">
+    <w:p>
+      <w:pPr>
+        <w:spacing w:line="240" w:lineRule="auto"/>
+      </w:pPr>
+      <w:r>
+        <w:separator/>
+      </w:r>
+    </w:p>
+  </w:endnote>
+  <w:endnote w:type="continuationSeparator" w:id="1">
+    <w:p>
+      <w:pPr>
+        <w:spacing w:line="240" w:lineRule="auto"/>
+      </w:pPr>
+      <w:r>
+        <w:continuationSeparator/>
+      </w:r>
+    </w:p>
+  </w:endnote>
+</w:endnotes>
+</file>
+
 <file path=word/footer1.xml><?xml version="1.0" encoding="utf-8"?>
-<w:ftr xmlns:wpc="http://schemas.microsoft.com/office/word/2010/wordprocessingCanvas" xmlns:mc="http://schemas.openxmlformats.org/markup-compatibility/2006" xmlns:o="urn:schemas-microsoft-com:office:office" xmlns:r="http://schemas.openxmlformats.org/officeDocument/2006/relationships" xmlns:m="http://schemas.openxmlformats.org/officeDocument/2006/math" xmlns:v="urn:schemas-microsoft-com:vml" xmlns:wp14="http://schemas.microsoft.com/office/word/2010/wordprocessingDrawing" xmlns:wp="http://schemas.openxmlformats.org/drawingml/2006/wordprocessingDrawing" xmlns:w10="urn:schemas-microsoft-com:office:word" xmlns:w="http://schemas.openxmlformats.org/wordprocessingml/2006/main" xmlns:w14="http://schemas.microsoft.com/office/word/2010/wordml" xmlns:w15="http://schemas.microsoft.com/office/word/2012/wordml" xmlns:wne="http://schemas.microsoft.com/office/word/2006/wordml" xmlns:wpg="http://schemas.microsoft.com/office/word/2010/wordprocessingGroup" xmlns:wpi="http://schemas.microsoft.com/office/word/2010/wordprocessingInk" xmlns:wps="http://schemas.microsoft.com/office/word/2010/wordprocessingShape" mc:Ignorable="w14 w15 wp14">
+<w:ftr xmlns:wpc="http://schemas.microsoft.com/office/word/2010/wordprocessingCanvas" xmlns:mc="http://schemas.openxmlformats.org/markup-compatibility/2006" xmlns:o="urn:schemas-microsoft-com:office:office" xmlns:r="http://schemas.openxmlformats.org/officeDocument/2006/relationships" xmlns:m="http://schemas.openxmlformats.org/officeDocument/2006/math" xmlns:v="urn:schemas-microsoft-com:vml" xmlns:wp14="http://schemas.microsoft.com/office/word/2010/wordprocessingDrawing" xmlns:wp="http://schemas.openxmlformats.org/drawingml/2006/wordprocessingDrawing" xmlns:w10="urn:schemas-microsoft-com:office:word" xmlns:w="http://schemas.openxmlformats.org/wordprocessingml/2006/main" xmlns:w14="http://schemas.microsoft.com/office/word/2010/wordml" xmlns:w15="http://schemas.microsoft.com/office/word/2012/wordml" xmlns:wpg="http://schemas.microsoft.com/office/word/2010/wordprocessingGroup" xmlns:wpi="http://schemas.microsoft.com/office/word/2010/wordprocessingInk" xmlns:wne="http://schemas.microsoft.com/office/word/2006/wordml" xmlns:wps="http://schemas.microsoft.com/office/word/2010/wordprocessingShape" xmlns:wpsCustomData="http://www.wps.cn/officeDocument/2013/wpsCustomData" mc:Ignorable="w14 w15 wp14">
   <w:p>
     <w:pPr>
       <w:spacing w:line="167" w:lineRule="auto"/>
       <w:ind w:left="4130"/>
       <w:rPr>
-        <w:rFonts w:ascii="Calibri" w:eastAsia="Calibri" w:hAnsi="Calibri" w:cs="Calibri"/>
+        <w:rFonts w:ascii="Calibri" w:hAnsi="Calibri" w:eastAsia="Calibri" w:cs="Calibri"/>
         <w:sz w:val="18"/>
         <w:szCs w:val="18"/>
       </w:rPr>
     </w:pPr>
     <w:r>
       <w:rPr>
-        <w:rFonts w:ascii="Calibri" w:eastAsia="Calibri" w:hAnsi="Calibri" w:cs="Calibri"/>
+        <w:rFonts w:ascii="Calibri" w:hAnsi="Calibri" w:eastAsia="Calibri" w:cs="Calibri"/>
         <w:sz w:val="18"/>
         <w:szCs w:val="18"/>
       </w:rPr>
@@ -5503,16 +5330,41 @@
 </w:ftr>
 </file>
 
+<file path=word/footnotes.xml><?xml version="1.0" encoding="utf-8"?>
+<w:footnotes xmlns:wpc="http://schemas.microsoft.com/office/word/2010/wordprocessingCanvas" xmlns:mc="http://schemas.openxmlformats.org/markup-compatibility/2006" xmlns:o="urn:schemas-microsoft-com:office:office" xmlns:r="http://schemas.openxmlformats.org/officeDocument/2006/relationships" xmlns:m="http://schemas.openxmlformats.org/officeDocument/2006/math" xmlns:v="urn:schemas-microsoft-com:vml" xmlns:wp14="http://schemas.microsoft.com/office/word/2010/wordprocessingDrawing" xmlns:wp="http://schemas.openxmlformats.org/drawingml/2006/wordprocessingDrawing" xmlns:w="http://schemas.openxmlformats.org/wordprocessingml/2006/main" xmlns:w14="http://schemas.microsoft.com/office/word/2010/wordml" xmlns:w15="http://schemas.microsoft.com/office/word/2012/wordml" xmlns:w10="urn:schemas-microsoft-com:office:word" xmlns:wpg="http://schemas.microsoft.com/office/word/2010/wordprocessingGroup" xmlns:wpi="http://schemas.microsoft.com/office/word/2010/wordprocessingInk" xmlns:wne="http://schemas.microsoft.com/office/word/2006/wordml" xmlns:wps="http://schemas.microsoft.com/office/word/2010/wordprocessingShape" xmlns:wpsCustomData="http://www.wps.cn/officeDocument/2013/wpsCustomData" mc:Ignorable="w14 w15 wp14">
+  <w:footnote w:type="separator" w:id="0">
+    <w:p>
+      <w:pPr>
+        <w:spacing w:line="360" w:lineRule="auto"/>
+      </w:pPr>
+      <w:r>
+        <w:separator/>
+      </w:r>
+    </w:p>
+  </w:footnote>
+  <w:footnote w:type="continuationSeparator" w:id="1">
+    <w:p>
+      <w:pPr>
+        <w:spacing w:line="360" w:lineRule="auto"/>
+      </w:pPr>
+      <w:r>
+        <w:continuationSeparator/>
+      </w:r>
+    </w:p>
+  </w:footnote>
+</w:footnotes>
+</file>
+
 <file path=word/numbering.xml><?xml version="1.0" encoding="utf-8"?>
-<w:numbering xmlns:wpc="http://schemas.microsoft.com/office/word/2010/wordprocessingCanvas" xmlns:mc="http://schemas.openxmlformats.org/markup-compatibility/2006" xmlns:o="urn:schemas-microsoft-com:office:office" xmlns:r="http://schemas.openxmlformats.org/officeDocument/2006/relationships" xmlns:m="http://schemas.openxmlformats.org/officeDocument/2006/math" xmlns:v="urn:schemas-microsoft-com:vml" xmlns:wp14="http://schemas.microsoft.com/office/word/2010/wordprocessingDrawing" xmlns:wp="http://schemas.openxmlformats.org/drawingml/2006/wordprocessingDrawing" xmlns:w10="urn:schemas-microsoft-com:office:word" xmlns:w="http://schemas.openxmlformats.org/wordprocessingml/2006/main" xmlns:w14="http://schemas.microsoft.com/office/word/2010/wordml" xmlns:w15="http://schemas.microsoft.com/office/word/2012/wordml" xmlns:wne="http://schemas.microsoft.com/office/word/2006/wordml" xmlns:wpg="http://schemas.microsoft.com/office/word/2010/wordprocessingGroup" xmlns:wpi="http://schemas.microsoft.com/office/word/2010/wordprocessingInk" xmlns:wps="http://schemas.microsoft.com/office/word/2010/wordprocessingShape" mc:Ignorable="w14 w15 wp14">
+<w:numbering xmlns:wpc="http://schemas.microsoft.com/office/word/2010/wordprocessingCanvas" xmlns:mc="http://schemas.openxmlformats.org/markup-compatibility/2006" xmlns:o="urn:schemas-microsoft-com:office:office" xmlns:r="http://schemas.openxmlformats.org/officeDocument/2006/relationships" xmlns:m="http://schemas.openxmlformats.org/officeDocument/2006/math" xmlns:v="urn:schemas-microsoft-com:vml" xmlns:wp14="http://schemas.microsoft.com/office/word/2010/wordprocessingDrawing" xmlns:wp="http://schemas.openxmlformats.org/drawingml/2006/wordprocessingDrawing" xmlns:w10="urn:schemas-microsoft-com:office:word" xmlns:w="http://schemas.openxmlformats.org/wordprocessingml/2006/main" xmlns:w14="http://schemas.microsoft.com/office/word/2010/wordml" xmlns:wpg="http://schemas.microsoft.com/office/word/2010/wordprocessingGroup" xmlns:wpi="http://schemas.microsoft.com/office/word/2010/wordprocessingInk" xmlns:wne="http://schemas.microsoft.com/office/word/2006/wordml" xmlns:wps="http://schemas.microsoft.com/office/word/2010/wordprocessingShape" xmlns:wpsCustomData="http://www.wps.cn/officeDocument/2013/wpsCustomData" mc:Ignorable="w14 wp14">
   <w:abstractNum w:abstractNumId="0">
     <w:nsid w:val="8E964DCE"/>
     <w:multiLevelType w:val="multilevel"/>
     <w:tmpl w:val="8E964DCE"/>
-    <w:lvl w:ilvl="0">
+    <w:lvl w:ilvl="0" w:tentative="0">
       <w:start w:val="1"/>
       <w:numFmt w:val="decimal"/>
-      <w:pStyle w:val="Heading1"/>
+      <w:pStyle w:val="2"/>
       <w:lvlText w:val="%1."/>
       <w:lvlJc w:val="left"/>
       <w:pPr>
@@ -5522,10 +5374,10 @@
         <w:rFonts w:hint="default"/>
       </w:rPr>
     </w:lvl>
-    <w:lvl w:ilvl="1">
+    <w:lvl w:ilvl="1" w:tentative="0">
       <w:start w:val="1"/>
       <w:numFmt w:val="decimal"/>
-      <w:pStyle w:val="Heading2"/>
+      <w:pStyle w:val="3"/>
       <w:lvlText w:val="%1.%2."/>
       <w:lvlJc w:val="left"/>
       <w:pPr>
@@ -5535,10 +5387,10 @@
         <w:rFonts w:hint="default"/>
       </w:rPr>
     </w:lvl>
-    <w:lvl w:ilvl="2">
+    <w:lvl w:ilvl="2" w:tentative="0">
       <w:start w:val="1"/>
       <w:numFmt w:val="decimal"/>
-      <w:pStyle w:val="Heading3"/>
+      <w:pStyle w:val="4"/>
       <w:lvlText w:val="%1.%2.%3."/>
       <w:lvlJc w:val="left"/>
       <w:pPr>
@@ -5548,10 +5400,10 @@
         <w:rFonts w:hint="default"/>
       </w:rPr>
     </w:lvl>
-    <w:lvl w:ilvl="3">
+    <w:lvl w:ilvl="3" w:tentative="0">
       <w:start w:val="1"/>
       <w:numFmt w:val="decimal"/>
-      <w:pStyle w:val="Heading4"/>
+      <w:pStyle w:val="5"/>
       <w:lvlText w:val="%1.%2.%3.%4."/>
       <w:lvlJc w:val="left"/>
       <w:pPr>
@@ -5561,10 +5413,10 @@
         <w:rFonts w:hint="default"/>
       </w:rPr>
     </w:lvl>
-    <w:lvl w:ilvl="4">
+    <w:lvl w:ilvl="4" w:tentative="0">
       <w:start w:val="1"/>
       <w:numFmt w:val="decimal"/>
-      <w:pStyle w:val="Heading5"/>
+      <w:pStyle w:val="6"/>
       <w:lvlText w:val="%1.%2.%3.%4.%5."/>
       <w:lvlJc w:val="left"/>
       <w:pPr>
@@ -5574,10 +5426,10 @@
         <w:rFonts w:hint="default"/>
       </w:rPr>
     </w:lvl>
-    <w:lvl w:ilvl="5">
+    <w:lvl w:ilvl="5" w:tentative="0">
       <w:start w:val="1"/>
       <w:numFmt w:val="decimal"/>
-      <w:pStyle w:val="Heading6"/>
+      <w:pStyle w:val="7"/>
       <w:lvlText w:val="%1.%2.%3.%4.%5.%6."/>
       <w:lvlJc w:val="left"/>
       <w:pPr>
@@ -5587,10 +5439,10 @@
         <w:rFonts w:hint="default"/>
       </w:rPr>
     </w:lvl>
-    <w:lvl w:ilvl="6">
+    <w:lvl w:ilvl="6" w:tentative="0">
       <w:start w:val="1"/>
       <w:numFmt w:val="decimal"/>
-      <w:pStyle w:val="Heading7"/>
+      <w:pStyle w:val="8"/>
       <w:lvlText w:val="%1.%2.%3.%4.%5.%6.%7."/>
       <w:lvlJc w:val="left"/>
       <w:pPr>
@@ -5600,10 +5452,10 @@
         <w:rFonts w:hint="default"/>
       </w:rPr>
     </w:lvl>
-    <w:lvl w:ilvl="7">
+    <w:lvl w:ilvl="7" w:tentative="0">
       <w:start w:val="1"/>
       <w:numFmt w:val="decimal"/>
-      <w:pStyle w:val="Heading8"/>
+      <w:pStyle w:val="9"/>
       <w:lvlText w:val="%1.%2.%3.%4.%5.%6.%7.%8."/>
       <w:lvlJc w:val="left"/>
       <w:pPr>
@@ -5613,10 +5465,10 @@
         <w:rFonts w:hint="default"/>
       </w:rPr>
     </w:lvl>
-    <w:lvl w:ilvl="8">
+    <w:lvl w:ilvl="8" w:tentative="0">
       <w:start w:val="1"/>
       <w:numFmt w:val="decimal"/>
-      <w:pStyle w:val="Heading9"/>
+      <w:pStyle w:val="10"/>
       <w:lvlText w:val="%1.%2.%3.%4.%5.%6.%7.%8.%9."/>
       <w:lvlJc w:val="left"/>
       <w:pPr>
@@ -5631,7 +5483,7 @@
     <w:nsid w:val="9BE06D78"/>
     <w:multiLevelType w:val="singleLevel"/>
     <w:tmpl w:val="9BE06D78"/>
-    <w:lvl w:ilvl="0">
+    <w:lvl w:ilvl="0" w:tentative="0">
       <w:start w:val="1"/>
       <w:numFmt w:val="decimal"/>
       <w:lvlText w:val="(%1)"/>
@@ -5648,7 +5500,7 @@
     <w:nsid w:val="9CE810F1"/>
     <w:multiLevelType w:val="singleLevel"/>
     <w:tmpl w:val="9CE810F1"/>
-    <w:lvl w:ilvl="0">
+    <w:lvl w:ilvl="0" w:tentative="0">
       <w:start w:val="1"/>
       <w:numFmt w:val="decimal"/>
       <w:lvlText w:val="(%1)"/>
@@ -5665,7 +5517,7 @@
     <w:nsid w:val="ACA3EF55"/>
     <w:multiLevelType w:val="singleLevel"/>
     <w:tmpl w:val="ACA3EF55"/>
-    <w:lvl w:ilvl="0">
+    <w:lvl w:ilvl="0" w:tentative="0">
       <w:start w:val="1"/>
       <w:numFmt w:val="decimal"/>
       <w:lvlText w:val="(%1)"/>
@@ -5682,7 +5534,7 @@
     <w:nsid w:val="ADADE8EA"/>
     <w:multiLevelType w:val="singleLevel"/>
     <w:tmpl w:val="ADADE8EA"/>
-    <w:lvl w:ilvl="0">
+    <w:lvl w:ilvl="0" w:tentative="0">
       <w:start w:val="1"/>
       <w:numFmt w:val="decimal"/>
       <w:lvlText w:val="(%1)"/>
@@ -5699,7 +5551,7 @@
     <w:nsid w:val="01D3CBF1"/>
     <w:multiLevelType w:val="singleLevel"/>
     <w:tmpl w:val="01D3CBF1"/>
-    <w:lvl w:ilvl="0">
+    <w:lvl w:ilvl="0" w:tentative="0">
       <w:start w:val="1"/>
       <w:numFmt w:val="decimal"/>
       <w:lvlText w:val="(%1)"/>
@@ -5716,7 +5568,7 @@
     <w:nsid w:val="1BD786F8"/>
     <w:multiLevelType w:val="singleLevel"/>
     <w:tmpl w:val="1BD786F8"/>
-    <w:lvl w:ilvl="0">
+    <w:lvl w:ilvl="0" w:tentative="0">
       <w:start w:val="1"/>
       <w:numFmt w:val="decimal"/>
       <w:lvlText w:val="(%1)"/>
@@ -5733,7 +5585,7 @@
     <w:nsid w:val="2E9ECED5"/>
     <w:multiLevelType w:val="singleLevel"/>
     <w:tmpl w:val="2E9ECED5"/>
-    <w:lvl w:ilvl="0">
+    <w:lvl w:ilvl="0" w:tentative="0">
       <w:start w:val="1"/>
       <w:numFmt w:val="decimal"/>
       <w:lvlText w:val="(%1)"/>
@@ -5750,7 +5602,7 @@
     <w:nsid w:val="4CF9BA25"/>
     <w:multiLevelType w:val="singleLevel"/>
     <w:tmpl w:val="4CF9BA25"/>
-    <w:lvl w:ilvl="0">
+    <w:lvl w:ilvl="0" w:tentative="0">
       <w:start w:val="1"/>
       <w:numFmt w:val="decimal"/>
       <w:lvlText w:val="(%1)"/>
@@ -5794,267 +5646,269 @@
 </file>
 
 <file path=word/styles.xml><?xml version="1.0" encoding="utf-8"?>
-<w:styles xmlns:mc="http://schemas.openxmlformats.org/markup-compatibility/2006" xmlns:r="http://schemas.openxmlformats.org/officeDocument/2006/relationships" xmlns:w="http://schemas.openxmlformats.org/wordprocessingml/2006/main" xmlns:w14="http://schemas.microsoft.com/office/word/2010/wordml" xmlns:w15="http://schemas.microsoft.com/office/word/2012/wordml" mc:Ignorable="w14 w15">
+<w:styles xmlns:mc="http://schemas.openxmlformats.org/markup-compatibility/2006" xmlns:o="urn:schemas-microsoft-com:office:office" xmlns:r="http://schemas.openxmlformats.org/officeDocument/2006/relationships" xmlns:m="http://schemas.openxmlformats.org/officeDocument/2006/math" xmlns:v="urn:schemas-microsoft-com:vml" xmlns:w="http://schemas.openxmlformats.org/wordprocessingml/2006/main" xmlns:w14="http://schemas.microsoft.com/office/word/2010/wordml" xmlns:w10="urn:schemas-microsoft-com:office:word" xmlns:sl="http://schemas.openxmlformats.org/schemaLibrary/2006/main" xmlns:wpsCustomData="http://www.wps.cn/officeDocument/2013/wpsCustomData" mc:Ignorable="w14">
   <w:docDefaults>
     <w:rPrDefault>
       <w:rPr>
-        <w:rFonts w:ascii="Arial" w:eastAsia="Arial" w:hAnsi="Arial" w:cs="Arial"/>
+        <w:rFonts w:ascii="Times New Roman" w:hAnsi="Times New Roman" w:eastAsia="宋体" w:cs="Times New Roman"/>
       </w:rPr>
     </w:rPrDefault>
     <w:pPrDefault/>
   </w:docDefaults>
-  <w:latentStyles w:defLockedState="0" w:defUIPriority="99" w:defSemiHidden="1" w:defUnhideWhenUsed="1" w:defQFormat="0" w:count="260">
-    <w:lsdException w:name="Normal" w:semiHidden="0" w:uiPriority="0" w:unhideWhenUsed="0" w:qFormat="1"/>
-    <w:lsdException w:name="heading 1" w:semiHidden="0" w:uiPriority="0" w:unhideWhenUsed="0" w:qFormat="1"/>
-    <w:lsdException w:name="heading 2" w:semiHidden="0" w:uiPriority="0" w:qFormat="1"/>
-    <w:lsdException w:name="heading 3" w:uiPriority="0" w:qFormat="1"/>
-    <w:lsdException w:name="heading 4" w:semiHidden="0" w:uiPriority="0" w:qFormat="1"/>
-    <w:lsdException w:name="heading 5" w:uiPriority="0" w:qFormat="1"/>
-    <w:lsdException w:name="heading 6" w:uiPriority="0" w:qFormat="1"/>
-    <w:lsdException w:name="heading 7" w:uiPriority="0" w:qFormat="1"/>
-    <w:lsdException w:name="heading 8" w:uiPriority="0" w:qFormat="1"/>
-    <w:lsdException w:name="heading 9" w:uiPriority="0" w:qFormat="1"/>
-    <w:lsdException w:name="index 1" w:semiHidden="0" w:uiPriority="0" w:unhideWhenUsed="0"/>
-    <w:lsdException w:name="index 2" w:semiHidden="0" w:uiPriority="0" w:unhideWhenUsed="0"/>
-    <w:lsdException w:name="index 3" w:semiHidden="0" w:uiPriority="0" w:unhideWhenUsed="0"/>
-    <w:lsdException w:name="index 4" w:semiHidden="0" w:uiPriority="0" w:unhideWhenUsed="0"/>
-    <w:lsdException w:name="index 5" w:semiHidden="0" w:uiPriority="0" w:unhideWhenUsed="0"/>
-    <w:lsdException w:name="index 6" w:semiHidden="0" w:uiPriority="0" w:unhideWhenUsed="0"/>
-    <w:lsdException w:name="index 7" w:semiHidden="0" w:uiPriority="0" w:unhideWhenUsed="0"/>
-    <w:lsdException w:name="index 8" w:semiHidden="0" w:uiPriority="0" w:unhideWhenUsed="0"/>
-    <w:lsdException w:name="index 9" w:semiHidden="0" w:uiPriority="0" w:unhideWhenUsed="0"/>
-    <w:lsdException w:name="toc 1" w:semiHidden="0" w:uiPriority="0" w:unhideWhenUsed="0" w:qFormat="1"/>
-    <w:lsdException w:name="toc 2" w:semiHidden="0" w:uiPriority="0" w:unhideWhenUsed="0" w:qFormat="1"/>
-    <w:lsdException w:name="toc 3" w:semiHidden="0" w:uiPriority="0" w:unhideWhenUsed="0" w:qFormat="1"/>
-    <w:lsdException w:name="toc 4" w:semiHidden="0" w:uiPriority="0" w:unhideWhenUsed="0"/>
-    <w:lsdException w:name="toc 5" w:semiHidden="0" w:uiPriority="0" w:unhideWhenUsed="0"/>
-    <w:lsdException w:name="toc 6" w:semiHidden="0" w:uiPriority="0" w:unhideWhenUsed="0"/>
-    <w:lsdException w:name="toc 7" w:semiHidden="0" w:uiPriority="0" w:unhideWhenUsed="0"/>
-    <w:lsdException w:name="toc 8" w:semiHidden="0" w:uiPriority="0" w:unhideWhenUsed="0"/>
-    <w:lsdException w:name="toc 9" w:semiHidden="0" w:uiPriority="0" w:unhideWhenUsed="0"/>
-    <w:lsdException w:name="Normal Indent" w:semiHidden="0" w:uiPriority="0" w:unhideWhenUsed="0"/>
-    <w:lsdException w:name="footnote text" w:semiHidden="0" w:uiPriority="0" w:unhideWhenUsed="0"/>
-    <w:lsdException w:name="annotation text" w:semiHidden="0" w:uiPriority="0" w:unhideWhenUsed="0" w:qFormat="1"/>
-    <w:lsdException w:name="header" w:semiHidden="0" w:uiPriority="0" w:unhideWhenUsed="0" w:qFormat="1"/>
-    <w:lsdException w:name="footer" w:semiHidden="0" w:uiPriority="0" w:unhideWhenUsed="0" w:qFormat="1"/>
-    <w:lsdException w:name="index heading" w:semiHidden="0" w:uiPriority="0" w:unhideWhenUsed="0"/>
-    <w:lsdException w:name="caption" w:uiPriority="0" w:qFormat="1"/>
-    <w:lsdException w:name="table of figures" w:semiHidden="0" w:uiPriority="0" w:unhideWhenUsed="0"/>
-    <w:lsdException w:name="envelope address" w:semiHidden="0" w:uiPriority="0" w:unhideWhenUsed="0"/>
-    <w:lsdException w:name="envelope return" w:semiHidden="0" w:uiPriority="0" w:unhideWhenUsed="0"/>
-    <w:lsdException w:name="footnote reference" w:semiHidden="0" w:uiPriority="0" w:unhideWhenUsed="0"/>
-    <w:lsdException w:name="annotation reference" w:semiHidden="0" w:uiPriority="0" w:unhideWhenUsed="0"/>
-    <w:lsdException w:name="line number" w:semiHidden="0" w:uiPriority="0" w:unhideWhenUsed="0"/>
-    <w:lsdException w:name="page number" w:semiHidden="0" w:uiPriority="0" w:unhideWhenUsed="0"/>
-    <w:lsdException w:name="endnote reference" w:semiHidden="0" w:uiPriority="0" w:unhideWhenUsed="0"/>
-    <w:lsdException w:name="endnote text" w:semiHidden="0" w:uiPriority="0" w:unhideWhenUsed="0"/>
-    <w:lsdException w:name="table of authorities" w:semiHidden="0" w:uiPriority="0" w:unhideWhenUsed="0"/>
-    <w:lsdException w:name="macro" w:semiHidden="0" w:uiPriority="0" w:unhideWhenUsed="0"/>
-    <w:lsdException w:name="toa heading" w:semiHidden="0" w:uiPriority="0" w:unhideWhenUsed="0"/>
-    <w:lsdException w:name="List" w:semiHidden="0" w:uiPriority="0" w:unhideWhenUsed="0"/>
-    <w:lsdException w:name="List Bullet" w:semiHidden="0" w:uiPriority="0" w:unhideWhenUsed="0"/>
-    <w:lsdException w:name="List Number" w:semiHidden="0" w:uiPriority="0" w:unhideWhenUsed="0"/>
-    <w:lsdException w:name="List 2" w:semiHidden="0" w:uiPriority="0" w:unhideWhenUsed="0"/>
-    <w:lsdException w:name="List 3" w:semiHidden="0" w:uiPriority="0" w:unhideWhenUsed="0"/>
-    <w:lsdException w:name="List 4" w:semiHidden="0" w:uiPriority="0" w:unhideWhenUsed="0"/>
-    <w:lsdException w:name="List 5" w:semiHidden="0" w:uiPriority="0" w:unhideWhenUsed="0"/>
-    <w:lsdException w:name="List Bullet 2" w:semiHidden="0" w:uiPriority="0" w:unhideWhenUsed="0"/>
-    <w:lsdException w:name="List Bullet 3" w:semiHidden="0" w:uiPriority="0" w:unhideWhenUsed="0"/>
-    <w:lsdException w:name="List Bullet 4" w:semiHidden="0" w:uiPriority="0" w:unhideWhenUsed="0"/>
-    <w:lsdException w:name="List Bullet 5" w:semiHidden="0" w:uiPriority="0" w:unhideWhenUsed="0"/>
-    <w:lsdException w:name="List Number 2" w:semiHidden="0" w:uiPriority="0" w:unhideWhenUsed="0"/>
-    <w:lsdException w:name="List Number 3" w:semiHidden="0" w:uiPriority="0" w:unhideWhenUsed="0"/>
-    <w:lsdException w:name="List Number 4" w:semiHidden="0" w:uiPriority="0" w:unhideWhenUsed="0"/>
-    <w:lsdException w:name="List Number 5" w:semiHidden="0" w:uiPriority="0" w:unhideWhenUsed="0"/>
-    <w:lsdException w:name="Title" w:semiHidden="0" w:uiPriority="0" w:unhideWhenUsed="0" w:qFormat="1"/>
-    <w:lsdException w:name="Closing" w:semiHidden="0" w:uiPriority="0" w:unhideWhenUsed="0"/>
-    <w:lsdException w:name="Signature" w:semiHidden="0" w:uiPriority="0" w:unhideWhenUsed="0"/>
-    <w:lsdException w:name="Default Paragraph Font" w:uiPriority="0" w:unhideWhenUsed="0" w:qFormat="1"/>
-    <w:lsdException w:name="Body Text" w:uiPriority="0" w:unhideWhenUsed="0" w:qFormat="1"/>
-    <w:lsdException w:name="Body Text Indent" w:semiHidden="0" w:uiPriority="0" w:unhideWhenUsed="0"/>
-    <w:lsdException w:name="List Continue" w:semiHidden="0" w:uiPriority="0" w:unhideWhenUsed="0"/>
-    <w:lsdException w:name="List Continue 2" w:semiHidden="0" w:uiPriority="0" w:unhideWhenUsed="0"/>
-    <w:lsdException w:name="List Continue 3" w:semiHidden="0" w:uiPriority="0" w:unhideWhenUsed="0"/>
-    <w:lsdException w:name="List Continue 4" w:semiHidden="0" w:uiPriority="0" w:unhideWhenUsed="0"/>
-    <w:lsdException w:name="List Continue 5" w:semiHidden="0" w:uiPriority="0" w:unhideWhenUsed="0"/>
-    <w:lsdException w:name="Message Header" w:semiHidden="0" w:uiPriority="0" w:unhideWhenUsed="0"/>
-    <w:lsdException w:name="Subtitle" w:semiHidden="0" w:uiPriority="0" w:unhideWhenUsed="0" w:qFormat="1"/>
-    <w:lsdException w:name="Salutation" w:semiHidden="0" w:uiPriority="0" w:unhideWhenUsed="0"/>
-    <w:lsdException w:name="Date" w:semiHidden="0" w:uiPriority="0" w:unhideWhenUsed="0"/>
-    <w:lsdException w:name="Body Text First Indent" w:semiHidden="0" w:uiPriority="0" w:unhideWhenUsed="0"/>
-    <w:lsdException w:name="Body Text First Indent 2" w:semiHidden="0" w:uiPriority="0" w:unhideWhenUsed="0"/>
-    <w:lsdException w:name="Body Text 2" w:semiHidden="0" w:uiPriority="0" w:unhideWhenUsed="0"/>
-    <w:lsdException w:name="Body Text 3" w:semiHidden="0" w:uiPriority="0" w:unhideWhenUsed="0"/>
-    <w:lsdException w:name="Body Text Indent 2" w:semiHidden="0" w:uiPriority="0" w:unhideWhenUsed="0"/>
-    <w:lsdException w:name="Body Text Indent 3" w:semiHidden="0" w:uiPriority="0" w:unhideWhenUsed="0"/>
-    <w:lsdException w:name="Block Text" w:semiHidden="0" w:uiPriority="0" w:unhideWhenUsed="0"/>
-    <w:lsdException w:name="Hyperlink" w:semiHidden="0" w:uiPriority="0" w:unhideWhenUsed="0"/>
-    <w:lsdException w:name="FollowedHyperlink" w:semiHidden="0" w:uiPriority="0" w:unhideWhenUsed="0"/>
-    <w:lsdException w:name="Strong" w:semiHidden="0" w:uiPriority="0" w:unhideWhenUsed="0" w:qFormat="1"/>
-    <w:lsdException w:name="Emphasis" w:semiHidden="0" w:uiPriority="0" w:unhideWhenUsed="0" w:qFormat="1"/>
-    <w:lsdException w:name="Document Map" w:semiHidden="0" w:uiPriority="0" w:unhideWhenUsed="0"/>
-    <w:lsdException w:name="Plain Text" w:semiHidden="0" w:uiPriority="0" w:unhideWhenUsed="0"/>
-    <w:lsdException w:name="E-mail Signature" w:semiHidden="0" w:uiPriority="0" w:unhideWhenUsed="0"/>
-    <w:lsdException w:name="Normal (Web)" w:semiHidden="0" w:uiPriority="0" w:unhideWhenUsed="0" w:qFormat="1"/>
-    <w:lsdException w:name="HTML Acronym" w:semiHidden="0" w:uiPriority="0" w:unhideWhenUsed="0"/>
-    <w:lsdException w:name="HTML Address" w:semiHidden="0" w:uiPriority="0" w:unhideWhenUsed="0"/>
-    <w:lsdException w:name="HTML Cite" w:semiHidden="0" w:uiPriority="0" w:unhideWhenUsed="0"/>
-    <w:lsdException w:name="HTML Code" w:semiHidden="0" w:uiPriority="0" w:unhideWhenUsed="0"/>
-    <w:lsdException w:name="HTML Definition" w:semiHidden="0" w:uiPriority="0" w:unhideWhenUsed="0"/>
-    <w:lsdException w:name="HTML Keyboard" w:semiHidden="0" w:uiPriority="0" w:unhideWhenUsed="0"/>
-    <w:lsdException w:name="HTML Preformatted" w:semiHidden="0" w:uiPriority="0" w:unhideWhenUsed="0"/>
-    <w:lsdException w:name="HTML Sample" w:semiHidden="0" w:uiPriority="0" w:unhideWhenUsed="0"/>
-    <w:lsdException w:name="HTML Typewriter" w:semiHidden="0" w:uiPriority="0" w:unhideWhenUsed="0"/>
-    <w:lsdException w:name="HTML Variable" w:semiHidden="0" w:uiPriority="0" w:unhideWhenUsed="0"/>
-    <w:lsdException w:name="Normal Table" w:uiPriority="0" w:unhideWhenUsed="0" w:qFormat="1"/>
-    <w:lsdException w:name="annotation subject" w:semiHidden="0" w:uiPriority="0" w:unhideWhenUsed="0"/>
-    <w:lsdException w:name="Table Simple 1" w:semiHidden="0" w:uiPriority="0" w:unhideWhenUsed="0"/>
-    <w:lsdException w:name="Table Simple 2" w:semiHidden="0" w:uiPriority="0" w:unhideWhenUsed="0"/>
-    <w:lsdException w:name="Table Simple 3" w:semiHidden="0" w:uiPriority="0" w:unhideWhenUsed="0"/>
-    <w:lsdException w:name="Table Classic 1" w:semiHidden="0" w:uiPriority="0" w:unhideWhenUsed="0"/>
-    <w:lsdException w:name="Table Classic 2" w:semiHidden="0" w:uiPriority="0" w:unhideWhenUsed="0"/>
-    <w:lsdException w:name="Table Classic 3" w:semiHidden="0" w:uiPriority="0" w:unhideWhenUsed="0"/>
-    <w:lsdException w:name="Table Classic 4" w:semiHidden="0" w:uiPriority="0" w:unhideWhenUsed="0"/>
-    <w:lsdException w:name="Table Colorful 1" w:semiHidden="0" w:uiPriority="0" w:unhideWhenUsed="0"/>
-    <w:lsdException w:name="Table Colorful 2" w:semiHidden="0" w:uiPriority="0" w:unhideWhenUsed="0"/>
-    <w:lsdException w:name="Table Colorful 3" w:semiHidden="0" w:uiPriority="0" w:unhideWhenUsed="0"/>
-    <w:lsdException w:name="Table Columns 1" w:semiHidden="0" w:uiPriority="0" w:unhideWhenUsed="0"/>
-    <w:lsdException w:name="Table Columns 2" w:semiHidden="0" w:uiPriority="0" w:unhideWhenUsed="0"/>
-    <w:lsdException w:name="Table Columns 3" w:semiHidden="0" w:uiPriority="0" w:unhideWhenUsed="0"/>
-    <w:lsdException w:name="Table Columns 4" w:semiHidden="0" w:uiPriority="0" w:unhideWhenUsed="0"/>
-    <w:lsdException w:name="Table Columns 5" w:semiHidden="0" w:uiPriority="0" w:unhideWhenUsed="0"/>
-    <w:lsdException w:name="Table Grid 1" w:semiHidden="0" w:uiPriority="0" w:unhideWhenUsed="0"/>
-    <w:lsdException w:name="Table Grid 2" w:semiHidden="0" w:uiPriority="0" w:unhideWhenUsed="0"/>
-    <w:lsdException w:name="Table Grid 3" w:semiHidden="0" w:uiPriority="0" w:unhideWhenUsed="0"/>
-    <w:lsdException w:name="Table Grid 4" w:semiHidden="0" w:uiPriority="0" w:unhideWhenUsed="0"/>
-    <w:lsdException w:name="Table Grid 5" w:semiHidden="0" w:uiPriority="0" w:unhideWhenUsed="0"/>
-    <w:lsdException w:name="Table Grid 6" w:semiHidden="0" w:uiPriority="0" w:unhideWhenUsed="0"/>
-    <w:lsdException w:name="Table Grid 7" w:semiHidden="0" w:uiPriority="0" w:unhideWhenUsed="0"/>
-    <w:lsdException w:name="Table Grid 8" w:semiHidden="0" w:uiPriority="0" w:unhideWhenUsed="0"/>
-    <w:lsdException w:name="Table List 1" w:semiHidden="0" w:uiPriority="0" w:unhideWhenUsed="0"/>
-    <w:lsdException w:name="Table List 2" w:semiHidden="0" w:uiPriority="0" w:unhideWhenUsed="0"/>
-    <w:lsdException w:name="Table List 3" w:semiHidden="0" w:uiPriority="0" w:unhideWhenUsed="0"/>
-    <w:lsdException w:name="Table List 4" w:semiHidden="0" w:uiPriority="0" w:unhideWhenUsed="0"/>
-    <w:lsdException w:name="Table List 5" w:semiHidden="0" w:uiPriority="0" w:unhideWhenUsed="0"/>
-    <w:lsdException w:name="Table List 6" w:semiHidden="0" w:uiPriority="0" w:unhideWhenUsed="0"/>
-    <w:lsdException w:name="Table List 7" w:semiHidden="0" w:uiPriority="0" w:unhideWhenUsed="0"/>
-    <w:lsdException w:name="Table List 8" w:semiHidden="0" w:uiPriority="0" w:unhideWhenUsed="0"/>
-    <w:lsdException w:name="Table 3D effects 1" w:semiHidden="0" w:uiPriority="0" w:unhideWhenUsed="0"/>
-    <w:lsdException w:name="Table 3D effects 2" w:semiHidden="0" w:uiPriority="0" w:unhideWhenUsed="0"/>
-    <w:lsdException w:name="Table 3D effects 3" w:semiHidden="0" w:uiPriority="0" w:unhideWhenUsed="0"/>
-    <w:lsdException w:name="Table Contemporary" w:semiHidden="0" w:uiPriority="0" w:unhideWhenUsed="0"/>
-    <w:lsdException w:name="Table Elegant" w:semiHidden="0" w:uiPriority="0" w:unhideWhenUsed="0"/>
-    <w:lsdException w:name="Table Professional" w:semiHidden="0" w:uiPriority="0" w:unhideWhenUsed="0"/>
-    <w:lsdException w:name="Table Subtle 1" w:semiHidden="0" w:uiPriority="0" w:unhideWhenUsed="0"/>
-    <w:lsdException w:name="Table Subtle 2" w:semiHidden="0" w:uiPriority="0" w:unhideWhenUsed="0"/>
-    <w:lsdException w:name="Table Web 1" w:semiHidden="0" w:uiPriority="0" w:unhideWhenUsed="0"/>
-    <w:lsdException w:name="Table Web 2" w:semiHidden="0" w:uiPriority="0" w:unhideWhenUsed="0"/>
-    <w:lsdException w:name="Table Web 3" w:semiHidden="0" w:uiPriority="0" w:unhideWhenUsed="0"/>
-    <w:lsdException w:name="Balloon Text" w:semiHidden="0" w:uiPriority="0" w:unhideWhenUsed="0"/>
-    <w:lsdException w:name="Table Grid" w:semiHidden="0" w:uiPriority="0" w:unhideWhenUsed="0" w:qFormat="1"/>
-    <w:lsdException w:name="Table Theme" w:semiHidden="0" w:uiPriority="0" w:unhideWhenUsed="0"/>
-    <w:lsdException w:name="Light Shading" w:semiHidden="0" w:uiPriority="60" w:unhideWhenUsed="0"/>
-    <w:lsdException w:name="Light List" w:semiHidden="0" w:uiPriority="61" w:unhideWhenUsed="0"/>
-    <w:lsdException w:name="Light Grid" w:semiHidden="0" w:uiPriority="62" w:unhideWhenUsed="0"/>
-    <w:lsdException w:name="Medium Shading 1" w:semiHidden="0" w:uiPriority="63" w:unhideWhenUsed="0"/>
-    <w:lsdException w:name="Medium Shading 2" w:semiHidden="0" w:uiPriority="64" w:unhideWhenUsed="0"/>
-    <w:lsdException w:name="Medium List 1" w:semiHidden="0" w:uiPriority="65" w:unhideWhenUsed="0"/>
-    <w:lsdException w:name="Medium List 2" w:semiHidden="0" w:uiPriority="66" w:unhideWhenUsed="0"/>
-    <w:lsdException w:name="Medium Grid 1" w:semiHidden="0" w:uiPriority="67" w:unhideWhenUsed="0"/>
-    <w:lsdException w:name="Medium Grid 2" w:semiHidden="0" w:uiPriority="68" w:unhideWhenUsed="0"/>
-    <w:lsdException w:name="Medium Grid 3" w:semiHidden="0" w:uiPriority="69" w:unhideWhenUsed="0"/>
-    <w:lsdException w:name="Dark List" w:semiHidden="0" w:uiPriority="70" w:unhideWhenUsed="0"/>
-    <w:lsdException w:name="Colorful Shading" w:semiHidden="0" w:uiPriority="71" w:unhideWhenUsed="0"/>
-    <w:lsdException w:name="Colorful List" w:semiHidden="0" w:uiPriority="72" w:unhideWhenUsed="0"/>
-    <w:lsdException w:name="Colorful Grid" w:semiHidden="0" w:uiPriority="73" w:unhideWhenUsed="0"/>
-    <w:lsdException w:name="Light Shading Accent 1" w:semiHidden="0" w:uiPriority="60" w:unhideWhenUsed="0"/>
-    <w:lsdException w:name="Light List Accent 1" w:semiHidden="0" w:uiPriority="61" w:unhideWhenUsed="0"/>
-    <w:lsdException w:name="Light Grid Accent 1" w:semiHidden="0" w:uiPriority="62" w:unhideWhenUsed="0"/>
-    <w:lsdException w:name="Medium Shading 1 Accent 1" w:semiHidden="0" w:uiPriority="63" w:unhideWhenUsed="0"/>
-    <w:lsdException w:name="Medium Shading 2 Accent 1" w:semiHidden="0" w:uiPriority="64" w:unhideWhenUsed="0"/>
-    <w:lsdException w:name="Medium List 1 Accent 1" w:semiHidden="0" w:uiPriority="65" w:unhideWhenUsed="0"/>
-    <w:lsdException w:name="Medium List 2 Accent 1" w:semiHidden="0" w:uiPriority="66" w:unhideWhenUsed="0"/>
-    <w:lsdException w:name="Medium Grid 1 Accent 1" w:semiHidden="0" w:uiPriority="67" w:unhideWhenUsed="0"/>
-    <w:lsdException w:name="Medium Grid 2 Accent 1" w:semiHidden="0" w:uiPriority="68" w:unhideWhenUsed="0"/>
-    <w:lsdException w:name="Medium Grid 3 Accent 1" w:semiHidden="0" w:uiPriority="69" w:unhideWhenUsed="0"/>
-    <w:lsdException w:name="Dark List Accent 1" w:semiHidden="0" w:uiPriority="70" w:unhideWhenUsed="0"/>
-    <w:lsdException w:name="Colorful Shading Accent 1" w:semiHidden="0" w:uiPriority="71" w:unhideWhenUsed="0"/>
-    <w:lsdException w:name="Colorful List Accent 1" w:semiHidden="0" w:uiPriority="72" w:unhideWhenUsed="0"/>
-    <w:lsdException w:name="Colorful Grid Accent 1" w:semiHidden="0" w:uiPriority="73" w:unhideWhenUsed="0"/>
-    <w:lsdException w:name="Light Shading Accent 2" w:semiHidden="0" w:uiPriority="60" w:unhideWhenUsed="0"/>
-    <w:lsdException w:name="Light List Accent 2" w:semiHidden="0" w:uiPriority="61" w:unhideWhenUsed="0"/>
-    <w:lsdException w:name="Light Grid Accent 2" w:semiHidden="0" w:uiPriority="62" w:unhideWhenUsed="0"/>
-    <w:lsdException w:name="Medium Shading 1 Accent 2" w:semiHidden="0" w:uiPriority="63" w:unhideWhenUsed="0"/>
-    <w:lsdException w:name="Medium Shading 2 Accent 2" w:semiHidden="0" w:uiPriority="64" w:unhideWhenUsed="0"/>
-    <w:lsdException w:name="Medium List 1 Accent 2" w:semiHidden="0" w:uiPriority="65" w:unhideWhenUsed="0"/>
-    <w:lsdException w:name="Medium List 2 Accent 2" w:semiHidden="0" w:uiPriority="66" w:unhideWhenUsed="0"/>
-    <w:lsdException w:name="Medium Grid 1 Accent 2" w:semiHidden="0" w:uiPriority="67" w:unhideWhenUsed="0"/>
-    <w:lsdException w:name="Medium Grid 2 Accent 2" w:semiHidden="0" w:uiPriority="68" w:unhideWhenUsed="0"/>
-    <w:lsdException w:name="Medium Grid 3 Accent 2" w:semiHidden="0" w:uiPriority="69" w:unhideWhenUsed="0"/>
-    <w:lsdException w:name="Dark List Accent 2" w:semiHidden="0" w:uiPriority="70" w:unhideWhenUsed="0"/>
-    <w:lsdException w:name="Colorful Shading Accent 2" w:semiHidden="0" w:uiPriority="71" w:unhideWhenUsed="0"/>
-    <w:lsdException w:name="Colorful List Accent 2" w:semiHidden="0" w:uiPriority="72" w:unhideWhenUsed="0"/>
-    <w:lsdException w:name="Colorful Grid Accent 2" w:semiHidden="0" w:uiPriority="73" w:unhideWhenUsed="0"/>
-    <w:lsdException w:name="Light Shading Accent 3" w:semiHidden="0" w:uiPriority="60" w:unhideWhenUsed="0"/>
-    <w:lsdException w:name="Light List Accent 3" w:semiHidden="0" w:uiPriority="61" w:unhideWhenUsed="0"/>
-    <w:lsdException w:name="Light Grid Accent 3" w:semiHidden="0" w:uiPriority="62" w:unhideWhenUsed="0"/>
-    <w:lsdException w:name="Medium Shading 1 Accent 3" w:semiHidden="0" w:uiPriority="63" w:unhideWhenUsed="0"/>
-    <w:lsdException w:name="Medium Shading 2 Accent 3" w:semiHidden="0" w:uiPriority="64" w:unhideWhenUsed="0"/>
-    <w:lsdException w:name="Medium List 1 Accent 3" w:semiHidden="0" w:uiPriority="65" w:unhideWhenUsed="0"/>
-    <w:lsdException w:name="Medium List 2 Accent 3" w:semiHidden="0" w:uiPriority="66" w:unhideWhenUsed="0"/>
-    <w:lsdException w:name="Medium Grid 1 Accent 3" w:semiHidden="0" w:uiPriority="67" w:unhideWhenUsed="0"/>
-    <w:lsdException w:name="Medium Grid 2 Accent 3" w:semiHidden="0" w:uiPriority="68" w:unhideWhenUsed="0"/>
-    <w:lsdException w:name="Medium Grid 3 Accent 3" w:semiHidden="0" w:uiPriority="69" w:unhideWhenUsed="0"/>
-    <w:lsdException w:name="Dark List Accent 3" w:semiHidden="0" w:uiPriority="70" w:unhideWhenUsed="0"/>
-    <w:lsdException w:name="Colorful Shading Accent 3" w:semiHidden="0" w:uiPriority="71" w:unhideWhenUsed="0"/>
-    <w:lsdException w:name="Colorful List Accent 3" w:semiHidden="0" w:uiPriority="72" w:unhideWhenUsed="0"/>
-    <w:lsdException w:name="Colorful Grid Accent 3" w:semiHidden="0" w:uiPriority="73" w:unhideWhenUsed="0"/>
-    <w:lsdException w:name="Light Shading Accent 4" w:semiHidden="0" w:uiPriority="60" w:unhideWhenUsed="0"/>
-    <w:lsdException w:name="Light List Accent 4" w:semiHidden="0" w:uiPriority="61" w:unhideWhenUsed="0"/>
-    <w:lsdException w:name="Light Grid Accent 4" w:semiHidden="0" w:uiPriority="62" w:unhideWhenUsed="0"/>
-    <w:lsdException w:name="Medium Shading 1 Accent 4" w:semiHidden="0" w:uiPriority="63" w:unhideWhenUsed="0"/>
-    <w:lsdException w:name="Medium Shading 2 Accent 4" w:semiHidden="0" w:uiPriority="64" w:unhideWhenUsed="0"/>
-    <w:lsdException w:name="Medium List 1 Accent 4" w:semiHidden="0" w:uiPriority="65" w:unhideWhenUsed="0"/>
-    <w:lsdException w:name="Medium List 2 Accent 4" w:semiHidden="0" w:uiPriority="66" w:unhideWhenUsed="0"/>
-    <w:lsdException w:name="Medium Grid 1 Accent 4" w:semiHidden="0" w:uiPriority="67" w:unhideWhenUsed="0"/>
-    <w:lsdException w:name="Medium Grid 2 Accent 4" w:semiHidden="0" w:uiPriority="68" w:unhideWhenUsed="0"/>
-    <w:lsdException w:name="Medium Grid 3 Accent 4" w:semiHidden="0" w:uiPriority="69" w:unhideWhenUsed="0"/>
-    <w:lsdException w:name="Dark List Accent 4" w:semiHidden="0" w:uiPriority="70" w:unhideWhenUsed="0"/>
-    <w:lsdException w:name="Colorful Shading Accent 4" w:semiHidden="0" w:uiPriority="71" w:unhideWhenUsed="0"/>
-    <w:lsdException w:name="Colorful List Accent 4" w:semiHidden="0" w:uiPriority="72" w:unhideWhenUsed="0"/>
-    <w:lsdException w:name="Colorful Grid Accent 4" w:semiHidden="0" w:uiPriority="73" w:unhideWhenUsed="0"/>
-    <w:lsdException w:name="Light Shading Accent 5" w:semiHidden="0" w:uiPriority="60" w:unhideWhenUsed="0"/>
-    <w:lsdException w:name="Light List Accent 5" w:semiHidden="0" w:uiPriority="61" w:unhideWhenUsed="0"/>
-    <w:lsdException w:name="Light Grid Accent 5" w:semiHidden="0" w:uiPriority="62" w:unhideWhenUsed="0"/>
-    <w:lsdException w:name="Medium Shading 1 Accent 5" w:semiHidden="0" w:uiPriority="63" w:unhideWhenUsed="0"/>
-    <w:lsdException w:name="Medium Shading 2 Accent 5" w:semiHidden="0" w:uiPriority="64" w:unhideWhenUsed="0"/>
-    <w:lsdException w:name="Medium List 1 Accent 5" w:semiHidden="0" w:uiPriority="65" w:unhideWhenUsed="0"/>
-    <w:lsdException w:name="Medium List 2 Accent 5" w:semiHidden="0" w:uiPriority="66" w:unhideWhenUsed="0"/>
-    <w:lsdException w:name="Medium Grid 1 Accent 5" w:semiHidden="0" w:uiPriority="67" w:unhideWhenUsed="0"/>
-    <w:lsdException w:name="Medium Grid 2 Accent 5" w:semiHidden="0" w:uiPriority="68" w:unhideWhenUsed="0"/>
-    <w:lsdException w:name="Medium Grid 3 Accent 5" w:semiHidden="0" w:uiPriority="69" w:unhideWhenUsed="0"/>
-    <w:lsdException w:name="Dark List Accent 5" w:semiHidden="0" w:uiPriority="70" w:unhideWhenUsed="0"/>
-    <w:lsdException w:name="Colorful Shading Accent 5" w:semiHidden="0" w:uiPriority="71" w:unhideWhenUsed="0"/>
-    <w:lsdException w:name="Colorful List Accent 5" w:semiHidden="0" w:uiPriority="72" w:unhideWhenUsed="0"/>
-    <w:lsdException w:name="Colorful Grid Accent 5" w:semiHidden="0" w:uiPriority="73" w:unhideWhenUsed="0"/>
-    <w:lsdException w:name="Light Shading Accent 6" w:semiHidden="0" w:uiPriority="60" w:unhideWhenUsed="0"/>
-    <w:lsdException w:name="Light List Accent 6" w:semiHidden="0" w:uiPriority="61" w:unhideWhenUsed="0"/>
-    <w:lsdException w:name="Light Grid Accent 6" w:semiHidden="0" w:uiPriority="62" w:unhideWhenUsed="0"/>
-    <w:lsdException w:name="Medium Shading 1 Accent 6" w:semiHidden="0" w:uiPriority="63" w:unhideWhenUsed="0"/>
-    <w:lsdException w:name="Medium Shading 2 Accent 6" w:semiHidden="0" w:uiPriority="64" w:unhideWhenUsed="0"/>
-    <w:lsdException w:name="Medium List 1 Accent 6" w:semiHidden="0" w:uiPriority="65" w:unhideWhenUsed="0"/>
-    <w:lsdException w:name="Medium List 2 Accent 6" w:semiHidden="0" w:uiPriority="66" w:unhideWhenUsed="0"/>
-    <w:lsdException w:name="Medium Grid 1 Accent 6" w:semiHidden="0" w:uiPriority="67" w:unhideWhenUsed="0"/>
-    <w:lsdException w:name="Medium Grid 2 Accent 6" w:semiHidden="0" w:uiPriority="68" w:unhideWhenUsed="0"/>
-    <w:lsdException w:name="Medium Grid 3 Accent 6" w:semiHidden="0" w:uiPriority="69" w:unhideWhenUsed="0"/>
-    <w:lsdException w:name="Dark List Accent 6" w:semiHidden="0" w:uiPriority="70" w:unhideWhenUsed="0"/>
-    <w:lsdException w:name="Colorful Shading Accent 6" w:semiHidden="0" w:uiPriority="71" w:unhideWhenUsed="0"/>
-    <w:lsdException w:name="Colorful List Accent 6" w:semiHidden="0" w:uiPriority="72" w:unhideWhenUsed="0"/>
-    <w:lsdException w:name="Colorful Grid Accent 6" w:semiHidden="0" w:uiPriority="73" w:unhideWhenUsed="0"/>
+  <w:latentStyles w:count="260" w:defQFormat="0" w:defUnhideWhenUsed="1" w:defSemiHidden="1" w:defUIPriority="99" w:defLockedState="0">
+    <w:lsdException w:qFormat="1" w:unhideWhenUsed="0" w:uiPriority="0" w:semiHidden="0" w:name="Normal"/>
+    <w:lsdException w:qFormat="1" w:unhideWhenUsed="0" w:uiPriority="0" w:semiHidden="0" w:name="heading 1"/>
+    <w:lsdException w:qFormat="1" w:uiPriority="0" w:semiHidden="0" w:name="heading 2"/>
+    <w:lsdException w:qFormat="1" w:uiPriority="0" w:name="heading 3"/>
+    <w:lsdException w:qFormat="1" w:uiPriority="0" w:semiHidden="0" w:name="heading 4"/>
+    <w:lsdException w:qFormat="1" w:uiPriority="0" w:name="heading 5"/>
+    <w:lsdException w:qFormat="1" w:uiPriority="0" w:name="heading 6"/>
+    <w:lsdException w:qFormat="1" w:uiPriority="0" w:name="heading 7"/>
+    <w:lsdException w:qFormat="1" w:uiPriority="0" w:name="heading 8"/>
+    <w:lsdException w:qFormat="1" w:uiPriority="0" w:name="heading 9"/>
+    <w:lsdException w:unhideWhenUsed="0" w:uiPriority="0" w:semiHidden="0" w:name="index 1"/>
+    <w:lsdException w:unhideWhenUsed="0" w:uiPriority="0" w:semiHidden="0" w:name="index 2"/>
+    <w:lsdException w:unhideWhenUsed="0" w:uiPriority="0" w:semiHidden="0" w:name="index 3"/>
+    <w:lsdException w:unhideWhenUsed="0" w:uiPriority="0" w:semiHidden="0" w:name="index 4"/>
+    <w:lsdException w:unhideWhenUsed="0" w:uiPriority="0" w:semiHidden="0" w:name="index 5"/>
+    <w:lsdException w:unhideWhenUsed="0" w:uiPriority="0" w:semiHidden="0" w:name="index 6"/>
+    <w:lsdException w:unhideWhenUsed="0" w:uiPriority="0" w:semiHidden="0" w:name="index 7"/>
+    <w:lsdException w:unhideWhenUsed="0" w:uiPriority="0" w:semiHidden="0" w:name="index 8"/>
+    <w:lsdException w:unhideWhenUsed="0" w:uiPriority="0" w:semiHidden="0" w:name="index 9"/>
+    <w:lsdException w:qFormat="1" w:unhideWhenUsed="0" w:uiPriority="0" w:semiHidden="0" w:name="toc 1"/>
+    <w:lsdException w:qFormat="1" w:unhideWhenUsed="0" w:uiPriority="0" w:semiHidden="0" w:name="toc 2"/>
+    <w:lsdException w:qFormat="1" w:unhideWhenUsed="0" w:uiPriority="0" w:semiHidden="0" w:name="toc 3"/>
+    <w:lsdException w:unhideWhenUsed="0" w:uiPriority="0" w:semiHidden="0" w:name="toc 4"/>
+    <w:lsdException w:unhideWhenUsed="0" w:uiPriority="0" w:semiHidden="0" w:name="toc 5"/>
+    <w:lsdException w:unhideWhenUsed="0" w:uiPriority="0" w:semiHidden="0" w:name="toc 6"/>
+    <w:lsdException w:unhideWhenUsed="0" w:uiPriority="0" w:semiHidden="0" w:name="toc 7"/>
+    <w:lsdException w:unhideWhenUsed="0" w:uiPriority="0" w:semiHidden="0" w:name="toc 8"/>
+    <w:lsdException w:unhideWhenUsed="0" w:uiPriority="0" w:semiHidden="0" w:name="toc 9"/>
+    <w:lsdException w:unhideWhenUsed="0" w:uiPriority="0" w:semiHidden="0" w:name="Normal Indent"/>
+    <w:lsdException w:unhideWhenUsed="0" w:uiPriority="0" w:semiHidden="0" w:name="footnote text"/>
+    <w:lsdException w:qFormat="1" w:unhideWhenUsed="0" w:uiPriority="0" w:semiHidden="0" w:name="annotation text"/>
+    <w:lsdException w:qFormat="1" w:unhideWhenUsed="0" w:uiPriority="0" w:semiHidden="0" w:name="header"/>
+    <w:lsdException w:qFormat="1" w:unhideWhenUsed="0" w:uiPriority="0" w:semiHidden="0" w:name="footer"/>
+    <w:lsdException w:unhideWhenUsed="0" w:uiPriority="0" w:semiHidden="0" w:name="index heading"/>
+    <w:lsdException w:qFormat="1" w:uiPriority="0" w:name="caption"/>
+    <w:lsdException w:unhideWhenUsed="0" w:uiPriority="0" w:semiHidden="0" w:name="table of figures"/>
+    <w:lsdException w:unhideWhenUsed="0" w:uiPriority="0" w:semiHidden="0" w:name="envelope address"/>
+    <w:lsdException w:unhideWhenUsed="0" w:uiPriority="0" w:semiHidden="0" w:name="envelope return"/>
+    <w:lsdException w:unhideWhenUsed="0" w:uiPriority="0" w:semiHidden="0" w:name="footnote reference"/>
+    <w:lsdException w:unhideWhenUsed="0" w:uiPriority="0" w:semiHidden="0" w:name="annotation reference"/>
+    <w:lsdException w:unhideWhenUsed="0" w:uiPriority="0" w:semiHidden="0" w:name="line number"/>
+    <w:lsdException w:unhideWhenUsed="0" w:uiPriority="0" w:semiHidden="0" w:name="page number"/>
+    <w:lsdException w:unhideWhenUsed="0" w:uiPriority="0" w:semiHidden="0" w:name="endnote reference"/>
+    <w:lsdException w:unhideWhenUsed="0" w:uiPriority="0" w:semiHidden="0" w:name="endnote text"/>
+    <w:lsdException w:unhideWhenUsed="0" w:uiPriority="0" w:semiHidden="0" w:name="table of authorities"/>
+    <w:lsdException w:unhideWhenUsed="0" w:uiPriority="0" w:semiHidden="0" w:name="macro"/>
+    <w:lsdException w:unhideWhenUsed="0" w:uiPriority="0" w:semiHidden="0" w:name="toa heading"/>
+    <w:lsdException w:unhideWhenUsed="0" w:uiPriority="0" w:semiHidden="0" w:name="List"/>
+    <w:lsdException w:unhideWhenUsed="0" w:uiPriority="0" w:semiHidden="0" w:name="List Bullet"/>
+    <w:lsdException w:unhideWhenUsed="0" w:uiPriority="0" w:semiHidden="0" w:name="List Number"/>
+    <w:lsdException w:unhideWhenUsed="0" w:uiPriority="0" w:semiHidden="0" w:name="List 2"/>
+    <w:lsdException w:unhideWhenUsed="0" w:uiPriority="0" w:semiHidden="0" w:name="List 3"/>
+    <w:lsdException w:unhideWhenUsed="0" w:uiPriority="0" w:semiHidden="0" w:name="List 4"/>
+    <w:lsdException w:unhideWhenUsed="0" w:uiPriority="0" w:semiHidden="0" w:name="List 5"/>
+    <w:lsdException w:unhideWhenUsed="0" w:uiPriority="0" w:semiHidden="0" w:name="List Bullet 2"/>
+    <w:lsdException w:unhideWhenUsed="0" w:uiPriority="0" w:semiHidden="0" w:name="List Bullet 3"/>
+    <w:lsdException w:unhideWhenUsed="0" w:uiPriority="0" w:semiHidden="0" w:name="List Bullet 4"/>
+    <w:lsdException w:unhideWhenUsed="0" w:uiPriority="0" w:semiHidden="0" w:name="List Bullet 5"/>
+    <w:lsdException w:unhideWhenUsed="0" w:uiPriority="0" w:semiHidden="0" w:name="List Number 2"/>
+    <w:lsdException w:unhideWhenUsed="0" w:uiPriority="0" w:semiHidden="0" w:name="List Number 3"/>
+    <w:lsdException w:unhideWhenUsed="0" w:uiPriority="0" w:semiHidden="0" w:name="List Number 4"/>
+    <w:lsdException w:unhideWhenUsed="0" w:uiPriority="0" w:semiHidden="0" w:name="List Number 5"/>
+    <w:lsdException w:qFormat="1" w:unhideWhenUsed="0" w:uiPriority="0" w:semiHidden="0" w:name="Title"/>
+    <w:lsdException w:unhideWhenUsed="0" w:uiPriority="0" w:semiHidden="0" w:name="Closing"/>
+    <w:lsdException w:unhideWhenUsed="0" w:uiPriority="0" w:semiHidden="0" w:name="Signature"/>
+    <w:lsdException w:qFormat="1" w:unhideWhenUsed="0" w:uiPriority="0" w:name="Default Paragraph Font"/>
+    <w:lsdException w:qFormat="1" w:unhideWhenUsed="0" w:uiPriority="0" w:name="Body Text"/>
+    <w:lsdException w:unhideWhenUsed="0" w:uiPriority="0" w:semiHidden="0" w:name="Body Text Indent"/>
+    <w:lsdException w:unhideWhenUsed="0" w:uiPriority="0" w:semiHidden="0" w:name="List Continue"/>
+    <w:lsdException w:unhideWhenUsed="0" w:uiPriority="0" w:semiHidden="0" w:name="List Continue 2"/>
+    <w:lsdException w:unhideWhenUsed="0" w:uiPriority="0" w:semiHidden="0" w:name="List Continue 3"/>
+    <w:lsdException w:unhideWhenUsed="0" w:uiPriority="0" w:semiHidden="0" w:name="List Continue 4"/>
+    <w:lsdException w:unhideWhenUsed="0" w:uiPriority="0" w:semiHidden="0" w:name="List Continue 5"/>
+    <w:lsdException w:unhideWhenUsed="0" w:uiPriority="0" w:semiHidden="0" w:name="Message Header"/>
+    <w:lsdException w:qFormat="1" w:unhideWhenUsed="0" w:uiPriority="0" w:semiHidden="0" w:name="Subtitle"/>
+    <w:lsdException w:unhideWhenUsed="0" w:uiPriority="0" w:semiHidden="0" w:name="Salutation"/>
+    <w:lsdException w:unhideWhenUsed="0" w:uiPriority="0" w:semiHidden="0" w:name="Date"/>
+    <w:lsdException w:unhideWhenUsed="0" w:uiPriority="0" w:semiHidden="0" w:name="Body Text First Indent"/>
+    <w:lsdException w:unhideWhenUsed="0" w:uiPriority="0" w:semiHidden="0" w:name="Body Text First Indent 2"/>
+    <w:lsdException w:uiPriority="99" w:name="Note Heading"/>
+    <w:lsdException w:unhideWhenUsed="0" w:uiPriority="0" w:semiHidden="0" w:name="Body Text 2"/>
+    <w:lsdException w:unhideWhenUsed="0" w:uiPriority="0" w:semiHidden="0" w:name="Body Text 3"/>
+    <w:lsdException w:unhideWhenUsed="0" w:uiPriority="0" w:semiHidden="0" w:name="Body Text Indent 2"/>
+    <w:lsdException w:unhideWhenUsed="0" w:uiPriority="0" w:semiHidden="0" w:name="Body Text Indent 3"/>
+    <w:lsdException w:unhideWhenUsed="0" w:uiPriority="0" w:semiHidden="0" w:name="Block Text"/>
+    <w:lsdException w:unhideWhenUsed="0" w:uiPriority="0" w:semiHidden="0" w:name="Hyperlink"/>
+    <w:lsdException w:unhideWhenUsed="0" w:uiPriority="0" w:semiHidden="0" w:name="FollowedHyperlink"/>
+    <w:lsdException w:qFormat="1" w:unhideWhenUsed="0" w:uiPriority="0" w:semiHidden="0" w:name="Strong"/>
+    <w:lsdException w:qFormat="1" w:unhideWhenUsed="0" w:uiPriority="0" w:semiHidden="0" w:name="Emphasis"/>
+    <w:lsdException w:unhideWhenUsed="0" w:uiPriority="0" w:semiHidden="0" w:name="Document Map"/>
+    <w:lsdException w:unhideWhenUsed="0" w:uiPriority="0" w:semiHidden="0" w:name="Plain Text"/>
+    <w:lsdException w:unhideWhenUsed="0" w:uiPriority="0" w:semiHidden="0" w:name="E-mail Signature"/>
+    <w:lsdException w:qFormat="1" w:unhideWhenUsed="0" w:uiPriority="0" w:semiHidden="0" w:name="Normal (Web)"/>
+    <w:lsdException w:unhideWhenUsed="0" w:uiPriority="0" w:semiHidden="0" w:name="HTML Acronym"/>
+    <w:lsdException w:unhideWhenUsed="0" w:uiPriority="0" w:semiHidden="0" w:name="HTML Address"/>
+    <w:lsdException w:unhideWhenUsed="0" w:uiPriority="0" w:semiHidden="0" w:name="HTML Cite"/>
+    <w:lsdException w:unhideWhenUsed="0" w:uiPriority="0" w:semiHidden="0" w:name="HTML Code"/>
+    <w:lsdException w:unhideWhenUsed="0" w:uiPriority="0" w:semiHidden="0" w:name="HTML Definition"/>
+    <w:lsdException w:unhideWhenUsed="0" w:uiPriority="0" w:semiHidden="0" w:name="HTML Keyboard"/>
+    <w:lsdException w:unhideWhenUsed="0" w:uiPriority="0" w:semiHidden="0" w:name="HTML Preformatted"/>
+    <w:lsdException w:unhideWhenUsed="0" w:uiPriority="0" w:semiHidden="0" w:name="HTML Sample"/>
+    <w:lsdException w:unhideWhenUsed="0" w:uiPriority="0" w:semiHidden="0" w:name="HTML Typewriter"/>
+    <w:lsdException w:unhideWhenUsed="0" w:uiPriority="0" w:semiHidden="0" w:name="HTML Variable"/>
+    <w:lsdException w:qFormat="1" w:unhideWhenUsed="0" w:uiPriority="0" w:name="Normal Table"/>
+    <w:lsdException w:unhideWhenUsed="0" w:uiPriority="0" w:semiHidden="0" w:name="annotation subject"/>
+    <w:lsdException w:unhideWhenUsed="0" w:uiPriority="0" w:semiHidden="0" w:name="Table Simple 1"/>
+    <w:lsdException w:unhideWhenUsed="0" w:uiPriority="0" w:semiHidden="0" w:name="Table Simple 2"/>
+    <w:lsdException w:unhideWhenUsed="0" w:uiPriority="0" w:semiHidden="0" w:name="Table Simple 3"/>
+    <w:lsdException w:unhideWhenUsed="0" w:uiPriority="0" w:semiHidden="0" w:name="Table Classic 1"/>
+    <w:lsdException w:unhideWhenUsed="0" w:uiPriority="0" w:semiHidden="0" w:name="Table Classic 2"/>
+    <w:lsdException w:unhideWhenUsed="0" w:uiPriority="0" w:semiHidden="0" w:name="Table Classic 3"/>
+    <w:lsdException w:unhideWhenUsed="0" w:uiPriority="0" w:semiHidden="0" w:name="Table Classic 4"/>
+    <w:lsdException w:unhideWhenUsed="0" w:uiPriority="0" w:semiHidden="0" w:name="Table Colorful 1"/>
+    <w:lsdException w:unhideWhenUsed="0" w:uiPriority="0" w:semiHidden="0" w:name="Table Colorful 2"/>
+    <w:lsdException w:unhideWhenUsed="0" w:uiPriority="0" w:semiHidden="0" w:name="Table Colorful 3"/>
+    <w:lsdException w:unhideWhenUsed="0" w:uiPriority="0" w:semiHidden="0" w:name="Table Columns 1"/>
+    <w:lsdException w:unhideWhenUsed="0" w:uiPriority="0" w:semiHidden="0" w:name="Table Columns 2"/>
+    <w:lsdException w:unhideWhenUsed="0" w:uiPriority="0" w:semiHidden="0" w:name="Table Columns 3"/>
+    <w:lsdException w:unhideWhenUsed="0" w:uiPriority="0" w:semiHidden="0" w:name="Table Columns 4"/>
+    <w:lsdException w:unhideWhenUsed="0" w:uiPriority="0" w:semiHidden="0" w:name="Table Columns 5"/>
+    <w:lsdException w:unhideWhenUsed="0" w:uiPriority="0" w:semiHidden="0" w:name="Table Grid 1"/>
+    <w:lsdException w:unhideWhenUsed="0" w:uiPriority="0" w:semiHidden="0" w:name="Table Grid 2"/>
+    <w:lsdException w:unhideWhenUsed="0" w:uiPriority="0" w:semiHidden="0" w:name="Table Grid 3"/>
+    <w:lsdException w:unhideWhenUsed="0" w:uiPriority="0" w:semiHidden="0" w:name="Table Grid 4"/>
+    <w:lsdException w:unhideWhenUsed="0" w:uiPriority="0" w:semiHidden="0" w:name="Table Grid 5"/>
+    <w:lsdException w:unhideWhenUsed="0" w:uiPriority="0" w:semiHidden="0" w:name="Table Grid 6"/>
+    <w:lsdException w:unhideWhenUsed="0" w:uiPriority="0" w:semiHidden="0" w:name="Table Grid 7"/>
+    <w:lsdException w:unhideWhenUsed="0" w:uiPriority="0" w:semiHidden="0" w:name="Table Grid 8"/>
+    <w:lsdException w:unhideWhenUsed="0" w:uiPriority="0" w:semiHidden="0" w:name="Table List 1"/>
+    <w:lsdException w:unhideWhenUsed="0" w:uiPriority="0" w:semiHidden="0" w:name="Table List 2"/>
+    <w:lsdException w:unhideWhenUsed="0" w:uiPriority="0" w:semiHidden="0" w:name="Table List 3"/>
+    <w:lsdException w:unhideWhenUsed="0" w:uiPriority="0" w:semiHidden="0" w:name="Table List 4"/>
+    <w:lsdException w:unhideWhenUsed="0" w:uiPriority="0" w:semiHidden="0" w:name="Table List 5"/>
+    <w:lsdException w:unhideWhenUsed="0" w:uiPriority="0" w:semiHidden="0" w:name="Table List 6"/>
+    <w:lsdException w:unhideWhenUsed="0" w:uiPriority="0" w:semiHidden="0" w:name="Table List 7"/>
+    <w:lsdException w:unhideWhenUsed="0" w:uiPriority="0" w:semiHidden="0" w:name="Table List 8"/>
+    <w:lsdException w:unhideWhenUsed="0" w:uiPriority="0" w:semiHidden="0" w:name="Table 3D effects 1"/>
+    <w:lsdException w:unhideWhenUsed="0" w:uiPriority="0" w:semiHidden="0" w:name="Table 3D effects 2"/>
+    <w:lsdException w:unhideWhenUsed="0" w:uiPriority="0" w:semiHidden="0" w:name="Table 3D effects 3"/>
+    <w:lsdException w:unhideWhenUsed="0" w:uiPriority="0" w:semiHidden="0" w:name="Table Contemporary"/>
+    <w:lsdException w:unhideWhenUsed="0" w:uiPriority="0" w:semiHidden="0" w:name="Table Elegant"/>
+    <w:lsdException w:unhideWhenUsed="0" w:uiPriority="0" w:semiHidden="0" w:name="Table Professional"/>
+    <w:lsdException w:unhideWhenUsed="0" w:uiPriority="0" w:semiHidden="0" w:name="Table Subtle 1"/>
+    <w:lsdException w:unhideWhenUsed="0" w:uiPriority="0" w:semiHidden="0" w:name="Table Subtle 2"/>
+    <w:lsdException w:unhideWhenUsed="0" w:uiPriority="0" w:semiHidden="0" w:name="Table Web 1"/>
+    <w:lsdException w:unhideWhenUsed="0" w:uiPriority="0" w:semiHidden="0" w:name="Table Web 2"/>
+    <w:lsdException w:unhideWhenUsed="0" w:uiPriority="0" w:semiHidden="0" w:name="Table Web 3"/>
+    <w:lsdException w:unhideWhenUsed="0" w:uiPriority="0" w:semiHidden="0" w:name="Balloon Text"/>
+    <w:lsdException w:qFormat="1" w:unhideWhenUsed="0" w:uiPriority="0" w:semiHidden="0" w:name="Table Grid"/>
+    <w:lsdException w:unhideWhenUsed="0" w:uiPriority="0" w:semiHidden="0" w:name="Table Theme"/>
+    <w:lsdException w:unhideWhenUsed="0" w:uiPriority="60" w:semiHidden="0" w:name="Light Shading"/>
+    <w:lsdException w:unhideWhenUsed="0" w:uiPriority="61" w:semiHidden="0" w:name="Light List"/>
+    <w:lsdException w:unhideWhenUsed="0" w:uiPriority="62" w:semiHidden="0" w:name="Light Grid"/>
+    <w:lsdException w:unhideWhenUsed="0" w:uiPriority="63" w:semiHidden="0" w:name="Medium Shading 1"/>
+    <w:lsdException w:unhideWhenUsed="0" w:uiPriority="64" w:semiHidden="0" w:name="Medium Shading 2"/>
+    <w:lsdException w:unhideWhenUsed="0" w:uiPriority="65" w:semiHidden="0" w:name="Medium List 1"/>
+    <w:lsdException w:unhideWhenUsed="0" w:uiPriority="66" w:semiHidden="0" w:name="Medium List 2"/>
+    <w:lsdException w:unhideWhenUsed="0" w:uiPriority="67" w:semiHidden="0" w:name="Medium Grid 1"/>
+    <w:lsdException w:unhideWhenUsed="0" w:uiPriority="68" w:semiHidden="0" w:name="Medium Grid 2"/>
+    <w:lsdException w:unhideWhenUsed="0" w:uiPriority="69" w:semiHidden="0" w:name="Medium Grid 3"/>
+    <w:lsdException w:unhideWhenUsed="0" w:uiPriority="70" w:semiHidden="0" w:name="Dark List"/>
+    <w:lsdException w:unhideWhenUsed="0" w:uiPriority="71" w:semiHidden="0" w:name="Colorful Shading"/>
+    <w:lsdException w:unhideWhenUsed="0" w:uiPriority="72" w:semiHidden="0" w:name="Colorful List"/>
+    <w:lsdException w:unhideWhenUsed="0" w:uiPriority="73" w:semiHidden="0" w:name="Colorful Grid"/>
+    <w:lsdException w:unhideWhenUsed="0" w:uiPriority="60" w:semiHidden="0" w:name="Light Shading Accent 1"/>
+    <w:lsdException w:unhideWhenUsed="0" w:uiPriority="61" w:semiHidden="0" w:name="Light List Accent 1"/>
+    <w:lsdException w:unhideWhenUsed="0" w:uiPriority="62" w:semiHidden="0" w:name="Light Grid Accent 1"/>
+    <w:lsdException w:unhideWhenUsed="0" w:uiPriority="63" w:semiHidden="0" w:name="Medium Shading 1 Accent 1"/>
+    <w:lsdException w:unhideWhenUsed="0" w:uiPriority="64" w:semiHidden="0" w:name="Medium Shading 2 Accent 1"/>
+    <w:lsdException w:unhideWhenUsed="0" w:uiPriority="65" w:semiHidden="0" w:name="Medium List 1 Accent 1"/>
+    <w:lsdException w:unhideWhenUsed="0" w:uiPriority="66" w:semiHidden="0" w:name="Medium List 2 Accent 1"/>
+    <w:lsdException w:unhideWhenUsed="0" w:uiPriority="67" w:semiHidden="0" w:name="Medium Grid 1 Accent 1"/>
+    <w:lsdException w:unhideWhenUsed="0" w:uiPriority="68" w:semiHidden="0" w:name="Medium Grid 2 Accent 1"/>
+    <w:lsdException w:unhideWhenUsed="0" w:uiPriority="69" w:semiHidden="0" w:name="Medium Grid 3 Accent 1"/>
+    <w:lsdException w:unhideWhenUsed="0" w:uiPriority="70" w:semiHidden="0" w:name="Dark List Accent 1"/>
+    <w:lsdException w:unhideWhenUsed="0" w:uiPriority="71" w:semiHidden="0" w:name="Colorful Shading Accent 1"/>
+    <w:lsdException w:unhideWhenUsed="0" w:uiPriority="72" w:semiHidden="0" w:name="Colorful List Accent 1"/>
+    <w:lsdException w:unhideWhenUsed="0" w:uiPriority="73" w:semiHidden="0" w:name="Colorful Grid Accent 1"/>
+    <w:lsdException w:unhideWhenUsed="0" w:uiPriority="60" w:semiHidden="0" w:name="Light Shading Accent 2"/>
+    <w:lsdException w:unhideWhenUsed="0" w:uiPriority="61" w:semiHidden="0" w:name="Light List Accent 2"/>
+    <w:lsdException w:unhideWhenUsed="0" w:uiPriority="62" w:semiHidden="0" w:name="Light Grid Accent 2"/>
+    <w:lsdException w:unhideWhenUsed="0" w:uiPriority="63" w:semiHidden="0" w:name="Medium Shading 1 Accent 2"/>
+    <w:lsdException w:unhideWhenUsed="0" w:uiPriority="64" w:semiHidden="0" w:name="Medium Shading 2 Accent 2"/>
+    <w:lsdException w:unhideWhenUsed="0" w:uiPriority="65" w:semiHidden="0" w:name="Medium List 1 Accent 2"/>
+    <w:lsdException w:unhideWhenUsed="0" w:uiPriority="66" w:semiHidden="0" w:name="Medium List 2 Accent 2"/>
+    <w:lsdException w:unhideWhenUsed="0" w:uiPriority="67" w:semiHidden="0" w:name="Medium Grid 1 Accent 2"/>
+    <w:lsdException w:unhideWhenUsed="0" w:uiPriority="68" w:semiHidden="0" w:name="Medium Grid 2 Accent 2"/>
+    <w:lsdException w:unhideWhenUsed="0" w:uiPriority="69" w:semiHidden="0" w:name="Medium Grid 3 Accent 2"/>
+    <w:lsdException w:unhideWhenUsed="0" w:uiPriority="70" w:semiHidden="0" w:name="Dark List Accent 2"/>
+    <w:lsdException w:unhideWhenUsed="0" w:uiPriority="71" w:semiHidden="0" w:name="Colorful Shading Accent 2"/>
+    <w:lsdException w:unhideWhenUsed="0" w:uiPriority="72" w:semiHidden="0" w:name="Colorful List Accent 2"/>
+    <w:lsdException w:unhideWhenUsed="0" w:uiPriority="73" w:semiHidden="0" w:name="Colorful Grid Accent 2"/>
+    <w:lsdException w:unhideWhenUsed="0" w:uiPriority="60" w:semiHidden="0" w:name="Light Shading Accent 3"/>
+    <w:lsdException w:unhideWhenUsed="0" w:uiPriority="61" w:semiHidden="0" w:name="Light List Accent 3"/>
+    <w:lsdException w:unhideWhenUsed="0" w:uiPriority="62" w:semiHidden="0" w:name="Light Grid Accent 3"/>
+    <w:lsdException w:unhideWhenUsed="0" w:uiPriority="63" w:semiHidden="0" w:name="Medium Shading 1 Accent 3"/>
+    <w:lsdException w:unhideWhenUsed="0" w:uiPriority="64" w:semiHidden="0" w:name="Medium Shading 2 Accent 3"/>
+    <w:lsdException w:unhideWhenUsed="0" w:uiPriority="65" w:semiHidden="0" w:name="Medium List 1 Accent 3"/>
+    <w:lsdException w:unhideWhenUsed="0" w:uiPriority="66" w:semiHidden="0" w:name="Medium List 2 Accent 3"/>
+    <w:lsdException w:unhideWhenUsed="0" w:uiPriority="67" w:semiHidden="0" w:name="Medium Grid 1 Accent 3"/>
+    <w:lsdException w:unhideWhenUsed="0" w:uiPriority="68" w:semiHidden="0" w:name="Medium Grid 2 Accent 3"/>
+    <w:lsdException w:unhideWhenUsed="0" w:uiPriority="69" w:semiHidden="0" w:name="Medium Grid 3 Accent 3"/>
+    <w:lsdException w:unhideWhenUsed="0" w:uiPriority="70" w:semiHidden="0" w:name="Dark List Accent 3"/>
+    <w:lsdException w:unhideWhenUsed="0" w:uiPriority="71" w:semiHidden="0" w:name="Colorful Shading Accent 3"/>
+    <w:lsdException w:unhideWhenUsed="0" w:uiPriority="72" w:semiHidden="0" w:name="Colorful List Accent 3"/>
+    <w:lsdException w:unhideWhenUsed="0" w:uiPriority="73" w:semiHidden="0" w:name="Colorful Grid Accent 3"/>
+    <w:lsdException w:unhideWhenUsed="0" w:uiPriority="60" w:semiHidden="0" w:name="Light Shading Accent 4"/>
+    <w:lsdException w:unhideWhenUsed="0" w:uiPriority="61" w:semiHidden="0" w:name="Light List Accent 4"/>
+    <w:lsdException w:unhideWhenUsed="0" w:uiPriority="62" w:semiHidden="0" w:name="Light Grid Accent 4"/>
+    <w:lsdException w:unhideWhenUsed="0" w:uiPriority="63" w:semiHidden="0" w:name="Medium Shading 1 Accent 4"/>
+    <w:lsdException w:unhideWhenUsed="0" w:uiPriority="64" w:semiHidden="0" w:name="Medium Shading 2 Accent 4"/>
+    <w:lsdException w:unhideWhenUsed="0" w:uiPriority="65" w:semiHidden="0" w:name="Medium List 1 Accent 4"/>
+    <w:lsdException w:unhideWhenUsed="0" w:uiPriority="66" w:semiHidden="0" w:name="Medium List 2 Accent 4"/>
+    <w:lsdException w:unhideWhenUsed="0" w:uiPriority="67" w:semiHidden="0" w:name="Medium Grid 1 Accent 4"/>
+    <w:lsdException w:unhideWhenUsed="0" w:uiPriority="68" w:semiHidden="0" w:name="Medium Grid 2 Accent 4"/>
+    <w:lsdException w:unhideWhenUsed="0" w:uiPriority="69" w:semiHidden="0" w:name="Medium Grid 3 Accent 4"/>
+    <w:lsdException w:unhideWhenUsed="0" w:uiPriority="70" w:semiHidden="0" w:name="Dark List Accent 4"/>
+    <w:lsdException w:unhideWhenUsed="0" w:uiPriority="71" w:semiHidden="0" w:name="Colorful Shading Accent 4"/>
+    <w:lsdException w:unhideWhenUsed="0" w:uiPriority="72" w:semiHidden="0" w:name="Colorful List Accent 4"/>
+    <w:lsdException w:unhideWhenUsed="0" w:uiPriority="73" w:semiHidden="0" w:name="Colorful Grid Accent 4"/>
+    <w:lsdException w:unhideWhenUsed="0" w:uiPriority="60" w:semiHidden="0" w:name="Light Shading Accent 5"/>
+    <w:lsdException w:unhideWhenUsed="0" w:uiPriority="61" w:semiHidden="0" w:name="Light List Accent 5"/>
+    <w:lsdException w:unhideWhenUsed="0" w:uiPriority="62" w:semiHidden="0" w:name="Light Grid Accent 5"/>
+    <w:lsdException w:unhideWhenUsed="0" w:uiPriority="63" w:semiHidden="0" w:name="Medium Shading 1 Accent 5"/>
+    <w:lsdException w:unhideWhenUsed="0" w:uiPriority="64" w:semiHidden="0" w:name="Medium Shading 2 Accent 5"/>
+    <w:lsdException w:unhideWhenUsed="0" w:uiPriority="65" w:semiHidden="0" w:name="Medium List 1 Accent 5"/>
+    <w:lsdException w:unhideWhenUsed="0" w:uiPriority="66" w:semiHidden="0" w:name="Medium List 2 Accent 5"/>
+    <w:lsdException w:unhideWhenUsed="0" w:uiPriority="67" w:semiHidden="0" w:name="Medium Grid 1 Accent 5"/>
+    <w:lsdException w:unhideWhenUsed="0" w:uiPriority="68" w:semiHidden="0" w:name="Medium Grid 2 Accent 5"/>
+    <w:lsdException w:unhideWhenUsed="0" w:uiPriority="69" w:semiHidden="0" w:name="Medium Grid 3 Accent 5"/>
+    <w:lsdException w:unhideWhenUsed="0" w:uiPriority="70" w:semiHidden="0" w:name="Dark List Accent 5"/>
+    <w:lsdException w:unhideWhenUsed="0" w:uiPriority="71" w:semiHidden="0" w:name="Colorful Shading Accent 5"/>
+    <w:lsdException w:unhideWhenUsed="0" w:uiPriority="72" w:semiHidden="0" w:name="Colorful List Accent 5"/>
+    <w:lsdException w:unhideWhenUsed="0" w:uiPriority="73" w:semiHidden="0" w:name="Colorful Grid Accent 5"/>
+    <w:lsdException w:unhideWhenUsed="0" w:uiPriority="60" w:semiHidden="0" w:name="Light Shading Accent 6"/>
+    <w:lsdException w:unhideWhenUsed="0" w:uiPriority="61" w:semiHidden="0" w:name="Light List Accent 6"/>
+    <w:lsdException w:unhideWhenUsed="0" w:uiPriority="62" w:semiHidden="0" w:name="Light Grid Accent 6"/>
+    <w:lsdException w:unhideWhenUsed="0" w:uiPriority="63" w:semiHidden="0" w:name="Medium Shading 1 Accent 6"/>
+    <w:lsdException w:unhideWhenUsed="0" w:uiPriority="64" w:semiHidden="0" w:name="Medium Shading 2 Accent 6"/>
+    <w:lsdException w:unhideWhenUsed="0" w:uiPriority="65" w:semiHidden="0" w:name="Medium List 1 Accent 6"/>
+    <w:lsdException w:unhideWhenUsed="0" w:uiPriority="66" w:semiHidden="0" w:name="Medium List 2 Accent 6"/>
+    <w:lsdException w:unhideWhenUsed="0" w:uiPriority="67" w:semiHidden="0" w:name="Medium Grid 1 Accent 6"/>
+    <w:lsdException w:unhideWhenUsed="0" w:uiPriority="68" w:semiHidden="0" w:name="Medium Grid 2 Accent 6"/>
+    <w:lsdException w:unhideWhenUsed="0" w:uiPriority="69" w:semiHidden="0" w:name="Medium Grid 3 Accent 6"/>
+    <w:lsdException w:unhideWhenUsed="0" w:uiPriority="70" w:semiHidden="0" w:name="Dark List Accent 6"/>
+    <w:lsdException w:unhideWhenUsed="0" w:uiPriority="71" w:semiHidden="0" w:name="Colorful Shading Accent 6"/>
+    <w:lsdException w:unhideWhenUsed="0" w:uiPriority="72" w:semiHidden="0" w:name="Colorful List Accent 6"/>
+    <w:lsdException w:unhideWhenUsed="0" w:uiPriority="73" w:semiHidden="0" w:name="Colorful Grid Accent 6"/>
   </w:latentStyles>
-  <w:style w:type="paragraph" w:default="1" w:styleId="Normal">
+  <w:style w:type="paragraph" w:default="1" w:styleId="1">
     <w:name w:val="Normal"/>
     <w:qFormat/>
+    <w:uiPriority w:val="0"/>
     <w:pPr>
       <w:kinsoku w:val="0"/>
       <w:autoSpaceDE w:val="0"/>
@@ -6066,7 +5920,7 @@
       <w:textAlignment w:val="baseline"/>
     </w:pPr>
     <w:rPr>
-      <w:rFonts w:ascii="Arial" w:eastAsia="宋体" w:hAnsi="Arial" w:cs="Arial"/>
+      <w:rFonts w:ascii="Arial" w:hAnsi="Arial" w:eastAsia="宋体" w:cs="Arial"/>
       <w:snapToGrid w:val="0"/>
       <w:color w:val="000000"/>
       <w:kern w:val="0"/>
@@ -6075,11 +5929,12 @@
       <w:lang w:val="en-US" w:eastAsia="en-US" w:bidi="ar-SA"/>
     </w:rPr>
   </w:style>
-  <w:style w:type="paragraph" w:styleId="Heading1">
+  <w:style w:type="paragraph" w:styleId="2">
     <w:name w:val="heading 1"/>
-    <w:basedOn w:val="Normal"/>
-    <w:next w:val="Normal"/>
+    <w:basedOn w:val="1"/>
+    <w:next w:val="1"/>
     <w:qFormat/>
+    <w:uiPriority w:val="0"/>
     <w:pPr>
       <w:keepNext/>
       <w:keepLines/>
@@ -6097,12 +5952,13 @@
       <w:sz w:val="44"/>
     </w:rPr>
   </w:style>
-  <w:style w:type="paragraph" w:styleId="Heading2">
+  <w:style w:type="paragraph" w:styleId="3">
     <w:name w:val="heading 2"/>
-    <w:basedOn w:val="Normal"/>
-    <w:next w:val="Normal"/>
+    <w:basedOn w:val="1"/>
+    <w:next w:val="1"/>
     <w:unhideWhenUsed/>
     <w:qFormat/>
+    <w:uiPriority w:val="0"/>
     <w:pPr>
       <w:keepNext/>
       <w:keepLines/>
@@ -6115,18 +5971,19 @@
       <w:outlineLvl w:val="1"/>
     </w:pPr>
     <w:rPr>
-      <w:rFonts w:ascii="Arial" w:eastAsia="黑体" w:hAnsi="Arial"/>
+      <w:rFonts w:ascii="Arial" w:hAnsi="Arial" w:eastAsia="黑体"/>
       <w:b/>
       <w:sz w:val="32"/>
     </w:rPr>
   </w:style>
-  <w:style w:type="paragraph" w:styleId="Heading3">
+  <w:style w:type="paragraph" w:styleId="4">
     <w:name w:val="heading 3"/>
-    <w:basedOn w:val="Normal"/>
-    <w:next w:val="Normal"/>
+    <w:basedOn w:val="1"/>
+    <w:next w:val="1"/>
     <w:semiHidden/>
     <w:unhideWhenUsed/>
     <w:qFormat/>
+    <w:uiPriority w:val="0"/>
     <w:pPr>
       <w:keepNext/>
       <w:keepLines/>
@@ -6143,12 +6000,13 @@
       <w:sz w:val="32"/>
     </w:rPr>
   </w:style>
-  <w:style w:type="paragraph" w:styleId="Heading4">
+  <w:style w:type="paragraph" w:styleId="5">
     <w:name w:val="heading 4"/>
-    <w:basedOn w:val="Normal"/>
-    <w:next w:val="Normal"/>
+    <w:basedOn w:val="1"/>
+    <w:next w:val="1"/>
     <w:unhideWhenUsed/>
     <w:qFormat/>
+    <w:uiPriority w:val="0"/>
     <w:pPr>
       <w:keepNext/>
       <w:keepLines/>
@@ -6161,18 +6019,19 @@
       <w:outlineLvl w:val="3"/>
     </w:pPr>
     <w:rPr>
-      <w:rFonts w:ascii="Arial" w:eastAsia="黑体" w:hAnsi="Arial"/>
+      <w:rFonts w:ascii="Arial" w:hAnsi="Arial" w:eastAsia="黑体"/>
       <w:b/>
       <w:sz w:val="28"/>
     </w:rPr>
   </w:style>
-  <w:style w:type="paragraph" w:styleId="Heading5">
+  <w:style w:type="paragraph" w:styleId="6">
     <w:name w:val="heading 5"/>
-    <w:basedOn w:val="Normal"/>
-    <w:next w:val="Normal"/>
+    <w:basedOn w:val="1"/>
+    <w:next w:val="1"/>
     <w:semiHidden/>
     <w:unhideWhenUsed/>
     <w:qFormat/>
+    <w:uiPriority w:val="0"/>
     <w:pPr>
       <w:keepNext/>
       <w:keepLines/>
@@ -6189,13 +6048,14 @@
       <w:sz w:val="28"/>
     </w:rPr>
   </w:style>
-  <w:style w:type="paragraph" w:styleId="Heading6">
+  <w:style w:type="paragraph" w:styleId="7">
     <w:name w:val="heading 6"/>
-    <w:basedOn w:val="Normal"/>
-    <w:next w:val="Normal"/>
+    <w:basedOn w:val="1"/>
+    <w:next w:val="1"/>
     <w:semiHidden/>
     <w:unhideWhenUsed/>
     <w:qFormat/>
+    <w:uiPriority w:val="0"/>
     <w:pPr>
       <w:keepNext/>
       <w:keepLines/>
@@ -6208,18 +6068,19 @@
       <w:outlineLvl w:val="5"/>
     </w:pPr>
     <w:rPr>
-      <w:rFonts w:ascii="Arial" w:eastAsia="黑体" w:hAnsi="Arial"/>
+      <w:rFonts w:ascii="Arial" w:hAnsi="Arial" w:eastAsia="黑体"/>
       <w:b/>
       <w:sz w:val="24"/>
     </w:rPr>
   </w:style>
-  <w:style w:type="paragraph" w:styleId="Heading7">
+  <w:style w:type="paragraph" w:styleId="8">
     <w:name w:val="heading 7"/>
-    <w:basedOn w:val="Normal"/>
-    <w:next w:val="Normal"/>
+    <w:basedOn w:val="1"/>
+    <w:next w:val="1"/>
     <w:semiHidden/>
     <w:unhideWhenUsed/>
     <w:qFormat/>
+    <w:uiPriority w:val="0"/>
     <w:pPr>
       <w:keepNext/>
       <w:keepLines/>
@@ -6236,13 +6097,14 @@
       <w:sz w:val="24"/>
     </w:rPr>
   </w:style>
-  <w:style w:type="paragraph" w:styleId="Heading8">
+  <w:style w:type="paragraph" w:styleId="9">
     <w:name w:val="heading 8"/>
-    <w:basedOn w:val="Normal"/>
-    <w:next w:val="Normal"/>
+    <w:basedOn w:val="1"/>
+    <w:next w:val="1"/>
     <w:semiHidden/>
     <w:unhideWhenUsed/>
     <w:qFormat/>
+    <w:uiPriority w:val="0"/>
     <w:pPr>
       <w:keepNext/>
       <w:keepLines/>
@@ -6255,17 +6117,18 @@
       <w:outlineLvl w:val="7"/>
     </w:pPr>
     <w:rPr>
-      <w:rFonts w:ascii="Arial" w:eastAsia="黑体" w:hAnsi="Arial"/>
+      <w:rFonts w:ascii="Arial" w:hAnsi="Arial" w:eastAsia="黑体"/>
       <w:sz w:val="24"/>
     </w:rPr>
   </w:style>
-  <w:style w:type="paragraph" w:styleId="Heading9">
+  <w:style w:type="paragraph" w:styleId="10">
     <w:name w:val="heading 9"/>
-    <w:basedOn w:val="Normal"/>
-    <w:next w:val="Normal"/>
+    <w:basedOn w:val="1"/>
+    <w:next w:val="1"/>
     <w:semiHidden/>
     <w:unhideWhenUsed/>
     <w:qFormat/>
+    <w:uiPriority w:val="0"/>
     <w:pPr>
       <w:keepNext/>
       <w:keepLines/>
@@ -6278,19 +6141,21 @@
       <w:outlineLvl w:val="8"/>
     </w:pPr>
     <w:rPr>
-      <w:rFonts w:ascii="Arial" w:eastAsia="黑体" w:hAnsi="Arial"/>
+      <w:rFonts w:ascii="Arial" w:hAnsi="Arial" w:eastAsia="黑体"/>
       <w:sz w:val="21"/>
     </w:rPr>
   </w:style>
-  <w:style w:type="character" w:default="1" w:styleId="DefaultParagraphFont">
+  <w:style w:type="character" w:default="1" w:styleId="22">
     <w:name w:val="Default Paragraph Font"/>
     <w:semiHidden/>
     <w:qFormat/>
+    <w:uiPriority w:val="0"/>
   </w:style>
-  <w:style w:type="table" w:default="1" w:styleId="TableNormal">
+  <w:style w:type="table" w:default="1" w:styleId="20">
     <w:name w:val="Normal Table"/>
     <w:semiHidden/>
     <w:qFormat/>
+    <w:uiPriority w:val="0"/>
     <w:tblPr>
       <w:tblCellMar>
         <w:top w:w="0" w:type="dxa"/>
@@ -6300,39 +6165,43 @@
       </w:tblCellMar>
     </w:tblPr>
   </w:style>
-  <w:style w:type="paragraph" w:styleId="CommentText">
+  <w:style w:type="paragraph" w:styleId="11">
     <w:name w:val="annotation text"/>
-    <w:basedOn w:val="Normal"/>
+    <w:basedOn w:val="1"/>
     <w:qFormat/>
+    <w:uiPriority w:val="0"/>
     <w:pPr>
       <w:jc w:val="left"/>
     </w:pPr>
   </w:style>
-  <w:style w:type="paragraph" w:styleId="BodyText">
+  <w:style w:type="paragraph" w:styleId="12">
     <w:name w:val="Body Text"/>
-    <w:basedOn w:val="Normal"/>
+    <w:basedOn w:val="1"/>
     <w:semiHidden/>
     <w:qFormat/>
+    <w:uiPriority w:val="0"/>
     <w:rPr>
-      <w:rFonts w:ascii="Arial" w:eastAsia="Arial" w:hAnsi="Arial" w:cs="Arial"/>
+      <w:rFonts w:ascii="Arial" w:hAnsi="Arial" w:eastAsia="Arial" w:cs="Arial"/>
       <w:sz w:val="21"/>
       <w:szCs w:val="21"/>
       <w:lang w:val="en-US" w:eastAsia="en-US" w:bidi="ar-SA"/>
     </w:rPr>
   </w:style>
-  <w:style w:type="paragraph" w:styleId="TOC3">
+  <w:style w:type="paragraph" w:styleId="13">
     <w:name w:val="toc 3"/>
-    <w:basedOn w:val="Normal"/>
-    <w:next w:val="Normal"/>
+    <w:basedOn w:val="1"/>
+    <w:next w:val="1"/>
     <w:qFormat/>
+    <w:uiPriority w:val="0"/>
     <w:pPr>
       <w:ind w:left="840" w:leftChars="400"/>
     </w:pPr>
   </w:style>
-  <w:style w:type="paragraph" w:styleId="Footer">
+  <w:style w:type="paragraph" w:styleId="14">
     <w:name w:val="footer"/>
-    <w:basedOn w:val="Normal"/>
+    <w:basedOn w:val="1"/>
     <w:qFormat/>
+    <w:uiPriority w:val="0"/>
     <w:pPr>
       <w:tabs>
         <w:tab w:val="center" w:pos="4153"/>
@@ -6345,16 +6214,17 @@
       <w:sz w:val="18"/>
     </w:rPr>
   </w:style>
-  <w:style w:type="paragraph" w:styleId="Header">
+  <w:style w:type="paragraph" w:styleId="15">
     <w:name w:val="header"/>
-    <w:basedOn w:val="Normal"/>
+    <w:basedOn w:val="1"/>
     <w:qFormat/>
+    <w:uiPriority w:val="0"/>
     <w:pPr>
       <w:pBdr>
-        <w:top w:val="nil"/>
-        <w:left w:val="nil"/>
-        <w:bottom w:val="nil"/>
-        <w:right w:val="nil"/>
+        <w:top w:val="none" w:color="auto" w:sz="0" w:space="0"/>
+        <w:left w:val="none" w:color="auto" w:sz="0" w:space="0"/>
+        <w:bottom w:val="none" w:color="auto" w:sz="0" w:space="0"/>
+        <w:right w:val="none" w:color="auto" w:sz="0" w:space="0"/>
       </w:pBdr>
       <w:tabs>
         <w:tab w:val="center" w:pos="4153"/>
@@ -6369,37 +6239,41 @@
       <w:sz w:val="18"/>
     </w:rPr>
   </w:style>
-  <w:style w:type="paragraph" w:styleId="TOC1">
+  <w:style w:type="paragraph" w:styleId="16">
     <w:name w:val="toc 1"/>
-    <w:basedOn w:val="Normal"/>
-    <w:next w:val="Normal"/>
+    <w:basedOn w:val="1"/>
+    <w:next w:val="1"/>
     <w:qFormat/>
+    <w:uiPriority w:val="0"/>
     <w:rPr>
-      <w:rFonts w:ascii="Arial" w:eastAsia="Microsoft JhengHei" w:hAnsi="Arial"/>
+      <w:rFonts w:ascii="Arial" w:hAnsi="Arial" w:eastAsia="Microsoft JhengHei"/>
       <w:sz w:val="24"/>
     </w:rPr>
   </w:style>
-  <w:style w:type="paragraph" w:styleId="TOC2">
+  <w:style w:type="paragraph" w:styleId="17">
     <w:name w:val="toc 2"/>
-    <w:basedOn w:val="Normal"/>
-    <w:next w:val="Normal"/>
+    <w:basedOn w:val="1"/>
+    <w:next w:val="1"/>
     <w:qFormat/>
+    <w:uiPriority w:val="0"/>
     <w:pPr>
       <w:ind w:left="420" w:leftChars="200"/>
     </w:pPr>
   </w:style>
-  <w:style w:type="paragraph" w:styleId="NormalWeb">
+  <w:style w:type="paragraph" w:styleId="18">
     <w:name w:val="Normal (Web)"/>
-    <w:basedOn w:val="Normal"/>
+    <w:basedOn w:val="1"/>
     <w:qFormat/>
+    <w:uiPriority w:val="0"/>
     <w:rPr>
       <w:sz w:val="24"/>
     </w:rPr>
   </w:style>
-  <w:style w:type="paragraph" w:styleId="Title">
+  <w:style w:type="paragraph" w:styleId="19">
     <w:name w:val="Title"/>
-    <w:basedOn w:val="Normal"/>
+    <w:basedOn w:val="1"/>
     <w:qFormat/>
+    <w:uiPriority w:val="0"/>
     <w:pPr>
       <w:spacing w:before="240" w:beforeLines="0" w:beforeAutospacing="0" w:after="60" w:afterLines="0" w:afterAutospacing="0"/>
       <w:jc w:val="center"/>
@@ -6411,38 +6285,41 @@
       <w:sz w:val="32"/>
     </w:rPr>
   </w:style>
-  <w:style w:type="table" w:styleId="TableGrid">
+  <w:style w:type="table" w:styleId="21">
     <w:name w:val="Table Grid"/>
-    <w:basedOn w:val="TableNormal"/>
+    <w:basedOn w:val="20"/>
     <w:qFormat/>
+    <w:uiPriority w:val="0"/>
     <w:pPr>
       <w:widowControl w:val="0"/>
       <w:jc w:val="both"/>
     </w:pPr>
     <w:tblPr>
       <w:tblBorders>
-        <w:top w:val="single" w:sz="4" w:space="0" w:color="auto"/>
-        <w:left w:val="single" w:sz="4" w:space="0" w:color="auto"/>
-        <w:bottom w:val="single" w:sz="4" w:space="0" w:color="auto"/>
-        <w:right w:val="single" w:sz="4" w:space="0" w:color="auto"/>
-        <w:insideH w:val="single" w:sz="4" w:space="0" w:color="auto"/>
-        <w:insideV w:val="single" w:sz="4" w:space="0" w:color="auto"/>
+        <w:top w:val="single" w:color="auto" w:sz="4" w:space="0"/>
+        <w:left w:val="single" w:color="auto" w:sz="4" w:space="0"/>
+        <w:bottom w:val="single" w:color="auto" w:sz="4" w:space="0"/>
+        <w:right w:val="single" w:color="auto" w:sz="4" w:space="0"/>
+        <w:insideH w:val="single" w:color="auto" w:sz="4" w:space="0"/>
+        <w:insideV w:val="single" w:color="auto" w:sz="4" w:space="0"/>
       </w:tblBorders>
     </w:tblPr>
   </w:style>
-  <w:style w:type="character" w:styleId="Strong">
+  <w:style w:type="character" w:styleId="23">
     <w:name w:val="Strong"/>
-    <w:basedOn w:val="DefaultParagraphFont"/>
+    <w:basedOn w:val="22"/>
     <w:qFormat/>
+    <w:uiPriority w:val="0"/>
     <w:rPr>
       <w:b/>
     </w:rPr>
   </w:style>
-  <w:style w:type="table" w:customStyle="1" w:styleId="TableNormal0">
+  <w:style w:type="table" w:customStyle="1" w:styleId="24">
     <w:name w:val="Table Normal_0"/>
     <w:semiHidden/>
     <w:unhideWhenUsed/>
     <w:qFormat/>
+    <w:uiPriority w:val="0"/>
     <w:tblPr>
       <w:tblCellMar>
         <w:top w:w="0" w:type="dxa"/>
@@ -6452,81 +6329,87 @@
       </w:tblCellMar>
     </w:tblPr>
   </w:style>
-  <w:style w:type="paragraph" w:customStyle="1" w:styleId="TableText">
+  <w:style w:type="paragraph" w:customStyle="1" w:styleId="25">
     <w:name w:val="Table Text"/>
-    <w:basedOn w:val="Normal"/>
+    <w:basedOn w:val="1"/>
     <w:semiHidden/>
     <w:qFormat/>
+    <w:uiPriority w:val="0"/>
     <w:rPr>
-      <w:rFonts w:ascii="宋体" w:eastAsia="宋体" w:hAnsi="宋体" w:cs="宋体"/>
+      <w:rFonts w:ascii="宋体" w:hAnsi="宋体" w:eastAsia="宋体" w:cs="宋体"/>
       <w:sz w:val="21"/>
       <w:szCs w:val="21"/>
       <w:lang w:val="en-US" w:eastAsia="en-US" w:bidi="ar-SA"/>
     </w:rPr>
   </w:style>
-  <w:style w:type="paragraph" w:customStyle="1" w:styleId="1">
+  <w:style w:type="paragraph" w:customStyle="1" w:styleId="26">
     <w:name w:val="柴_标题1"/>
-    <w:basedOn w:val="Heading1"/>
-    <w:next w:val="a"/>
-    <w:link w:val="1Char"/>
+    <w:basedOn w:val="2"/>
+    <w:next w:val="27"/>
+    <w:link w:val="38"/>
     <w:qFormat/>
+    <w:uiPriority w:val="0"/>
     <w:pPr>
       <w:spacing w:before="100" w:after="90" w:line="360" w:lineRule="auto"/>
     </w:pPr>
     <w:rPr>
-      <w:rFonts w:ascii="Arial" w:eastAsia="宋体" w:hAnsi="Arial"/>
+      <w:rFonts w:ascii="Arial" w:hAnsi="Arial" w:eastAsia="宋体"/>
       <w:sz w:val="32"/>
     </w:rPr>
   </w:style>
-  <w:style w:type="paragraph" w:customStyle="1" w:styleId="a">
+  <w:style w:type="paragraph" w:customStyle="1" w:styleId="27">
     <w:name w:val="柴_正文"/>
-    <w:basedOn w:val="BodyText"/>
-    <w:link w:val="Char"/>
+    <w:basedOn w:val="12"/>
+    <w:link w:val="41"/>
     <w:qFormat/>
+    <w:uiPriority w:val="0"/>
     <w:pPr>
       <w:spacing w:line="360" w:lineRule="auto"/>
       <w:ind w:firstLine="470" w:firstLineChars="200"/>
     </w:pPr>
     <w:rPr>
-      <w:rFonts w:ascii="Arial" w:eastAsia="宋体" w:hAnsi="Arial"/>
+      <w:rFonts w:ascii="Arial" w:hAnsi="Arial" w:eastAsia="宋体"/>
       <w:sz w:val="24"/>
       <w:lang w:eastAsia="zh-CN"/>
     </w:rPr>
   </w:style>
-  <w:style w:type="paragraph" w:customStyle="1" w:styleId="2">
+  <w:style w:type="paragraph" w:customStyle="1" w:styleId="28">
     <w:name w:val="柴_标题2"/>
-    <w:basedOn w:val="Heading2"/>
-    <w:next w:val="a"/>
+    <w:basedOn w:val="3"/>
+    <w:next w:val="27"/>
     <w:qFormat/>
+    <w:uiPriority w:val="0"/>
     <w:pPr>
       <w:spacing w:line="360" w:lineRule="auto"/>
     </w:pPr>
     <w:rPr>
-      <w:rFonts w:ascii="Arial" w:eastAsia="宋体" w:hAnsi="Arial"/>
+      <w:rFonts w:ascii="Arial" w:hAnsi="Arial" w:eastAsia="宋体"/>
       <w:sz w:val="28"/>
     </w:rPr>
   </w:style>
-  <w:style w:type="paragraph" w:customStyle="1" w:styleId="3">
+  <w:style w:type="paragraph" w:customStyle="1" w:styleId="29">
     <w:name w:val="柴_标题3"/>
-    <w:basedOn w:val="Heading3"/>
-    <w:next w:val="a"/>
+    <w:basedOn w:val="4"/>
+    <w:next w:val="27"/>
     <w:qFormat/>
+    <w:uiPriority w:val="0"/>
     <w:pPr>
       <w:spacing w:line="360" w:lineRule="auto"/>
       <w:ind w:left="0" w:firstLine="472" w:firstLineChars="200"/>
     </w:pPr>
     <w:rPr>
-      <w:rFonts w:ascii="宋体" w:eastAsia="宋体" w:hAnsi="宋体" w:cs="宋体"/>
+      <w:rFonts w:ascii="宋体" w:hAnsi="宋体" w:eastAsia="宋体" w:cs="宋体"/>
       <w:spacing w:val="-2"/>
       <w:sz w:val="24"/>
       <w:szCs w:val="24"/>
     </w:rPr>
   </w:style>
-  <w:style w:type="paragraph" w:customStyle="1" w:styleId="a0">
+  <w:style w:type="paragraph" w:customStyle="1" w:styleId="30">
     <w:name w:val="柴_目录"/>
-    <w:basedOn w:val="Normal"/>
-    <w:next w:val="BodyText"/>
+    <w:basedOn w:val="1"/>
+    <w:next w:val="12"/>
     <w:qFormat/>
+    <w:uiPriority w:val="0"/>
     <w:pPr>
       <w:tabs>
         <w:tab w:val="right" w:leader="dot" w:pos="8442"/>
@@ -6534,89 +6417,96 @@
       <w:ind w:left="0" w:leftChars="0"/>
     </w:pPr>
     <w:rPr>
-      <w:rFonts w:ascii="Arial" w:eastAsia="Microsoft JhengHei" w:hAnsi="Arial"/>
+      <w:rFonts w:ascii="Arial" w:hAnsi="Arial" w:eastAsia="Microsoft JhengHei"/>
       <w:sz w:val="24"/>
     </w:rPr>
   </w:style>
-  <w:style w:type="paragraph" w:customStyle="1" w:styleId="a1">
+  <w:style w:type="paragraph" w:customStyle="1" w:styleId="31">
     <w:name w:val="柴_公司名"/>
-    <w:basedOn w:val="Title"/>
+    <w:basedOn w:val="19"/>
     <w:qFormat/>
+    <w:uiPriority w:val="0"/>
     <w:pPr>
       <w:spacing w:after="600" w:afterLines="600"/>
     </w:pPr>
     <w:rPr>
-      <w:rFonts w:ascii="宋体" w:eastAsia="宋体" w:hAnsi="宋体" w:cs="宋体" w:hint="eastAsia"/>
+      <w:rFonts w:hint="eastAsia" w:ascii="宋体" w:hAnsi="宋体" w:eastAsia="宋体" w:cs="宋体"/>
       <w:bCs/>
       <w:spacing w:val="-6"/>
       <w:sz w:val="52"/>
       <w:szCs w:val="52"/>
     </w:rPr>
   </w:style>
-  <w:style w:type="paragraph" w:customStyle="1" w:styleId="a2">
+  <w:style w:type="paragraph" w:customStyle="1" w:styleId="32">
     <w:name w:val="柴_文档名"/>
-    <w:basedOn w:val="Title"/>
+    <w:basedOn w:val="19"/>
     <w:qFormat/>
+    <w:uiPriority w:val="0"/>
     <w:pPr>
       <w:spacing w:after="900" w:afterLines="900"/>
     </w:pPr>
     <w:rPr>
-      <w:rFonts w:ascii="黑体" w:eastAsia="黑体" w:hAnsi="黑体" w:cs="黑体"/>
+      <w:rFonts w:ascii="黑体" w:hAnsi="黑体" w:eastAsia="黑体" w:cs="黑体"/>
       <w:bCs/>
       <w:spacing w:val="-7"/>
       <w:sz w:val="52"/>
       <w:szCs w:val="52"/>
     </w:rPr>
   </w:style>
-  <w:style w:type="paragraph" w:customStyle="1" w:styleId="WPSOffice1">
+  <w:style w:type="paragraph" w:customStyle="1" w:styleId="33">
     <w:name w:val="WPSOffice手动目录 1"/>
     <w:qFormat/>
+    <w:uiPriority w:val="0"/>
     <w:pPr>
       <w:ind w:leftChars="0"/>
     </w:pPr>
     <w:rPr>
-      <w:rFonts w:ascii="Times New Roman" w:eastAsia="宋体" w:hAnsi="Times New Roman" w:cs="Times New Roman"/>
+      <w:rFonts w:ascii="Times New Roman" w:hAnsi="Times New Roman" w:eastAsia="宋体" w:cs="Times New Roman"/>
       <w:sz w:val="20"/>
       <w:szCs w:val="20"/>
     </w:rPr>
   </w:style>
-  <w:style w:type="paragraph" w:customStyle="1" w:styleId="WPSOffice2">
+  <w:style w:type="paragraph" w:customStyle="1" w:styleId="34">
     <w:name w:val="WPSOffice手动目录 2"/>
     <w:qFormat/>
+    <w:uiPriority w:val="0"/>
     <w:pPr>
       <w:ind w:leftChars="200"/>
     </w:pPr>
     <w:rPr>
-      <w:rFonts w:ascii="Times New Roman" w:eastAsia="宋体" w:hAnsi="Times New Roman" w:cs="Times New Roman"/>
+      <w:rFonts w:ascii="Times New Roman" w:hAnsi="Times New Roman" w:eastAsia="宋体" w:cs="Times New Roman"/>
       <w:sz w:val="20"/>
       <w:szCs w:val="20"/>
     </w:rPr>
   </w:style>
-  <w:style w:type="paragraph" w:customStyle="1" w:styleId="WPSOffice3">
+  <w:style w:type="paragraph" w:customStyle="1" w:styleId="35">
     <w:name w:val="WPSOffice手动目录 3"/>
     <w:qFormat/>
+    <w:uiPriority w:val="0"/>
     <w:pPr>
       <w:ind w:leftChars="400"/>
     </w:pPr>
     <w:rPr>
-      <w:rFonts w:ascii="Times New Roman" w:eastAsia="宋体" w:hAnsi="Times New Roman" w:cs="Times New Roman"/>
+      <w:rFonts w:ascii="Times New Roman" w:hAnsi="Times New Roman" w:eastAsia="宋体" w:cs="Times New Roman"/>
       <w:sz w:val="20"/>
       <w:szCs w:val="20"/>
     </w:rPr>
   </w:style>
-  <w:style w:type="paragraph" w:customStyle="1" w:styleId="Compact">
+  <w:style w:type="paragraph" w:customStyle="1" w:styleId="36">
     <w:name w:val="Compact"/>
-    <w:basedOn w:val="BodyText"/>
+    <w:basedOn w:val="12"/>
     <w:qFormat/>
+    <w:uiPriority w:val="0"/>
     <w:pPr>
       <w:spacing w:before="36" w:after="36"/>
     </w:pPr>
   </w:style>
-  <w:style w:type="table" w:customStyle="1" w:styleId="Table">
+  <w:style w:type="table" w:customStyle="1" w:styleId="37">
     <w:name w:val="Table"/>
     <w:semiHidden/>
     <w:unhideWhenUsed/>
     <w:qFormat/>
+    <w:uiPriority w:val="0"/>
     <w:tblPr>
       <w:tblCellMar>
         <w:top w:w="0" w:type="dxa"/>
@@ -6628,25 +6518,27 @@
     <w:tblStylePr w:type="firstRow">
       <w:tcPr>
         <w:tcBorders>
-          <w:bottom w:val="single" w:sz="0" w:space="0" w:color="auto"/>
+          <w:bottom w:val="single" w:color="auto" w:sz="0" w:space="0"/>
         </w:tcBorders>
         <w:vAlign w:val="bottom"/>
       </w:tcPr>
     </w:tblStylePr>
   </w:style>
-  <w:style w:type="character" w:customStyle="1" w:styleId="1Char">
+  <w:style w:type="character" w:customStyle="1" w:styleId="38">
     <w:name w:val="柴_标题1 Char"/>
-    <w:link w:val="1"/>
+    <w:link w:val="26"/>
     <w:qFormat/>
+    <w:uiPriority w:val="0"/>
     <w:rPr>
-      <w:rFonts w:ascii="Arial" w:eastAsia="宋体" w:hAnsi="Arial"/>
+      <w:rFonts w:ascii="Arial" w:hAnsi="Arial" w:eastAsia="宋体"/>
       <w:sz w:val="32"/>
     </w:rPr>
   </w:style>
-  <w:style w:type="paragraph" w:customStyle="1" w:styleId="a3">
+  <w:style w:type="paragraph" w:customStyle="1" w:styleId="39">
     <w:name w:val="柴_正文_无缩进"/>
-    <w:basedOn w:val="Normal"/>
+    <w:basedOn w:val="1"/>
     <w:qFormat/>
+    <w:uiPriority w:val="0"/>
     <w:pPr>
       <w:ind w:firstLine="0" w:firstLineChars="0"/>
     </w:pPr>
@@ -6656,29 +6548,31 @@
       <w:lang w:eastAsia="zh-CN"/>
     </w:rPr>
   </w:style>
-  <w:style w:type="paragraph" w:customStyle="1" w:styleId="4">
+  <w:style w:type="paragraph" w:customStyle="1" w:styleId="40">
     <w:name w:val="柴_标题4"/>
-    <w:basedOn w:val="Heading4"/>
-    <w:next w:val="Normal"/>
+    <w:basedOn w:val="5"/>
+    <w:next w:val="1"/>
     <w:qFormat/>
+    <w:uiPriority w:val="0"/>
     <w:pPr>
       <w:widowControl w:val="0"/>
       <w:spacing w:before="160" w:line="360" w:lineRule="auto"/>
-      <w:ind w:left="981" w:hanging="862" w:leftChars="300"/>
+      <w:ind w:left="981" w:leftChars="300" w:hanging="862"/>
     </w:pPr>
     <w:rPr>
-      <w:rFonts w:ascii="Calibri" w:eastAsia="宋体" w:hAnsi="Calibri" w:cs="宋体" w:hint="eastAsia"/>
+      <w:rFonts w:hint="eastAsia" w:ascii="Calibri" w:hAnsi="Calibri" w:eastAsia="宋体" w:cs="宋体"/>
       <w:sz w:val="24"/>
       <w:szCs w:val="24"/>
       <w:lang w:eastAsia="zh-CN" w:bidi="zh-CN"/>
     </w:rPr>
   </w:style>
-  <w:style w:type="character" w:customStyle="1" w:styleId="Char">
+  <w:style w:type="character" w:customStyle="1" w:styleId="41">
     <w:name w:val="柴_正文 Char"/>
-    <w:link w:val="a"/>
+    <w:link w:val="27"/>
     <w:qFormat/>
+    <w:uiPriority w:val="0"/>
     <w:rPr>
-      <w:rFonts w:ascii="Arial" w:eastAsia="宋体" w:hAnsi="Arial"/>
+      <w:rFonts w:ascii="Arial" w:hAnsi="Arial" w:eastAsia="宋体"/>
       <w:sz w:val="24"/>
       <w:lang w:eastAsia="zh-CN"/>
     </w:rPr>
